--- a/acreditacion/archivos/dac-propuesta-reglamento-sistema-aseguramiento-calidad-institucional-(18-06-2026).docx
+++ b/acreditacion/archivos/dac-propuesta-reglamento-sistema-aseguramiento-calidad-institucional-(18-06-2026).docx
@@ -1,6 +1,6 @@
 
 <file path=word/document.xml><?xml version="1.0" encoding="utf-8"?>
-<w:document xmlns:wpc="http://schemas.microsoft.com/office/word/2010/wordprocessingCanvas" xmlns:cx="http://schemas.microsoft.com/office/drawing/2014/chartex" xmlns:cx1="http://schemas.microsoft.com/office/drawing/2015/9/8/chartex" xmlns:cx2="http://schemas.microsoft.com/office/drawing/2015/10/21/chartex" xmlns:cx3="http://schemas.microsoft.com/office/drawing/2016/5/9/chartex" xmlns:cx4="http://schemas.microsoft.com/office/drawing/2016/5/10/chartex" xmlns:cx5="http://schemas.microsoft.com/office/drawing/2016/5/11/chartex" xmlns:cx6="http://schemas.microsoft.com/office/drawing/2016/5/12/chartex" xmlns:cx7="http://schemas.microsoft.com/office/drawing/2016/5/13/chartex" xmlns:cx8="http://schemas.microsoft.com/office/drawing/2016/5/14/chartex" xmlns:mc="http://schemas.openxmlformats.org/markup-compatibility/2006" xmlns:aink="http://schemas.microsoft.com/office/drawing/2016/ink" xmlns:am3d="http://schemas.microsoft.com/office/drawing/2017/model3d" xmlns:o="urn:schemas-microsoft-com:office:office" xmlns:r="http://schemas.openxmlformats.org/officeDocument/2006/relationships" xmlns:m="http://schemas.openxmlformats.org/officeDocument/2006/math" xmlns:v="urn:schemas-microsoft-com:vml" xmlns:wp14="http://schemas.microsoft.com/office/word/2010/wordprocessingDrawing" xmlns:wp="http://schemas.openxmlformats.org/drawingml/2006/wordprocessingDrawing" xmlns:w10="urn:schemas-microsoft-com:office:word" xmlns:w="http://schemas.openxmlformats.org/wordprocessingml/2006/main" xmlns:w14="http://schemas.microsoft.com/office/word/2010/wordml" xmlns:w15="http://schemas.microsoft.com/office/word/2012/wordml" xmlns:w16cex="http://schemas.microsoft.com/office/word/2018/wordml/cex" xmlns:w16cid="http://schemas.microsoft.com/office/word/2016/wordml/cid" xmlns:w16="http://schemas.microsoft.com/office/word/2018/wordml" xmlns:w16sdtdh="http://schemas.microsoft.com/office/word/2020/wordml/sdtdatahash" xmlns:w16se="http://schemas.microsoft.com/office/word/2015/wordml/symex" xmlns:wpg="http://schemas.microsoft.com/office/word/2010/wordprocessingGroup" xmlns:wpi="http://schemas.microsoft.com/office/word/2010/wordprocessingInk" xmlns:wne="http://schemas.microsoft.com/office/word/2006/wordml" xmlns:wps="http://schemas.microsoft.com/office/word/2010/wordprocessingShape" mc:Ignorable="w14 w15 w16se w16cid w16 w16cex w16sdtdh wp14">
+<w:document xmlns:wpc="http://schemas.microsoft.com/office/word/2010/wordprocessingCanvas" xmlns:cx="http://schemas.microsoft.com/office/drawing/2014/chartex" xmlns:cx1="http://schemas.microsoft.com/office/drawing/2015/9/8/chartex" xmlns:cx2="http://schemas.microsoft.com/office/drawing/2015/10/21/chartex" xmlns:cx3="http://schemas.microsoft.com/office/drawing/2016/5/9/chartex" xmlns:cx4="http://schemas.microsoft.com/office/drawing/2016/5/10/chartex" xmlns:cx5="http://schemas.microsoft.com/office/drawing/2016/5/11/chartex" xmlns:cx6="http://schemas.microsoft.com/office/drawing/2016/5/12/chartex" xmlns:cx7="http://schemas.microsoft.com/office/drawing/2016/5/13/chartex" xmlns:cx8="http://schemas.microsoft.com/office/drawing/2016/5/14/chartex" xmlns:mc="http://schemas.openxmlformats.org/markup-compatibility/2006" xmlns:m="http://schemas.openxmlformats.org/officeDocument/2006/math" xmlns:aink="http://schemas.microsoft.com/office/drawing/2016/ink" xmlns:am3d="http://schemas.microsoft.com/office/drawing/2017/model3d" xmlns:oel="http://schemas.microsoft.com/office/2019/extlst" xmlns:r="http://schemas.openxmlformats.org/officeDocument/2006/relationships" xmlns:wp14="http://schemas.microsoft.com/office/word/2010/wordprocessingDrawing" xmlns:wp="http://schemas.openxmlformats.org/drawingml/2006/wordprocessingDrawing" xmlns:wpg="http://schemas.microsoft.com/office/word/2010/wordprocessingGroup" xmlns:wpi="http://schemas.microsoft.com/office/word/2010/wordprocessingInk" xmlns:wps="http://schemas.microsoft.com/office/word/2010/wordprocessingShape" xmlns:o="urn:schemas-microsoft-com:office:office" xmlns:v="urn:schemas-microsoft-com:vml" xmlns:w10="urn:schemas-microsoft-com:office:word" xmlns:w="http://schemas.openxmlformats.org/wordprocessingml/2006/main" xmlns:w14="http://schemas.microsoft.com/office/word/2010/wordml" xmlns:w15="http://schemas.microsoft.com/office/word/2012/wordml" xmlns:w16cex="http://schemas.microsoft.com/office/word/2018/wordml/cex" xmlns:w16cid="http://schemas.microsoft.com/office/word/2016/wordml/cid" xmlns:w16="http://schemas.microsoft.com/office/word/2018/wordml" xmlns:w16sdtdh="http://schemas.microsoft.com/office/word/2020/wordml/sdtdatahash" xmlns:w16sdtfl="http://schemas.microsoft.com/office/word/2024/wordml/sdtformatlock" xmlns:w16se="http://schemas.microsoft.com/office/word/2015/wordml/symex" xmlns:w16du="http://schemas.microsoft.com/office/word/2023/wordml/word16du" xmlns:wne="http://schemas.microsoft.com/office/word/2006/wordml" mc:Ignorable="w14 w15 w16se w16cid w16 w16cex w16sdtdh w16sdtfl w16du wp14">
   <w:body>
     <w:p>
       <w:pPr>
@@ -448,18 +448,11 @@
     </w:p>
     <w:p>
       <w:pPr>
-        <w:spacing w:after="608" w:line="240" w:lineRule="auto"/>
-        <w:jc w:val="both"/>
-      </w:pPr>
-    </w:p>
-    <w:p>
-      <w:pPr>
         <w:spacing w:after="0" w:line="240" w:lineRule="auto"/>
         <w:ind w:right="7"/>
         <w:jc w:val="both"/>
       </w:pPr>
       <w:r>
-        <w:lastRenderedPageBreak/>
         <w:t xml:space="preserve">ARTÍCULO </w:t>
       </w:r>
       <w:r>
@@ -551,9 +544,27 @@
         <w:spacing w:after="0" w:line="240" w:lineRule="auto"/>
         <w:ind w:right="100"/>
         <w:jc w:val="both"/>
-      </w:pPr>
-      <w:r>
-        <w:t>Dirección de Facultad y Unidad Mayor Administrativa y sus Unidades dependientes.</w:t>
+        <w:rPr>
+          <w:color w:val="EE0000"/>
+        </w:rPr>
+      </w:pPr>
+      <w:r>
+        <w:rPr>
+          <w:color w:val="EE0000"/>
+        </w:rPr>
+        <w:t>Consejos de Facultad</w:t>
+      </w:r>
+      <w:r>
+        <w:rPr>
+          <w:color w:val="EE0000"/>
+        </w:rPr>
+        <w:t xml:space="preserve"> y</w:t>
+      </w:r>
+      <w:r>
+        <w:rPr>
+          <w:color w:val="EE0000"/>
+        </w:rPr>
+        <w:t xml:space="preserve"> sus Unidades dependientes.</w:t>
       </w:r>
     </w:p>
     <w:p>
@@ -572,12 +583,93 @@
         <w:spacing w:after="0" w:line="240" w:lineRule="auto"/>
         <w:ind w:right="100"/>
         <w:jc w:val="both"/>
-      </w:pPr>
-      <w:r>
-        <w:rPr>
-          <w:color w:val="000000"/>
-        </w:rPr>
-        <w:t>Comité de Coordinación de Rectoría, Consejo Superior de Docencia, Comisión de Evaluación de Programas de Postgrado, Comisión de Evaluación de Especialidades Médicas, Consejo de Educación Continua y Comité de Modernización y Mejoramiento de Procesos Administrativos.</w:t>
+        <w:rPr>
+          <w:color w:val="EE0000"/>
+        </w:rPr>
+      </w:pPr>
+      <w:r>
+        <w:rPr>
+          <w:color w:val="EE0000"/>
+        </w:rPr>
+        <w:t>Comité de Coordinación de Rectoría, Consejo Superior de Docencia,</w:t>
+      </w:r>
+      <w:r>
+        <w:rPr>
+          <w:color w:val="EE0000"/>
+        </w:rPr>
+        <w:t xml:space="preserve"> </w:t>
+      </w:r>
+      <w:r>
+        <w:rPr>
+          <w:color w:val="EE0000"/>
+        </w:rPr>
+        <w:t xml:space="preserve">Consejo Superior de </w:t>
+      </w:r>
+      <w:r>
+        <w:rPr>
+          <w:color w:val="EE0000"/>
+        </w:rPr>
+        <w:t xml:space="preserve">Postgrado, </w:t>
+      </w:r>
+      <w:r>
+        <w:rPr>
+          <w:color w:val="EE0000"/>
+        </w:rPr>
+        <w:t xml:space="preserve">Consejo Superior de </w:t>
+      </w:r>
+      <w:r>
+        <w:rPr>
+          <w:color w:val="EE0000"/>
+        </w:rPr>
+        <w:t>Investigación</w:t>
+      </w:r>
+      <w:r>
+        <w:rPr>
+          <w:color w:val="EE0000"/>
+        </w:rPr>
+        <w:t>,</w:t>
+      </w:r>
+      <w:r>
+        <w:rPr>
+          <w:color w:val="EE0000"/>
+        </w:rPr>
+        <w:t xml:space="preserve"> </w:t>
+      </w:r>
+      <w:r>
+        <w:rPr>
+          <w:color w:val="EE0000"/>
+        </w:rPr>
+        <w:t xml:space="preserve">Consejo </w:t>
+      </w:r>
+      <w:r>
+        <w:rPr>
+          <w:color w:val="EE0000"/>
+        </w:rPr>
+        <w:t xml:space="preserve">Superior </w:t>
+      </w:r>
+      <w:r>
+        <w:rPr>
+          <w:color w:val="EE0000"/>
+        </w:rPr>
+        <w:t xml:space="preserve">de </w:t>
+      </w:r>
+      <w:r>
+        <w:rPr>
+          <w:color w:val="EE0000"/>
+        </w:rPr>
+        <w:t>Vinculación con el Medio</w:t>
+      </w:r>
+      <w:r>
+        <w:rPr>
+          <w:color w:val="EE0000"/>
+        </w:rPr>
+        <w:t xml:space="preserve"> (SE DEBE CREAR)</w:t>
+      </w:r>
+      <w:r>
+        <w:rPr>
+          <w:color w:val="EE0000"/>
+        </w:rPr>
+        <w:t>.</w:t>
       </w:r>
     </w:p>
     <w:p>
@@ -806,9 +898,33 @@
       <w:pPr>
         <w:spacing w:after="597" w:line="240" w:lineRule="auto"/>
         <w:jc w:val="both"/>
-      </w:pPr>
-      <w:r>
-        <w:t>ARTÍCULO 4: Será responsabilidad del Rector establecer y aprobar la Política del Aseguramiento de la Calidad institucional.</w:t>
+        <w:rPr>
+          <w:color w:val="EE0000"/>
+        </w:rPr>
+      </w:pPr>
+      <w:r>
+        <w:rPr>
+          <w:color w:val="EE0000"/>
+        </w:rPr>
+        <w:t xml:space="preserve">ARTÍCULO 4: Será responsabilidad del Rector establecer y aprobar la Política del Aseguramiento de la Calidad </w:t>
+      </w:r>
+      <w:r>
+        <w:rPr>
+          <w:color w:val="EE0000"/>
+        </w:rPr>
+        <w:t>I</w:t>
+      </w:r>
+      <w:r>
+        <w:rPr>
+          <w:color w:val="EE0000"/>
+        </w:rPr>
+        <w:t>nstitucional</w:t>
+      </w:r>
+      <w:r>
+        <w:rPr>
+          <w:color w:val="EE0000"/>
+        </w:rPr>
+        <w:t>, con sus respectivos modelos, instrumentos y sistemas de soporte que resguarden este propósito.</w:t>
       </w:r>
     </w:p>
     <w:p>
@@ -1079,7 +1195,6 @@
         <w:rPr>
           <w:color w:val="FF0000"/>
         </w:rPr>
-        <w:lastRenderedPageBreak/>
         <w:t>“</w:t>
       </w:r>
       <w:sdt>
@@ -1087,7 +1202,6 @@
           <w:tag w:val="goog_rdk_2"/>
           <w:id w:val="1242151484"/>
         </w:sdtPr>
-        <w:sdtEndPr/>
         <w:sdtContent>
           <w:commentRangeStart w:id="1"/>
         </w:sdtContent>
@@ -1101,7 +1215,10 @@
       <w:commentRangeEnd w:id="1"/>
       <w:r>
         <w:rPr>
-          <w:rStyle w:val="Refdecomentario"/>
+          <w:rStyle w:val="CommentReference"/>
+          <w:color w:val="FF0000"/>
+          <w:sz w:val="22"/>
+          <w:szCs w:val="22"/>
         </w:rPr>
         <w:commentReference w:id="1"/>
       </w:r>
@@ -1118,6 +1235,7 @@
         <w:rPr>
           <w:color w:val="FF0000"/>
         </w:rPr>
+        <w:lastRenderedPageBreak/>
         <w:t xml:space="preserve">Sus funciones serán. </w:t>
       </w:r>
     </w:p>
@@ -1235,10 +1353,7 @@
           <w:tag w:val="goog_rdk_3"/>
           <w:id w:val="-1360054797"/>
         </w:sdtPr>
-        <w:sdtEndPr/>
-        <w:sdtContent>
-          <w:commentRangeStart w:id="2"/>
-        </w:sdtContent>
+        <w:sdtContent/>
       </w:sdt>
       <w:r>
         <w:rPr>
@@ -1249,7 +1364,7 @@
     </w:p>
     <w:p>
       <w:pPr>
-        <w:spacing w:after="312" w:line="240" w:lineRule="auto"/>
+        <w:spacing w:after="449" w:line="240" w:lineRule="auto"/>
         <w:jc w:val="both"/>
         <w:rPr>
           <w:color w:val="FF0000"/>
@@ -1259,43 +1374,24 @@
         <w:rPr>
           <w:color w:val="FF0000"/>
         </w:rPr>
-        <w:t>El Consejo Institucional de la Calidad:  estará integrado por académicos o académicas de las más altas jerarquías de la Universidad, conforme al Reglamento que para este efecto deberá aprobar el Consejo Universitario por los dos tercios de sus integrantes en ejercicio, previa propuesta del Rector y Rectora o de la mayoría de quienes integran el Consejo Universitario.</w:t>
-      </w:r>
-      <w:commentRangeEnd w:id="2"/>
-      <w:r>
-        <w:rPr>
-          <w:rStyle w:val="Refdecomentario"/>
-        </w:rPr>
-        <w:commentReference w:id="2"/>
-      </w:r>
-    </w:p>
-    <w:p>
-      <w:pPr>
-        <w:spacing w:before="280" w:after="280" w:line="240" w:lineRule="auto"/>
-        <w:jc w:val="both"/>
+        <w:t xml:space="preserve">El Consejo Institucional de la Calidad: </w:t>
+      </w:r>
+      <w:r>
         <w:rPr>
           <w:color w:val="FF0000"/>
         </w:rPr>
-      </w:pPr>
+        <w:t>El Consejo Institucional de la Calidad estará integrado por académicos o académicas de las más altas jerarquías de la Universidad de Santiago de Chile, conforme al Reglamento que para este efecto deberá aprobar el Consejo Universitario por los dos tercios de sus integrantes en ejercicio, previa propuesta del Rector o de la Rectora o de la mayoría de quienes integran el Consejo Universitario. Este reglamento regulará, además, el número de integrantes del Consejo Institucional de la Calidad, la forma de su nombramiento, la duración en el cargo y los requisitos que deban cumplir para ser nombrados.</w:t>
+      </w:r>
       <w:r>
         <w:rPr>
           <w:color w:val="FF0000"/>
         </w:rPr>
-        <w:t>Este Reglamento regulará, además el número de integrantes del Consejo, la forma de su nombramiento, la duración en el cargo y los requisitos que deban cumplir para ser nombrados.</w:t>
-      </w:r>
-    </w:p>
-    <w:p>
-      <w:pPr>
-        <w:spacing w:before="280" w:after="280" w:line="240" w:lineRule="auto"/>
-        <w:jc w:val="both"/>
-        <w:rPr>
-          <w:color w:val="FF0000"/>
-        </w:rPr>
-      </w:pPr>
-    </w:p>
-    <w:p>
-      <w:pPr>
-        <w:pStyle w:val="Ttulo2"/>
+        <w:t xml:space="preserve"> (copia textual del DFL29)</w:t>
+      </w:r>
+    </w:p>
+    <w:p>
+      <w:pPr>
+        <w:pStyle w:val="Heading2"/>
         <w:numPr>
           <w:ilvl w:val="0"/>
           <w:numId w:val="13"/>
@@ -1306,14 +1402,48 @@
         <w:rPr>
           <w:sz w:val="22"/>
           <w:szCs w:val="22"/>
+          <w:highlight w:val="yellow"/>
         </w:rPr>
       </w:pPr>
       <w:r>
         <w:rPr>
           <w:sz w:val="22"/>
           <w:szCs w:val="22"/>
-        </w:rPr>
-        <w:t>DE LA DIRECCIÓN DE FACULTAD Y UNIDAD MAYOR ADMINISTRATIVA Y SUS UNIDADES DEPENDIENTES</w:t>
+          <w:highlight w:val="yellow"/>
+        </w:rPr>
+        <w:t>DE LA</w:t>
+      </w:r>
+      <w:r>
+        <w:rPr>
+          <w:sz w:val="22"/>
+          <w:szCs w:val="22"/>
+          <w:highlight w:val="yellow"/>
+        </w:rPr>
+        <w:t>S</w:t>
+      </w:r>
+      <w:r>
+        <w:rPr>
+          <w:sz w:val="22"/>
+          <w:szCs w:val="22"/>
+          <w:highlight w:val="yellow"/>
+        </w:rPr>
+        <w:t xml:space="preserve"> FACULTAD</w:t>
+      </w:r>
+      <w:r>
+        <w:rPr>
+          <w:sz w:val="22"/>
+          <w:szCs w:val="22"/>
+          <w:highlight w:val="yellow"/>
+        </w:rPr>
+        <w:t>ES</w:t>
+      </w:r>
+      <w:r>
+        <w:rPr>
+          <w:sz w:val="22"/>
+          <w:szCs w:val="22"/>
+          <w:highlight w:val="yellow"/>
+        </w:rPr>
+        <w:t xml:space="preserve"> Y UNIDAD MAYOR ADMINISTRATIVA Y SUS UNIDADES DEPENDIENTES</w:t>
       </w:r>
     </w:p>
     <w:p/>
@@ -1322,13 +1452,19 @@
         <w:t xml:space="preserve">ARTICULO </w:t>
       </w:r>
       <w:r>
-        <w:t>8:  Corresponde a la Prorrectoría, Dirección de Facultad, Vicerrectorías, Secretaría General, Contraloría Universitaria, y Unidades dependientes la responsabilidad de demostrar y ejercer liderazgo y compromiso con respecto al Sistema de Aseguramiento de la Calidad, apoyando y liderando, al interior de sus unidades, las actividades que propicien su aplicación y mejora continua.</w:t>
+        <w:t>8:  Corresponde a la Prorrectoría, Dirección de Facultad, Vicerrectorías, Secretaría General, Contraloría Universitaria, y Unidades dependientes la responsabilidad de demostrar y ejercer liderazgo y compromiso con respecto al Sistema de Aseguramiento de la Calidad</w:t>
+      </w:r>
+      <w:r>
+        <w:t xml:space="preserve"> Institucional</w:t>
+      </w:r>
+      <w:r>
+        <w:t>, apoyando y liderando, al interior de sus unidades, las actividades que propicien su aplicación y mejora continua.</w:t>
       </w:r>
     </w:p>
     <w:p/>
     <w:p>
       <w:pPr>
-        <w:pStyle w:val="Ttulo2"/>
+        <w:pStyle w:val="Heading2"/>
         <w:numPr>
           <w:ilvl w:val="0"/>
           <w:numId w:val="13"/>
@@ -1359,7 +1495,6 @@
           <w:tag w:val="goog_rdk_4"/>
           <w:id w:val="-1082212410"/>
         </w:sdtPr>
-        <w:sdtEndPr/>
         <w:sdtContent/>
       </w:sdt>
       <w:r>
@@ -1715,63 +1850,87 @@
         <w:rPr>
           <w:color w:val="000000"/>
         </w:rPr>
+        <w:t>Secretario/a General.</w:t>
+      </w:r>
+    </w:p>
+    <w:p>
+      <w:pPr>
+        <w:numPr>
+          <w:ilvl w:val="0"/>
+          <w:numId w:val="19"/>
+        </w:numPr>
+        <w:pBdr>
+          <w:top w:val="nil"/>
+          <w:left w:val="nil"/>
+          <w:bottom w:val="nil"/>
+          <w:right w:val="nil"/>
+          <w:between w:val="nil"/>
+        </w:pBdr>
+        <w:spacing w:after="0" w:line="240" w:lineRule="auto"/>
+        <w:ind w:right="6"/>
+        <w:jc w:val="both"/>
+      </w:pPr>
+      <w:r>
+        <w:rPr>
+          <w:color w:val="000000"/>
+        </w:rPr>
+        <w:t>Director/a de Desarrollo Institucional y Aseguramiento de la Calidad</w:t>
+      </w:r>
+    </w:p>
+    <w:p>
+      <w:pPr>
+        <w:numPr>
+          <w:ilvl w:val="0"/>
+          <w:numId w:val="19"/>
+        </w:numPr>
+        <w:pBdr>
+          <w:top w:val="nil"/>
+          <w:left w:val="nil"/>
+          <w:bottom w:val="nil"/>
+          <w:right w:val="nil"/>
+          <w:between w:val="nil"/>
+        </w:pBdr>
+        <w:spacing w:after="0" w:line="240" w:lineRule="auto"/>
+        <w:ind w:right="6"/>
+        <w:jc w:val="both"/>
+      </w:pPr>
+      <w:r>
+        <w:rPr>
+          <w:color w:val="000000"/>
+        </w:rPr>
+        <w:t>Director/a Ejecutivo/a de Rectoría.</w:t>
+      </w:r>
+      <w:r>
+        <w:rPr>
+          <w:color w:val="000000"/>
+        </w:rPr>
+        <w:tab/>
+      </w:r>
+    </w:p>
+    <w:p>
+      <w:pPr>
+        <w:pBdr>
+          <w:top w:val="nil"/>
+          <w:left w:val="nil"/>
+          <w:bottom w:val="nil"/>
+          <w:right w:val="nil"/>
+          <w:between w:val="nil"/>
+        </w:pBdr>
+        <w:spacing w:after="0" w:line="240" w:lineRule="auto"/>
+        <w:ind w:right="6"/>
+        <w:jc w:val="both"/>
+        <w:rPr>
+          <w:color w:val="000000"/>
+        </w:rPr>
+      </w:pPr>
+    </w:p>
+    <w:p>
+      <w:pPr>
+        <w:spacing w:after="8" w:line="240" w:lineRule="auto"/>
+        <w:jc w:val="both"/>
+      </w:pPr>
+      <w:r>
         <w:lastRenderedPageBreak/>
-        <w:t>Secretario/a General.</w:t>
-      </w:r>
-    </w:p>
-    <w:p>
-      <w:pPr>
-        <w:numPr>
-          <w:ilvl w:val="0"/>
-          <w:numId w:val="19"/>
-        </w:numPr>
-        <w:pBdr>
-          <w:top w:val="nil"/>
-          <w:left w:val="nil"/>
-          <w:bottom w:val="nil"/>
-          <w:right w:val="nil"/>
-          <w:between w:val="nil"/>
-        </w:pBdr>
-        <w:spacing w:after="0" w:line="240" w:lineRule="auto"/>
-        <w:ind w:right="6"/>
-        <w:jc w:val="both"/>
-      </w:pPr>
-      <w:r>
-        <w:rPr>
-          <w:color w:val="000000"/>
-        </w:rPr>
-        <w:t>Director/a Ejecutivo/a de Rectoría.</w:t>
-      </w:r>
-      <w:r>
-        <w:rPr>
-          <w:color w:val="000000"/>
-        </w:rPr>
-        <w:tab/>
-      </w:r>
-    </w:p>
-    <w:p>
-      <w:pPr>
-        <w:pBdr>
-          <w:top w:val="nil"/>
-          <w:left w:val="nil"/>
-          <w:bottom w:val="nil"/>
-          <w:right w:val="nil"/>
-          <w:between w:val="nil"/>
-        </w:pBdr>
-        <w:spacing w:after="0" w:line="240" w:lineRule="auto"/>
-        <w:ind w:right="6"/>
-        <w:jc w:val="both"/>
-        <w:rPr>
-          <w:color w:val="000000"/>
-        </w:rPr>
-      </w:pPr>
-    </w:p>
-    <w:p>
-      <w:pPr>
-        <w:spacing w:after="8" w:line="240" w:lineRule="auto"/>
-        <w:jc w:val="both"/>
-      </w:pPr>
-      <w:r>
         <w:t>En el Comité asumirá como Coordinador</w:t>
       </w:r>
       <w:r>
@@ -2179,7 +2338,6 @@
           <w:tag w:val="goog_rdk_5"/>
           <w:id w:val="-998142840"/>
         </w:sdtPr>
-        <w:sdtEndPr/>
         <w:sdtContent/>
       </w:sdt>
       <w:r>
@@ -2277,8 +2435,15 @@
       <w:r>
         <w:rPr>
           <w:color w:val="FF0000"/>
+          <w:highlight w:val="yellow"/>
         </w:rPr>
         <w:t>específicamente en lo referido al Oficio N°39 del 10/12/2025</w:t>
+      </w:r>
+      <w:r>
+        <w:rPr>
+          <w:color w:val="FF0000"/>
+        </w:rPr>
+        <w:t xml:space="preserve"> (revisar oficio)</w:t>
       </w:r>
     </w:p>
     <w:p>
@@ -2690,6 +2855,54 @@
           <w:between w:val="nil"/>
         </w:pBdr>
         <w:spacing w:after="0" w:line="240" w:lineRule="auto"/>
+        <w:ind w:left="360" w:right="7"/>
+        <w:jc w:val="both"/>
+        <w:rPr>
+          <w:color w:val="000000"/>
+        </w:rPr>
+      </w:pPr>
+    </w:p>
+    <w:p>
+      <w:pPr>
+        <w:pBdr>
+          <w:top w:val="nil"/>
+          <w:left w:val="nil"/>
+          <w:bottom w:val="nil"/>
+          <w:right w:val="nil"/>
+          <w:between w:val="nil"/>
+        </w:pBdr>
+        <w:spacing w:after="0" w:line="240" w:lineRule="auto"/>
+        <w:ind w:left="360" w:right="7"/>
+        <w:jc w:val="both"/>
+        <w:rPr>
+          <w:color w:val="000000"/>
+        </w:rPr>
+      </w:pPr>
+    </w:p>
+    <w:p>
+      <w:pPr>
+        <w:pBdr>
+          <w:top w:val="nil"/>
+          <w:left w:val="nil"/>
+          <w:bottom w:val="nil"/>
+          <w:right w:val="nil"/>
+          <w:between w:val="nil"/>
+        </w:pBdr>
+        <w:spacing w:after="0" w:line="240" w:lineRule="auto"/>
+        <w:ind w:left="360" w:right="7"/>
+        <w:jc w:val="both"/>
+      </w:pPr>
+    </w:p>
+    <w:p>
+      <w:pPr>
+        <w:pBdr>
+          <w:top w:val="nil"/>
+          <w:left w:val="nil"/>
+          <w:bottom w:val="nil"/>
+          <w:right w:val="nil"/>
+          <w:between w:val="nil"/>
+        </w:pBdr>
+        <w:spacing w:after="0" w:line="240" w:lineRule="auto"/>
         <w:ind w:left="1262" w:right="7"/>
         <w:jc w:val="both"/>
         <w:rPr>
@@ -2715,10 +2928,129 @@
       </w:pPr>
       <w:r>
         <w:rPr>
-          <w:color w:val="000000"/>
+          <w:color w:val="EE0000"/>
         </w:rPr>
         <w:lastRenderedPageBreak/>
-        <w:t>DE LA COMISION DE EVALUACIÓN DE PROGRAMAS DE POSTGRADO</w:t>
+        <w:t>DE</w:t>
+      </w:r>
+      <w:r>
+        <w:rPr>
+          <w:color w:val="EE0000"/>
+        </w:rPr>
+        <w:t>L CONSEJO SUPERIOR DE POSTGRADO</w:t>
+      </w:r>
+      <w:r>
+        <w:rPr>
+          <w:strike/>
+          <w:color w:val="000000"/>
+        </w:rPr>
+        <w:t xml:space="preserve"> LA COMISION DE EVALUACIÓN DE PROGRAMAS DE POSTGRADO</w:t>
+      </w:r>
+    </w:p>
+    <w:p>
+      <w:pPr>
+        <w:spacing w:after="387" w:line="240" w:lineRule="auto"/>
+        <w:ind w:right="101"/>
+        <w:jc w:val="both"/>
+        <w:rPr>
+          <w:color w:val="EE0000"/>
+        </w:rPr>
+      </w:pPr>
+      <w:r>
+        <w:rPr>
+          <w:color w:val="EE0000"/>
+        </w:rPr>
+        <w:t>ARTÍCULO 16:</w:t>
+      </w:r>
+      <w:r>
+        <w:rPr>
+          <w:color w:val="EE0000"/>
+        </w:rPr>
+        <w:t xml:space="preserve"> </w:t>
+      </w:r>
+      <w:r>
+        <w:rPr>
+          <w:color w:val="EE0000"/>
+        </w:rPr>
+        <w:t xml:space="preserve">El Consejo Superior de </w:t>
+      </w:r>
+      <w:r>
+        <w:rPr>
+          <w:color w:val="EE0000"/>
+        </w:rPr>
+        <w:t>Postgrado</w:t>
+      </w:r>
+      <w:r>
+        <w:rPr>
+          <w:color w:val="EE0000"/>
+        </w:rPr>
+        <w:t xml:space="preserve"> liderado por el/la Vicerrector/a </w:t>
+      </w:r>
+      <w:r>
+        <w:rPr>
+          <w:color w:val="EE0000"/>
+        </w:rPr>
+        <w:t>de Postgrado</w:t>
+      </w:r>
+      <w:r>
+        <w:rPr>
+          <w:color w:val="EE0000"/>
+        </w:rPr>
+        <w:t xml:space="preserve">, el cual debe velar por el aseguramiento de la calidad de la oferta de </w:t>
+      </w:r>
+      <w:r>
+        <w:rPr>
+          <w:color w:val="EE0000"/>
+        </w:rPr>
+        <w:t>postgrado</w:t>
+      </w:r>
+      <w:r>
+        <w:rPr>
+          <w:color w:val="EE0000"/>
+        </w:rPr>
+        <w:t xml:space="preserve">. El Consejo está formado por los Vicedecanos de </w:t>
+      </w:r>
+      <w:r>
+        <w:rPr>
+          <w:color w:val="EE0000"/>
+        </w:rPr>
+        <w:t xml:space="preserve">Investigación y Postgrado </w:t>
+      </w:r>
+      <w:r>
+        <w:rPr>
+          <w:color w:val="EE0000"/>
+        </w:rPr>
+        <w:t>de las Facultades/Escuelas</w:t>
+      </w:r>
+      <w:r>
+        <w:rPr>
+          <w:color w:val="EE0000"/>
+        </w:rPr>
+        <w:t xml:space="preserve">, </w:t>
+      </w:r>
+      <w:r>
+        <w:rPr>
+          <w:color w:val="EE0000"/>
+        </w:rPr>
+        <w:t>la Comisión de Evaluación de Programas de Postgrado</w:t>
+      </w:r>
+      <w:r>
+        <w:rPr>
+          <w:color w:val="EE0000"/>
+        </w:rPr>
+        <w:t xml:space="preserve"> y la Comisión de Evaluación de Especialidades </w:t>
+      </w:r>
+      <w:r>
+        <w:rPr>
+          <w:color w:val="EE0000"/>
+        </w:rPr>
+        <w:t>Médicas</w:t>
+      </w:r>
+      <w:r>
+        <w:rPr>
+          <w:color w:val="EE0000"/>
+        </w:rPr>
+        <w:t>.</w:t>
       </w:r>
     </w:p>
     <w:p>
@@ -2726,9 +3058,15 @@
         <w:spacing w:after="337" w:line="240" w:lineRule="auto"/>
         <w:ind w:right="6"/>
         <w:jc w:val="both"/>
-      </w:pPr>
-      <w:r>
-        <w:t>ARTÍCULO 16: La Vicerrectoría de Postgrado es una unidad de coordinación central en materias de aseguramiento de la calidad de la oferta programas de Doctorado y Magister. Esta Unidad tiene entre sus tareas, coordinar actividades académicas con los distintos Vicedecanos de Postgrado e Investigación. El Vicerrector/a Postgrado lidera Comisión de Evaluación de Programas de Postgrado.</w:t>
+        <w:rPr>
+          <w:strike/>
+        </w:rPr>
+      </w:pPr>
+      <w:r>
+        <w:rPr>
+          <w:strike/>
+        </w:rPr>
+        <w:t>La Vicerrectoría de Postgrado es una unidad de coordinación central en materias de aseguramiento de la calidad de la oferta programas de Doctorado y Magister. Esta Unidad tiene entre sus tareas, coordinar actividades académicas con los distintos Vicedecanos de Postgrado e Investigación. El Vicerrector/a Postgrado lidera Comisión de Evaluación de Programas de Postgrado.</w:t>
       </w:r>
     </w:p>
     <w:p>
@@ -2738,7 +3076,13 @@
         <w:jc w:val="both"/>
       </w:pPr>
       <w:r>
-        <w:t>ARTÍCULO 17: La Comisión de Evaluación de Programas de Postgrado, dentro de sus tareas, le corresponde el ejercicio de las siguientes funciones:</w:t>
+        <w:t xml:space="preserve">ARTÍCULO 17: </w:t>
+      </w:r>
+      <w:r>
+        <w:t>La Comisión de Evaluación de Programas de Postgrado</w:t>
+      </w:r>
+      <w:r>
+        <w:t>, dentro de sus tareas, le corresponde el ejercicio de las siguientes funciones:</w:t>
       </w:r>
     </w:p>
     <w:p>
@@ -2762,7 +3106,7 @@
         <w:rPr>
           <w:color w:val="000000"/>
         </w:rPr>
-        <w:t>Revisar de los informes de autoevaluación de los programas de Doctorado y Magister, y de los planes de mejora de los programas.</w:t>
+        <w:t>Resolver respecto si los programas de postgrado se encuentran aptos o no aptos para someterse a un proceso de acreditación ante la Comisión Nacional de Acreditación.</w:t>
       </w:r>
     </w:p>
     <w:p>
@@ -2786,63 +3130,151 @@
         <w:rPr>
           <w:color w:val="000000"/>
         </w:rPr>
+        <w:t>Revis</w:t>
+      </w:r>
+      <w:r>
+        <w:rPr>
+          <w:color w:val="000000"/>
+        </w:rPr>
+        <w:t xml:space="preserve">ión de </w:t>
+      </w:r>
+      <w:r>
+        <w:rPr>
+          <w:color w:val="000000"/>
+        </w:rPr>
+        <w:t>los informes de autoevaluación de los programas de Doctorado y Magister, y de los planes de mejora de los programas.</w:t>
+      </w:r>
+    </w:p>
+    <w:p>
+      <w:pPr>
+        <w:numPr>
+          <w:ilvl w:val="0"/>
+          <w:numId w:val="5"/>
+        </w:numPr>
+        <w:pBdr>
+          <w:top w:val="nil"/>
+          <w:left w:val="nil"/>
+          <w:bottom w:val="nil"/>
+          <w:right w:val="nil"/>
+          <w:between w:val="nil"/>
+        </w:pBdr>
+        <w:spacing w:after="0" w:line="240" w:lineRule="auto"/>
+        <w:ind w:right="7"/>
+        <w:jc w:val="both"/>
+      </w:pPr>
+      <w:r>
+        <w:rPr>
+          <w:color w:val="000000"/>
+        </w:rPr>
         <w:t>Realizar indicaciones para mejorar los informes de autoevaluación de los programas de Doctorado y Magister, y de los planes de mejora de programas.</w:t>
       </w:r>
     </w:p>
     <w:p>
       <w:pPr>
-        <w:numPr>
-          <w:ilvl w:val="0"/>
-          <w:numId w:val="5"/>
-        </w:numPr>
-        <w:pBdr>
-          <w:top w:val="nil"/>
-          <w:left w:val="nil"/>
-          <w:bottom w:val="nil"/>
-          <w:right w:val="nil"/>
-          <w:between w:val="nil"/>
-        </w:pBdr>
-        <w:spacing w:after="546" w:line="240" w:lineRule="auto"/>
+        <w:pBdr>
+          <w:top w:val="nil"/>
+          <w:left w:val="nil"/>
+          <w:bottom w:val="nil"/>
+          <w:right w:val="nil"/>
+          <w:between w:val="nil"/>
+        </w:pBdr>
+        <w:spacing w:after="0" w:line="240" w:lineRule="auto"/>
         <w:ind w:right="7"/>
         <w:jc w:val="both"/>
       </w:pPr>
-      <w:r>
-        <w:rPr>
-          <w:color w:val="000000"/>
-        </w:rPr>
-        <w:t>Emitir una opinión respecto a si los programas de postgrado se encuentran aptos o no aptos para someterse a un proceso de acreditación ante la Comisión Nacional de Acreditación.</w:t>
-      </w:r>
-    </w:p>
-    <w:p>
-      <w:pPr>
-        <w:pStyle w:val="Ttulo2"/>
-        <w:numPr>
-          <w:ilvl w:val="0"/>
-          <w:numId w:val="11"/>
-        </w:numPr>
-        <w:spacing w:line="240" w:lineRule="auto"/>
-        <w:jc w:val="left"/>
-        <w:rPr>
-          <w:sz w:val="22"/>
-          <w:szCs w:val="22"/>
-        </w:rPr>
-      </w:pPr>
-      <w:r>
-        <w:rPr>
-          <w:sz w:val="22"/>
-          <w:szCs w:val="22"/>
-        </w:rPr>
-        <w:t>DE LA COMISION DE EVALUACIÓN DE ESPECIALIDADES MEDICAS</w:t>
-      </w:r>
+    </w:p>
+    <w:p>
+      <w:pPr>
+        <w:spacing w:after="207" w:line="240" w:lineRule="auto"/>
+        <w:ind w:right="7"/>
+        <w:jc w:val="both"/>
+      </w:pPr>
+      <w:r>
+        <w:t>ARTÍCULO 1</w:t>
+      </w:r>
+      <w:r>
+        <w:t>8</w:t>
+      </w:r>
+      <w:r>
+        <w:t xml:space="preserve">: </w:t>
+      </w:r>
+      <w:r>
+        <w:t>El Consejo Superior</w:t>
+      </w:r>
+      <w:r>
+        <w:t xml:space="preserve"> de Postgrado, dentro de sus tareas, le corresponde el ejercicio de las siguientes funciones:</w:t>
+      </w:r>
+    </w:p>
+    <w:p>
+      <w:pPr>
+        <w:numPr>
+          <w:ilvl w:val="0"/>
+          <w:numId w:val="20"/>
+        </w:numPr>
+        <w:pBdr>
+          <w:top w:val="nil"/>
+          <w:left w:val="nil"/>
+          <w:bottom w:val="nil"/>
+          <w:right w:val="nil"/>
+          <w:between w:val="nil"/>
+        </w:pBdr>
+        <w:spacing w:after="0" w:line="240" w:lineRule="auto"/>
+        <w:ind w:right="7"/>
+        <w:jc w:val="both"/>
+        <w:rPr>
+          <w:color w:val="EE0000"/>
+        </w:rPr>
+      </w:pPr>
+      <w:r>
+        <w:rPr>
+          <w:color w:val="EE0000"/>
+        </w:rPr>
+        <w:t>Revisar la Resolución de creación de este consejo</w:t>
+      </w:r>
+    </w:p>
+    <w:p>
+      <w:pPr>
+        <w:pBdr>
+          <w:top w:val="nil"/>
+          <w:left w:val="nil"/>
+          <w:bottom w:val="nil"/>
+          <w:right w:val="nil"/>
+          <w:between w:val="nil"/>
+        </w:pBdr>
+        <w:spacing w:after="0" w:line="240" w:lineRule="auto"/>
+        <w:ind w:right="7"/>
+        <w:jc w:val="both"/>
+        <w:rPr>
+          <w:color w:val="000000"/>
+        </w:rPr>
+      </w:pPr>
     </w:p>
     <w:p>
       <w:pPr>
         <w:spacing w:after="4" w:line="240" w:lineRule="auto"/>
         <w:ind w:right="6"/>
         <w:jc w:val="both"/>
-      </w:pPr>
-      <w:r>
-        <w:t>ARTÍCULO 18: La Vicerrectoría de Postgrado es una unidad de coordinación central en materias de aseguramiento de la calidad de la oferta de las especialidades médicas. Esta Unidad tiene entre sus tareas, coordinar actividades académicas con el/la Directora/a de las Especialidades Médicas y integrantes de la comisión. El Vicerrector/a Postgrado lidera Comisión de Evaluación de Especialidades Médicas.</w:t>
+        <w:rPr>
+          <w:strike/>
+        </w:rPr>
+      </w:pPr>
+      <w:r>
+        <w:rPr>
+          <w:strike/>
+        </w:rPr>
+        <w:t>ARTÍCULO 1</w:t>
+      </w:r>
+      <w:r>
+        <w:rPr>
+          <w:strike/>
+        </w:rPr>
+        <w:t>9</w:t>
+      </w:r>
+      <w:r>
+        <w:rPr>
+          <w:strike/>
+        </w:rPr>
+        <w:t>: La Vicerrectoría de Postgrado es una unidad de coordinación central en materias de aseguramiento de la calidad de la oferta de las especialidades médicas. Esta Unidad tiene entre sus tareas, coordinar actividades académicas con el/la Directora/a de las Especialidades Médicas y integrantes de la comisión. El Vicerrector/a Postgrado lidera Comisión de Evaluación de Especialidades Médicas.</w:t>
       </w:r>
     </w:p>
     <w:p>
@@ -2930,6 +3362,42 @@
         <w:rPr>
           <w:color w:val="000000"/>
         </w:rPr>
+        <w:t xml:space="preserve">Resolver respecto si los programas de </w:t>
+      </w:r>
+      <w:r>
+        <w:rPr>
+          <w:color w:val="000000"/>
+        </w:rPr>
+        <w:t xml:space="preserve">especialidades médicas </w:t>
+      </w:r>
+      <w:r>
+        <w:rPr>
+          <w:color w:val="000000"/>
+        </w:rPr>
+        <w:t>se encuentran aptos o no aptos para someterse a un proceso de acreditación ante la Comisión Nacional de Acreditación.</w:t>
+      </w:r>
+    </w:p>
+    <w:p>
+      <w:pPr>
+        <w:numPr>
+          <w:ilvl w:val="0"/>
+          <w:numId w:val="6"/>
+        </w:numPr>
+        <w:pBdr>
+          <w:top w:val="nil"/>
+          <w:left w:val="nil"/>
+          <w:bottom w:val="nil"/>
+          <w:right w:val="nil"/>
+          <w:between w:val="nil"/>
+        </w:pBdr>
+        <w:spacing w:after="0" w:line="240" w:lineRule="auto"/>
+        <w:ind w:right="7"/>
+        <w:jc w:val="both"/>
+      </w:pPr>
+      <w:r>
+        <w:rPr>
+          <w:color w:val="000000"/>
+        </w:rPr>
         <w:t>Revisión de los informes de autoevaluación de los Especialidades Médicas, y de los planes de mejora de los programas.</w:t>
       </w:r>
     </w:p>
@@ -2959,32 +3427,8 @@
     </w:p>
     <w:p>
       <w:pPr>
-        <w:numPr>
-          <w:ilvl w:val="0"/>
-          <w:numId w:val="6"/>
-        </w:numPr>
-        <w:pBdr>
-          <w:top w:val="nil"/>
-          <w:left w:val="nil"/>
-          <w:bottom w:val="nil"/>
-          <w:right w:val="nil"/>
-          <w:between w:val="nil"/>
-        </w:pBdr>
-        <w:spacing w:after="39" w:line="240" w:lineRule="auto"/>
-        <w:ind w:right="7"/>
-        <w:jc w:val="both"/>
-      </w:pPr>
-      <w:r>
-        <w:rPr>
-          <w:color w:val="000000"/>
-        </w:rPr>
-        <w:t>Emitir una opinión apto o no apto de los informes de autoevaluación de las Especialidades Médicas, antes de enviarlo la Comisión Nacional de Acreditación.</w:t>
-      </w:r>
-    </w:p>
-    <w:p>
-      <w:pPr>
         <w:spacing w:after="26" w:line="240" w:lineRule="auto"/>
-        <w:ind w:left="1134" w:right="111"/>
+        <w:ind w:right="111"/>
         <w:jc w:val="both"/>
       </w:pPr>
     </w:p>
@@ -3022,7 +3466,7 @@
           <w:bCs/>
           <w:color w:val="FF0000"/>
         </w:rPr>
-        <w:t xml:space="preserve">DEL CONSEJO DE </w:t>
+        <w:t xml:space="preserve">DEL CONSEJO </w:t>
       </w:r>
       <w:r>
         <w:rPr>
@@ -3030,7 +3474,7 @@
           <w:bCs/>
           <w:color w:val="FF0000"/>
         </w:rPr>
-        <w:t xml:space="preserve">VINCULACIÓ  CON EL MEDIO Y </w:t>
+        <w:t xml:space="preserve">SUPERIOR </w:t>
       </w:r>
       <w:r>
         <w:rPr>
@@ -3038,7 +3482,31 @@
           <w:bCs/>
           <w:color w:val="FF0000"/>
         </w:rPr>
-        <w:t>EDUCACION CONTINUA</w:t>
+        <w:t xml:space="preserve">DE </w:t>
+      </w:r>
+      <w:r>
+        <w:rPr>
+          <w:b/>
+          <w:bCs/>
+          <w:color w:val="FF0000"/>
+        </w:rPr>
+        <w:t>VINCULACIÓ</w:t>
+      </w:r>
+      <w:r>
+        <w:rPr>
+          <w:b/>
+          <w:bCs/>
+          <w:color w:val="FF0000"/>
+        </w:rPr>
+        <w:t>N</w:t>
+      </w:r>
+      <w:r>
+        <w:rPr>
+          <w:b/>
+          <w:bCs/>
+          <w:color w:val="FF0000"/>
+        </w:rPr>
+        <w:t xml:space="preserve">  CON EL MEDIO</w:t>
       </w:r>
     </w:p>
     <w:p>
@@ -3046,6 +3514,9 @@
         <w:spacing w:after="274" w:line="240" w:lineRule="auto"/>
         <w:ind w:right="111"/>
         <w:jc w:val="both"/>
+        <w:rPr>
+          <w:strike/>
+        </w:rPr>
       </w:pPr>
       <w:r>
         <w:t xml:space="preserve">ARTÍCULO 20: La Vicerrectoría de Vinculación con el Medio es una unidad de coordinación </w:t>
@@ -3091,15 +3562,85 @@
         </w:drawing>
       </w:r>
       <w:r>
-        <w:t>central en materias del subsistema aseguramiento de la calidad de la oferta de la educación continua. El Vicerrector/a de Vinculación del Medio lidera el Consejo de Educación Continua, el funcionamiento y sus integrantes están señalados en la resolución N</w:t>
-      </w:r>
-      <w:r>
-        <w:rPr>
+        <w:t>central en materias de</w:t>
+      </w:r>
+      <w:r>
+        <w:t xml:space="preserve"> vinculación. </w:t>
+      </w:r>
+      <w:r>
+        <w:rPr>
+          <w:strike/>
+        </w:rPr>
+        <w:t>l subsistema aseguramiento de la calidad de la oferta de la educación continua</w:t>
+      </w:r>
+      <w:r>
+        <w:t xml:space="preserve">. El Vicerrector/a de Vinculación del Medio lidera el Consejo </w:t>
+      </w:r>
+      <w:r>
+        <w:t>Superior de Vinculación con el Medio</w:t>
+      </w:r>
+      <w:r>
+        <w:t>,</w:t>
+      </w:r>
+      <w:r>
+        <w:rPr>
+          <w:color w:val="EE0000"/>
+        </w:rPr>
+        <w:t xml:space="preserve"> </w:t>
+      </w:r>
+      <w:r>
+        <w:rPr>
+          <w:color w:val="EE0000"/>
+        </w:rPr>
+        <w:t>El Consejo está formado por los Vicedecanos</w:t>
+      </w:r>
+      <w:r>
+        <w:rPr>
+          <w:color w:val="EE0000"/>
+        </w:rPr>
+        <w:t>/Directores</w:t>
+      </w:r>
+      <w:r>
+        <w:rPr>
+          <w:color w:val="EE0000"/>
+        </w:rPr>
+        <w:t xml:space="preserve"> de </w:t>
+      </w:r>
+      <w:r>
+        <w:rPr>
+          <w:color w:val="EE0000"/>
+        </w:rPr>
+        <w:t xml:space="preserve">Vinculación con el Medio </w:t>
+      </w:r>
+      <w:r>
+        <w:rPr>
+          <w:color w:val="EE0000"/>
+        </w:rPr>
+        <w:t>de las Facultades/Escuelas</w:t>
+      </w:r>
+      <w:r>
+        <w:rPr>
+          <w:color w:val="EE0000"/>
+        </w:rPr>
+        <w:t>.</w:t>
+      </w:r>
+      <w:r>
+        <w:rPr>
+          <w:strike/>
+        </w:rPr>
+        <w:t xml:space="preserve"> el funcionamiento y sus integrantes están señalados en la resolución N</w:t>
+      </w:r>
+      <w:r>
+        <w:rPr>
+          <w:strike/>
           <w:vertAlign w:val="superscript"/>
         </w:rPr>
         <w:t xml:space="preserve">0 </w:t>
       </w:r>
       <w:r>
+        <w:rPr>
+          <w:strike/>
+        </w:rPr>
         <w:t>5175 de 2018.</w:t>
       </w:r>
     </w:p>
@@ -3108,9 +3649,27 @@
         <w:spacing w:after="180" w:line="240" w:lineRule="auto"/>
         <w:ind w:right="111"/>
         <w:jc w:val="both"/>
-      </w:pPr>
-      <w:r>
-        <w:t>ARTÍCULO 21: El Consejo de Educación Continua, dentro de sus tareas, le corresponde el ejercicio de las siguientes funciones:</w:t>
+        <w:rPr>
+          <w:color w:val="EE0000"/>
+        </w:rPr>
+      </w:pPr>
+      <w:r>
+        <w:rPr>
+          <w:color w:val="EE0000"/>
+        </w:rPr>
+        <w:t xml:space="preserve">ARTÍCULO 21: El Consejo </w:t>
+      </w:r>
+      <w:r>
+        <w:rPr>
+          <w:color w:val="EE0000"/>
+        </w:rPr>
+        <w:t>Superior de Vinculación con el Medio</w:t>
+      </w:r>
+      <w:r>
+        <w:rPr>
+          <w:color w:val="EE0000"/>
+        </w:rPr>
+        <w:t>, dentro de sus tareas, le corresponde el ejercicio de las siguientes funciones:</w:t>
       </w:r>
     </w:p>
     <w:p>
@@ -3129,12 +3688,65 @@
         <w:spacing w:after="0" w:line="240" w:lineRule="auto"/>
         <w:ind w:right="7"/>
         <w:jc w:val="both"/>
-      </w:pPr>
-      <w:r>
-        <w:rPr>
-          <w:color w:val="000000"/>
-        </w:rPr>
-        <w:t>Crear una política, estructura y criterios para el funcionamiento enfocados en la gestión de la calidad.</w:t>
+        <w:rPr>
+          <w:highlight w:val="yellow"/>
+        </w:rPr>
+      </w:pPr>
+      <w:r>
+        <w:rPr>
+          <w:color w:val="000000"/>
+          <w:highlight w:val="yellow"/>
+        </w:rPr>
+        <w:t>Revisar y fortalecer</w:t>
+      </w:r>
+      <w:r>
+        <w:rPr>
+          <w:color w:val="000000"/>
+          <w:highlight w:val="yellow"/>
+        </w:rPr>
+        <w:t xml:space="preserve"> </w:t>
+      </w:r>
+      <w:r>
+        <w:rPr>
+          <w:color w:val="000000"/>
+          <w:highlight w:val="yellow"/>
+        </w:rPr>
+        <w:t>l</w:t>
+      </w:r>
+      <w:r>
+        <w:rPr>
+          <w:color w:val="000000"/>
+          <w:highlight w:val="yellow"/>
+        </w:rPr>
+        <w:t>a política</w:t>
+      </w:r>
+      <w:r>
+        <w:rPr>
+          <w:color w:val="000000"/>
+          <w:highlight w:val="yellow"/>
+        </w:rPr>
+        <w:t xml:space="preserve"> de vinculación con el medio</w:t>
+      </w:r>
+      <w:r>
+        <w:rPr>
+          <w:color w:val="000000"/>
+          <w:highlight w:val="yellow"/>
+        </w:rPr>
+        <w:t xml:space="preserve">, </w:t>
+      </w:r>
+      <w:r>
+        <w:rPr>
+          <w:color w:val="000000"/>
+          <w:highlight w:val="yellow"/>
+        </w:rPr>
+        <w:t xml:space="preserve">su </w:t>
+      </w:r>
+      <w:r>
+        <w:rPr>
+          <w:color w:val="000000"/>
+          <w:highlight w:val="yellow"/>
+        </w:rPr>
+        <w:t>estructura y criterios para el funcionamiento enfocados en la gestión de la calidad.</w:t>
       </w:r>
     </w:p>
     <w:p>
@@ -3153,12 +3765,37 @@
         <w:spacing w:after="0" w:line="240" w:lineRule="auto"/>
         <w:ind w:right="7"/>
         <w:jc w:val="both"/>
-      </w:pPr>
-      <w:r>
-        <w:rPr>
-          <w:color w:val="000000"/>
-        </w:rPr>
-        <w:t>Crear procesos y procedimientos para evaluar la gestión y su funcionamiento de Consejo.</w:t>
+        <w:rPr>
+          <w:highlight w:val="yellow"/>
+        </w:rPr>
+      </w:pPr>
+      <w:r>
+        <w:rPr>
+          <w:color w:val="000000"/>
+          <w:highlight w:val="yellow"/>
+        </w:rPr>
+        <w:t>Revisar y fortalecer</w:t>
+      </w:r>
+      <w:r>
+        <w:rPr>
+          <w:color w:val="000000"/>
+          <w:highlight w:val="yellow"/>
+        </w:rPr>
+        <w:t xml:space="preserve"> </w:t>
+      </w:r>
+      <w:r>
+        <w:rPr>
+          <w:color w:val="000000"/>
+          <w:highlight w:val="yellow"/>
+        </w:rPr>
+        <w:t xml:space="preserve">los </w:t>
+      </w:r>
+      <w:r>
+        <w:rPr>
+          <w:color w:val="000000"/>
+          <w:highlight w:val="yellow"/>
+        </w:rPr>
+        <w:t>procesos y procedimientos para evaluar la gestión y su funcionamiento de Consejo.</w:t>
       </w:r>
     </w:p>
     <w:p>
@@ -3177,12 +3814,37 @@
         <w:spacing w:after="0" w:line="240" w:lineRule="auto"/>
         <w:ind w:right="7"/>
         <w:jc w:val="both"/>
-      </w:pPr>
-      <w:r>
-        <w:rPr>
-          <w:color w:val="000000"/>
-        </w:rPr>
-        <w:t>Crear procesos y procedimiento para evaluar los programas de educación continua.</w:t>
+        <w:rPr>
+          <w:highlight w:val="yellow"/>
+        </w:rPr>
+      </w:pPr>
+      <w:r>
+        <w:rPr>
+          <w:color w:val="000000"/>
+          <w:highlight w:val="yellow"/>
+        </w:rPr>
+        <w:t>Revisar y fortalecer</w:t>
+      </w:r>
+      <w:r>
+        <w:rPr>
+          <w:color w:val="000000"/>
+          <w:highlight w:val="yellow"/>
+        </w:rPr>
+        <w:t xml:space="preserve"> </w:t>
+      </w:r>
+      <w:r>
+        <w:rPr>
+          <w:color w:val="000000"/>
+          <w:highlight w:val="yellow"/>
+        </w:rPr>
+        <w:t xml:space="preserve">los </w:t>
+      </w:r>
+      <w:r>
+        <w:rPr>
+          <w:color w:val="000000"/>
+          <w:highlight w:val="yellow"/>
+        </w:rPr>
+        <w:t>procesos y procedimiento para evaluar los programas de educación continua.</w:t>
       </w:r>
     </w:p>
     <w:p>
@@ -3201,12 +3863,38 @@
         <w:spacing w:after="0" w:line="240" w:lineRule="auto"/>
         <w:ind w:right="7"/>
         <w:jc w:val="both"/>
-      </w:pPr>
-      <w:r>
-        <w:rPr>
-          <w:color w:val="000000"/>
-        </w:rPr>
-        <w:t>Crear planes de mejoramiento al funcionamiento del subsistema y sus programas de educación continua.</w:t>
+        <w:rPr>
+          <w:highlight w:val="yellow"/>
+        </w:rPr>
+      </w:pPr>
+      <w:r>
+        <w:rPr>
+          <w:color w:val="000000"/>
+          <w:highlight w:val="yellow"/>
+        </w:rPr>
+        <w:lastRenderedPageBreak/>
+        <w:t>Revisar y fortalecer</w:t>
+      </w:r>
+      <w:r>
+        <w:rPr>
+          <w:color w:val="000000"/>
+          <w:highlight w:val="yellow"/>
+        </w:rPr>
+        <w:t xml:space="preserve"> </w:t>
+      </w:r>
+      <w:r>
+        <w:rPr>
+          <w:color w:val="000000"/>
+          <w:highlight w:val="yellow"/>
+        </w:rPr>
+        <w:t xml:space="preserve">los </w:t>
+      </w:r>
+      <w:r>
+        <w:rPr>
+          <w:color w:val="000000"/>
+          <w:highlight w:val="yellow"/>
+        </w:rPr>
+        <w:t>planes de mejoramiento al funcionamiento del subsistema y sus programas de educación continua.</w:t>
       </w:r>
     </w:p>
     <w:p>
@@ -3263,7 +3951,7 @@
           <w:strike/>
         </w:rPr>
       </w:pPr>
-      <w:commentRangeStart w:id="3"/>
+      <w:commentRangeStart w:id="2"/>
       <w:r>
         <w:rPr>
           <w:strike/>
@@ -3271,12 +3959,15 @@
         </w:rPr>
         <w:t>DEL COMITÉ DE MODERNIZACIÓN Y MEJORAMIENTO DE PROCESOS</w:t>
       </w:r>
-      <w:commentRangeEnd w:id="3"/>
-      <w:r>
-        <w:rPr>
-          <w:rStyle w:val="Refdecomentario"/>
-        </w:rPr>
-        <w:commentReference w:id="3"/>
+      <w:commentRangeEnd w:id="2"/>
+      <w:r>
+        <w:rPr>
+          <w:rStyle w:val="CommentReference"/>
+          <w:strike/>
+          <w:sz w:val="22"/>
+          <w:szCs w:val="22"/>
+        </w:rPr>
+        <w:commentReference w:id="2"/>
       </w:r>
     </w:p>
     <w:p>
@@ -3314,7 +4005,6 @@
         </w:rPr>
       </w:pPr>
       <w:r>
-        <w:lastRenderedPageBreak/>
         <w:t xml:space="preserve">ARTÍTUTO 23: El Comité de Modernización y Mejoramiento de Procesos de la Universidad es un organismo de carácter ejecutivo, a cargo de coordinar, ejecutar y revisar la implementación y mantención del </w:t>
       </w:r>
       <w:r>
@@ -3360,7 +4050,7 @@
         <w:ind w:right="111"/>
         <w:jc w:val="both"/>
       </w:pPr>
-      <w:commentRangeStart w:id="4"/>
+      <w:commentRangeStart w:id="3"/>
       <w:r>
         <w:rPr>
           <w:color w:val="000000"/>
@@ -3919,9 +4609,14 @@
         </w:rPr>
         <w:t>La jefatura de la Unidad de Calidad.</w:t>
       </w:r>
-      <w:commentRangeEnd w:id="4"/>
-      <w:r>
-        <w:commentReference w:id="4"/>
+      <w:commentRangeEnd w:id="3"/>
+      <w:r>
+        <w:rPr>
+          <w:rStyle w:val="CommentReference"/>
+          <w:sz w:val="22"/>
+          <w:szCs w:val="22"/>
+        </w:rPr>
+        <w:commentReference w:id="3"/>
       </w:r>
     </w:p>
     <w:p>
@@ -4107,6 +4802,7 @@
         <w:rPr>
           <w:color w:val="000000"/>
         </w:rPr>
+        <w:lastRenderedPageBreak/>
         <w:t>Apoyar la definición de riesgos operacionales.</w:t>
       </w:r>
     </w:p>
@@ -4285,7 +4981,6 @@
         <w:jc w:val="both"/>
       </w:pPr>
       <w:r>
-        <w:lastRenderedPageBreak/>
         <w:t>ARTÍCULO 26: Serán funciones del Coordinador del Comité de Modernización y Mejoramiento de Procesos:</w:t>
       </w:r>
     </w:p>
@@ -4522,7 +5217,31 @@
         <w:jc w:val="both"/>
       </w:pPr>
       <w:r>
-        <w:t>ARTÍCULO 28: Las Unidades de Soporte Técnico son las unidades que brindan soporte especializado en los distintos niveles en que funciona el Sistema de Aseguramiento de la Calidad. Dicho soporte técnico será otorgado por unidades tales como: Departamento de Calidad y Acreditación, Departamento de Estudios, Departamento de Planificación Estratégica, Unidades Técnicas Académicas y otras unidades de carácter interno o externo.</w:t>
+        <w:t xml:space="preserve">ARTÍCULO 28: Las Unidades de Soporte Técnico son las unidades que brindan soporte especializado en los distintos niveles en que funciona el Sistema de Aseguramiento de la Calidad. Dicho soporte técnico será otorgado por unidades tales como: Departamento de </w:t>
+      </w:r>
+      <w:r>
+        <w:t xml:space="preserve">Aseguramiento de la </w:t>
+      </w:r>
+      <w:r>
+        <w:t xml:space="preserve">Calidad y Acreditación, </w:t>
+      </w:r>
+      <w:r>
+        <w:t xml:space="preserve">Unidad </w:t>
+      </w:r>
+      <w:r>
+        <w:t xml:space="preserve">de Estudios, </w:t>
+      </w:r>
+      <w:r>
+        <w:t xml:space="preserve">Unidad </w:t>
+      </w:r>
+      <w:r>
+        <w:t>d</w:t>
+      </w:r>
+      <w:r>
+        <w:t xml:space="preserve">e </w:t>
+      </w:r>
+      <w:r>
+        <w:t>Planificación Estratégica, Unidades Técnicas Académicas y otras unidades de carácter interno o externo.</w:t>
       </w:r>
     </w:p>
     <w:p>
@@ -4532,7 +5251,13 @@
         <w:jc w:val="both"/>
       </w:pPr>
       <w:r>
-        <w:t>ARTÍCULO 29: La función principal de las Unidades de Soporte Técnico Especializado será la de proveer información de apoyo a la toma de decisiones en el marco del Sistema de Aseguramiento de la Calidad.</w:t>
+        <w:t>ARTÍCULO 29: La función principal de las Unidades de Soporte Técnico Especializado será la de proveer información de apoyo a la toma de decisiones en el marco del Sistema de Aseguramiento de la Calidad</w:t>
+      </w:r>
+      <w:r>
+        <w:t xml:space="preserve"> Institucional</w:t>
+      </w:r>
+      <w:r>
+        <w:t>.</w:t>
       </w:r>
     </w:p>
     <w:p>
@@ -4556,24 +5281,35 @@
       <w:r>
         <w:rPr>
           <w:highlight w:val="yellow"/>
+        </w:rPr>
+        <w:t>º</w:t>
+      </w:r>
+      <w:r>
+        <w:rPr>
+          <w:highlight w:val="yellow"/>
           <w:vertAlign w:val="superscript"/>
         </w:rPr>
-        <w:t xml:space="preserve">O </w:t>
+        <w:t xml:space="preserve"> </w:t>
       </w:r>
       <w:r>
         <w:rPr>
           <w:highlight w:val="yellow"/>
         </w:rPr>
-        <w:t xml:space="preserve">00301 de 2020, a partir de la entrada en vigencia de la presente </w:t>
+        <w:t>1046</w:t>
+      </w:r>
+      <w:r>
+        <w:rPr>
+          <w:highlight w:val="yellow"/>
+        </w:rPr>
+        <w:t xml:space="preserve"> de 2020, a partir de la entrada en vigencia de la presente </w:t>
       </w:r>
       <w:sdt>
         <w:sdtPr>
           <w:tag w:val="goog_rdk_7"/>
           <w:id w:val="-2121461909"/>
         </w:sdtPr>
-        <w:sdtEndPr/>
         <w:sdtContent>
-          <w:commentRangeStart w:id="5"/>
+          <w:commentRangeStart w:id="4"/>
         </w:sdtContent>
       </w:sdt>
       <w:r>
@@ -4582,12 +5318,15 @@
         </w:rPr>
         <w:t>resolución</w:t>
       </w:r>
-      <w:commentRangeEnd w:id="5"/>
-      <w:r>
-        <w:rPr>
-          <w:rStyle w:val="Refdecomentario"/>
-        </w:rPr>
-        <w:commentReference w:id="5"/>
+      <w:commentRangeEnd w:id="4"/>
+      <w:r>
+        <w:rPr>
+          <w:rStyle w:val="CommentReference"/>
+          <w:sz w:val="22"/>
+          <w:szCs w:val="22"/>
+          <w:highlight w:val="yellow"/>
+        </w:rPr>
+        <w:commentReference w:id="4"/>
       </w:r>
       <w:r>
         <w:rPr>
@@ -4637,15 +5376,15 @@
 </file>
 
 <file path=word/comments.xml><?xml version="1.0" encoding="utf-8"?>
-<w:comments xmlns:wpc="http://schemas.microsoft.com/office/word/2010/wordprocessingCanvas" xmlns:cx="http://schemas.microsoft.com/office/drawing/2014/chartex" xmlns:cx1="http://schemas.microsoft.com/office/drawing/2015/9/8/chartex" xmlns:cx2="http://schemas.microsoft.com/office/drawing/2015/10/21/chartex" xmlns:cx3="http://schemas.microsoft.com/office/drawing/2016/5/9/chartex" xmlns:cx4="http://schemas.microsoft.com/office/drawing/2016/5/10/chartex" xmlns:cx5="http://schemas.microsoft.com/office/drawing/2016/5/11/chartex" xmlns:cx6="http://schemas.microsoft.com/office/drawing/2016/5/12/chartex" xmlns:cx7="http://schemas.microsoft.com/office/drawing/2016/5/13/chartex" xmlns:cx8="http://schemas.microsoft.com/office/drawing/2016/5/14/chartex" xmlns:mc="http://schemas.openxmlformats.org/markup-compatibility/2006" xmlns:aink="http://schemas.microsoft.com/office/drawing/2016/ink" xmlns:am3d="http://schemas.microsoft.com/office/drawing/2017/model3d" xmlns:o="urn:schemas-microsoft-com:office:office" xmlns:r="http://schemas.openxmlformats.org/officeDocument/2006/relationships" xmlns:m="http://schemas.openxmlformats.org/officeDocument/2006/math" xmlns:v="urn:schemas-microsoft-com:vml" xmlns:wp14="http://schemas.microsoft.com/office/word/2010/wordprocessingDrawing" xmlns:wp="http://schemas.openxmlformats.org/drawingml/2006/wordprocessingDrawing" xmlns:w10="urn:schemas-microsoft-com:office:word" xmlns:w="http://schemas.openxmlformats.org/wordprocessingml/2006/main" xmlns:w14="http://schemas.microsoft.com/office/word/2010/wordml" xmlns:w15="http://schemas.microsoft.com/office/word/2012/wordml" xmlns:w16cex="http://schemas.microsoft.com/office/word/2018/wordml/cex" xmlns:w16cid="http://schemas.microsoft.com/office/word/2016/wordml/cid" xmlns:w16="http://schemas.microsoft.com/office/word/2018/wordml" xmlns:w16sdtdh="http://schemas.microsoft.com/office/word/2020/wordml/sdtdatahash" xmlns:w16se="http://schemas.microsoft.com/office/word/2015/wordml/symex" xmlns:wpg="http://schemas.microsoft.com/office/word/2010/wordprocessingGroup" xmlns:wpi="http://schemas.microsoft.com/office/word/2010/wordprocessingInk" xmlns:wne="http://schemas.microsoft.com/office/word/2006/wordml" xmlns:wps="http://schemas.microsoft.com/office/word/2010/wordprocessingShape" mc:Ignorable="w14 w15 w16se w16cid w16 w16cex w16sdtdh wp14">
+<w:comments xmlns:wpc="http://schemas.microsoft.com/office/word/2010/wordprocessingCanvas" xmlns:cx="http://schemas.microsoft.com/office/drawing/2014/chartex" xmlns:cx1="http://schemas.microsoft.com/office/drawing/2015/9/8/chartex" xmlns:cx2="http://schemas.microsoft.com/office/drawing/2015/10/21/chartex" xmlns:cx3="http://schemas.microsoft.com/office/drawing/2016/5/9/chartex" xmlns:cx4="http://schemas.microsoft.com/office/drawing/2016/5/10/chartex" xmlns:cx5="http://schemas.microsoft.com/office/drawing/2016/5/11/chartex" xmlns:cx6="http://schemas.microsoft.com/office/drawing/2016/5/12/chartex" xmlns:cx7="http://schemas.microsoft.com/office/drawing/2016/5/13/chartex" xmlns:cx8="http://schemas.microsoft.com/office/drawing/2016/5/14/chartex" xmlns:mc="http://schemas.openxmlformats.org/markup-compatibility/2006" xmlns:m="http://schemas.openxmlformats.org/officeDocument/2006/math" xmlns:aink="http://schemas.microsoft.com/office/drawing/2016/ink" xmlns:am3d="http://schemas.microsoft.com/office/drawing/2017/model3d" xmlns:oel="http://schemas.microsoft.com/office/2019/extlst" xmlns:r="http://schemas.openxmlformats.org/officeDocument/2006/relationships" xmlns:wp14="http://schemas.microsoft.com/office/word/2010/wordprocessingDrawing" xmlns:wp="http://schemas.openxmlformats.org/drawingml/2006/wordprocessingDrawing" xmlns:wpg="http://schemas.microsoft.com/office/word/2010/wordprocessingGroup" xmlns:wpi="http://schemas.microsoft.com/office/word/2010/wordprocessingInk" xmlns:wps="http://schemas.microsoft.com/office/word/2010/wordprocessingShape" xmlns:o="urn:schemas-microsoft-com:office:office" xmlns:v="urn:schemas-microsoft-com:vml" xmlns:w10="urn:schemas-microsoft-com:office:word" xmlns:w="http://schemas.openxmlformats.org/wordprocessingml/2006/main" xmlns:w14="http://schemas.microsoft.com/office/word/2010/wordml" xmlns:w15="http://schemas.microsoft.com/office/word/2012/wordml" xmlns:w16cex="http://schemas.microsoft.com/office/word/2018/wordml/cex" xmlns:w16cid="http://schemas.microsoft.com/office/word/2016/wordml/cid" xmlns:w16="http://schemas.microsoft.com/office/word/2018/wordml" xmlns:w16sdtdh="http://schemas.microsoft.com/office/word/2020/wordml/sdtdatahash" xmlns:w16sdtfl="http://schemas.microsoft.com/office/word/2024/wordml/sdtformatlock" xmlns:w16se="http://schemas.microsoft.com/office/word/2015/wordml/symex" xmlns:w16du="http://schemas.microsoft.com/office/word/2023/wordml/word16du" xmlns:wne="http://schemas.microsoft.com/office/word/2006/wordml" mc:Ignorable="w14 w15 w16se w16cid w16 w16cex w16sdtdh w16sdtfl w16du wp14">
   <w:comment w:id="1" w:author="Marcelo Noël" w:date="2026-06-18T15:06:00Z" w:initials="MNL">
     <w:p>
       <w:pPr>
-        <w:pStyle w:val="Textocomentario"/>
-      </w:pPr>
-      <w:r>
-        <w:rPr>
-          <w:rStyle w:val="Refdecomentario"/>
+        <w:pStyle w:val="CommentText"/>
+      </w:pPr>
+      <w:r>
+        <w:rPr>
+          <w:rStyle w:val="CommentReference"/>
         </w:rPr>
         <w:annotationRef/>
       </w:r>
@@ -4661,73 +5400,59 @@
   <w:comment w:id="2" w:author="Marcelo Noël" w:date="2026-06-18T15:06:00Z" w:initials="MNL">
     <w:p>
       <w:pPr>
-        <w:pStyle w:val="Textocomentario"/>
-      </w:pPr>
-      <w:r>
-        <w:rPr>
-          <w:rStyle w:val="Refdecomentario"/>
+        <w:pStyle w:val="CommentText"/>
+      </w:pPr>
+      <w:r>
+        <w:rPr>
+          <w:rStyle w:val="CommentReference"/>
         </w:rPr>
         <w:annotationRef/>
       </w:r>
       <w:r>
+        <w:t>Hoy ese Comité no está operativo</w:t>
+      </w:r>
+    </w:p>
+  </w:comment>
+  <w:comment w:id="3" w:author="USUARIO" w:date="2026-04-23T09:02:00Z" w:initials="">
+    <w:p>
+      <w:pPr>
+        <w:widowControl w:val="0"/>
+        <w:pBdr>
+          <w:top w:val="nil"/>
+          <w:left w:val="nil"/>
+          <w:bottom w:val="nil"/>
+          <w:right w:val="nil"/>
+          <w:between w:val="nil"/>
+        </w:pBdr>
+        <w:spacing w:after="0" w:line="240" w:lineRule="auto"/>
         <w:rPr>
           <w:rFonts w:ascii="Arial" w:eastAsia="Arial" w:hAnsi="Arial" w:cs="Arial"/>
           <w:color w:val="000000"/>
         </w:rPr>
-        <w:t>En espera del Reglamento para elección de los integrantes</w:t>
+      </w:pPr>
+      <w:r>
+        <w:rPr>
+          <w:rStyle w:val="CommentReference"/>
+        </w:rPr>
+        <w:annotationRef/>
+      </w:r>
+      <w:r>
+        <w:rPr>
+          <w:rFonts w:ascii="Arial" w:eastAsia="Arial" w:hAnsi="Arial" w:cs="Arial"/>
+          <w:color w:val="000000"/>
+        </w:rPr>
+        <w:t>Actualizar nombres de cargos</w:t>
       </w:r>
     </w:p>
   </w:comment>
-  <w:comment w:id="3" w:author="Marcelo Noël" w:date="2026-06-18T15:06:00Z" w:initials="MNL">
-    <w:p>
-      <w:pPr>
-        <w:pStyle w:val="Textocomentario"/>
-      </w:pPr>
-      <w:r>
-        <w:rPr>
-          <w:rStyle w:val="Refdecomentario"/>
-        </w:rPr>
-        <w:annotationRef/>
-      </w:r>
-      <w:r>
-        <w:t>Hoy ese Comité no está operativo</w:t>
-      </w:r>
-    </w:p>
-  </w:comment>
-  <w:comment w:id="4" w:author="USUARIO" w:date="2026-04-23T09:02:00Z" w:initials="">
-    <w:p>
-      <w:pPr>
-        <w:widowControl w:val="0"/>
-        <w:pBdr>
-          <w:top w:val="nil"/>
-          <w:left w:val="nil"/>
-          <w:bottom w:val="nil"/>
-          <w:right w:val="nil"/>
-          <w:between w:val="nil"/>
-        </w:pBdr>
-        <w:spacing w:after="0" w:line="240" w:lineRule="auto"/>
-        <w:rPr>
-          <w:rFonts w:ascii="Arial" w:eastAsia="Arial" w:hAnsi="Arial" w:cs="Arial"/>
-          <w:color w:val="000000"/>
-        </w:rPr>
-      </w:pPr>
-      <w:r>
-        <w:rPr>
-          <w:rFonts w:ascii="Arial" w:eastAsia="Arial" w:hAnsi="Arial" w:cs="Arial"/>
-          <w:color w:val="000000"/>
-        </w:rPr>
-        <w:t>Actualizar nombres de cargos</w:t>
-      </w:r>
-    </w:p>
-  </w:comment>
-  <w:comment w:id="5" w:author="Marcelo Noël" w:date="2026-06-18T15:08:00Z" w:initials="MNL">
-    <w:p>
-      <w:pPr>
-        <w:pStyle w:val="Textocomentario"/>
-      </w:pPr>
-      <w:r>
-        <w:rPr>
-          <w:rStyle w:val="Refdecomentario"/>
+  <w:comment w:id="4" w:author="Marcelo Noël" w:date="2026-06-18T15:08:00Z" w:initials="MNL">
+    <w:p>
+      <w:pPr>
+        <w:pStyle w:val="CommentText"/>
+      </w:pPr>
+      <w:r>
+        <w:rPr>
+          <w:rStyle w:val="CommentReference"/>
         </w:rPr>
         <w:annotationRef/>
       </w:r>
@@ -4744,9 +5469,8 @@
 </file>
 
 <file path=word/commentsExtended.xml><?xml version="1.0" encoding="utf-8"?>
-<w15:commentsEx xmlns:wpc="http://schemas.microsoft.com/office/word/2010/wordprocessingCanvas" xmlns:cx="http://schemas.microsoft.com/office/drawing/2014/chartex" xmlns:cx1="http://schemas.microsoft.com/office/drawing/2015/9/8/chartex" xmlns:cx2="http://schemas.microsoft.com/office/drawing/2015/10/21/chartex" xmlns:cx3="http://schemas.microsoft.com/office/drawing/2016/5/9/chartex" xmlns:cx4="http://schemas.microsoft.com/office/drawing/2016/5/10/chartex" xmlns:cx5="http://schemas.microsoft.com/office/drawing/2016/5/11/chartex" xmlns:cx6="http://schemas.microsoft.com/office/drawing/2016/5/12/chartex" xmlns:cx7="http://schemas.microsoft.com/office/drawing/2016/5/13/chartex" xmlns:cx8="http://schemas.microsoft.com/office/drawing/2016/5/14/chartex" xmlns:mc="http://schemas.openxmlformats.org/markup-compatibility/2006" xmlns:aink="http://schemas.microsoft.com/office/drawing/2016/ink" xmlns:am3d="http://schemas.microsoft.com/office/drawing/2017/model3d" xmlns:o="urn:schemas-microsoft-com:office:office" xmlns:r="http://schemas.openxmlformats.org/officeDocument/2006/relationships" xmlns:m="http://schemas.openxmlformats.org/officeDocument/2006/math" xmlns:v="urn:schemas-microsoft-com:vml" xmlns:wp14="http://schemas.microsoft.com/office/word/2010/wordprocessingDrawing" xmlns:wp="http://schemas.openxmlformats.org/drawingml/2006/wordprocessingDrawing" xmlns:w10="urn:schemas-microsoft-com:office:word" xmlns:w="http://schemas.openxmlformats.org/wordprocessingml/2006/main" xmlns:w14="http://schemas.microsoft.com/office/word/2010/wordml" xmlns:w15="http://schemas.microsoft.com/office/word/2012/wordml" xmlns:w16cex="http://schemas.microsoft.com/office/word/2018/wordml/cex" xmlns:w16cid="http://schemas.microsoft.com/office/word/2016/wordml/cid" xmlns:w16="http://schemas.microsoft.com/office/word/2018/wordml" xmlns:w16sdtdh="http://schemas.microsoft.com/office/word/2020/wordml/sdtdatahash" xmlns:w16se="http://schemas.microsoft.com/office/word/2015/wordml/symex" xmlns:wpg="http://schemas.microsoft.com/office/word/2010/wordprocessingGroup" xmlns:wpi="http://schemas.microsoft.com/office/word/2010/wordprocessingInk" xmlns:wne="http://schemas.microsoft.com/office/word/2006/wordml" xmlns:wps="http://schemas.microsoft.com/office/word/2010/wordprocessingShape" mc:Ignorable="w14 w15 w16se w16cid w16 w16cex w16sdtdh wp14">
+<w15:commentsEx xmlns:wpc="http://schemas.microsoft.com/office/word/2010/wordprocessingCanvas" xmlns:cx="http://schemas.microsoft.com/office/drawing/2014/chartex" xmlns:cx1="http://schemas.microsoft.com/office/drawing/2015/9/8/chartex" xmlns:cx2="http://schemas.microsoft.com/office/drawing/2015/10/21/chartex" xmlns:cx3="http://schemas.microsoft.com/office/drawing/2016/5/9/chartex" xmlns:cx4="http://schemas.microsoft.com/office/drawing/2016/5/10/chartex" xmlns:cx5="http://schemas.microsoft.com/office/drawing/2016/5/11/chartex" xmlns:cx6="http://schemas.microsoft.com/office/drawing/2016/5/12/chartex" xmlns:cx7="http://schemas.microsoft.com/office/drawing/2016/5/13/chartex" xmlns:cx8="http://schemas.microsoft.com/office/drawing/2016/5/14/chartex" xmlns:mc="http://schemas.openxmlformats.org/markup-compatibility/2006" xmlns:m="http://schemas.openxmlformats.org/officeDocument/2006/math" xmlns:aink="http://schemas.microsoft.com/office/drawing/2016/ink" xmlns:am3d="http://schemas.microsoft.com/office/drawing/2017/model3d" xmlns:oel="http://schemas.microsoft.com/office/2019/extlst" xmlns:r="http://schemas.openxmlformats.org/officeDocument/2006/relationships" xmlns:wp14="http://schemas.microsoft.com/office/word/2010/wordprocessingDrawing" xmlns:wp="http://schemas.openxmlformats.org/drawingml/2006/wordprocessingDrawing" xmlns:wpg="http://schemas.microsoft.com/office/word/2010/wordprocessingGroup" xmlns:wpi="http://schemas.microsoft.com/office/word/2010/wordprocessingInk" xmlns:wps="http://schemas.microsoft.com/office/word/2010/wordprocessingShape" xmlns:o="urn:schemas-microsoft-com:office:office" xmlns:v="urn:schemas-microsoft-com:vml" xmlns:w10="urn:schemas-microsoft-com:office:word" xmlns:w="http://schemas.openxmlformats.org/wordprocessingml/2006/main" xmlns:w14="http://schemas.microsoft.com/office/word/2010/wordml" xmlns:w15="http://schemas.microsoft.com/office/word/2012/wordml" xmlns:w16cex="http://schemas.microsoft.com/office/word/2018/wordml/cex" xmlns:w16cid="http://schemas.microsoft.com/office/word/2016/wordml/cid" xmlns:w16="http://schemas.microsoft.com/office/word/2018/wordml" xmlns:w16sdtdh="http://schemas.microsoft.com/office/word/2020/wordml/sdtdatahash" xmlns:w16sdtfl="http://schemas.microsoft.com/office/word/2024/wordml/sdtformatlock" xmlns:w16se="http://schemas.microsoft.com/office/word/2015/wordml/symex" xmlns:w16du="http://schemas.microsoft.com/office/word/2023/wordml/word16du" xmlns:wne="http://schemas.microsoft.com/office/word/2006/wordml" mc:Ignorable="w14 w15 w16se w16cid w16 w16cex w16sdtdh w16sdtfl w16du wp14">
   <w15:commentEx w15:paraId="4B7F7248" w15:done="0"/>
-  <w15:commentEx w15:paraId="4E1CD1C5" w15:done="0"/>
   <w15:commentEx w15:paraId="0283282E" w15:done="0"/>
   <w15:commentEx w15:paraId="000000D4" w15:done="0"/>
   <w15:commentEx w15:paraId="14466BFC" w15:done="0"/>
@@ -4754,18 +5478,16 @@
 </file>
 
 <file path=word/commentsExtensible.xml><?xml version="1.0" encoding="utf-8"?>
-<w16cex:commentsExtensible xmlns:wpc="http://schemas.microsoft.com/office/word/2010/wordprocessingCanvas" xmlns:cx="http://schemas.microsoft.com/office/drawing/2014/chartex" xmlns:cx1="http://schemas.microsoft.com/office/drawing/2015/9/8/chartex" xmlns:cx2="http://schemas.microsoft.com/office/drawing/2015/10/21/chartex" xmlns:cx3="http://schemas.microsoft.com/office/drawing/2016/5/9/chartex" xmlns:cx4="http://schemas.microsoft.com/office/drawing/2016/5/10/chartex" xmlns:cx5="http://schemas.microsoft.com/office/drawing/2016/5/11/chartex" xmlns:cx6="http://schemas.microsoft.com/office/drawing/2016/5/12/chartex" xmlns:cx7="http://schemas.microsoft.com/office/drawing/2016/5/13/chartex" xmlns:cx8="http://schemas.microsoft.com/office/drawing/2016/5/14/chartex" xmlns:mc="http://schemas.openxmlformats.org/markup-compatibility/2006" xmlns:aink="http://schemas.microsoft.com/office/drawing/2016/ink" xmlns:am3d="http://schemas.microsoft.com/office/drawing/2017/model3d" xmlns:o="urn:schemas-microsoft-com:office:office" xmlns:r="http://schemas.openxmlformats.org/officeDocument/2006/relationships" xmlns:m="http://schemas.openxmlformats.org/officeDocument/2006/math" xmlns:v="urn:schemas-microsoft-com:vml" xmlns:wp14="http://schemas.microsoft.com/office/word/2010/wordprocessingDrawing" xmlns:wp="http://schemas.openxmlformats.org/drawingml/2006/wordprocessingDrawing" xmlns:w10="urn:schemas-microsoft-com:office:word" xmlns:w="http://schemas.openxmlformats.org/wordprocessingml/2006/main" xmlns:w14="http://schemas.microsoft.com/office/word/2010/wordml" xmlns:w15="http://schemas.microsoft.com/office/word/2012/wordml" xmlns:w16cex="http://schemas.microsoft.com/office/word/2018/wordml/cex" xmlns:w16cid="http://schemas.microsoft.com/office/word/2016/wordml/cid" xmlns:w16="http://schemas.microsoft.com/office/word/2018/wordml" xmlns:w16sdtdh="http://schemas.microsoft.com/office/word/2020/wordml/sdtdatahash" xmlns:w16se="http://schemas.microsoft.com/office/word/2015/wordml/symex" xmlns:wpg="http://schemas.microsoft.com/office/word/2010/wordprocessingGroup" xmlns:wpi="http://schemas.microsoft.com/office/word/2010/wordprocessingInk" xmlns:wne="http://schemas.microsoft.com/office/word/2006/wordml" xmlns:wps="http://schemas.microsoft.com/office/word/2010/wordprocessingShape" mc:Ignorable="w14 w15 w16se w16cid w16 w16cex w16sdtdh wp14">
+<w16cex:commentsExtensible xmlns:wpc="http://schemas.microsoft.com/office/word/2010/wordprocessingCanvas" xmlns:cx="http://schemas.microsoft.com/office/drawing/2014/chartex" xmlns:cx1="http://schemas.microsoft.com/office/drawing/2015/9/8/chartex" xmlns:cx2="http://schemas.microsoft.com/office/drawing/2015/10/21/chartex" xmlns:cx3="http://schemas.microsoft.com/office/drawing/2016/5/9/chartex" xmlns:cx4="http://schemas.microsoft.com/office/drawing/2016/5/10/chartex" xmlns:cx5="http://schemas.microsoft.com/office/drawing/2016/5/11/chartex" xmlns:cx6="http://schemas.microsoft.com/office/drawing/2016/5/12/chartex" xmlns:cx7="http://schemas.microsoft.com/office/drawing/2016/5/13/chartex" xmlns:cx8="http://schemas.microsoft.com/office/drawing/2016/5/14/chartex" xmlns:cr="http://schemas.microsoft.com/office/comments/2020/reactions" xmlns:mc="http://schemas.openxmlformats.org/markup-compatibility/2006" xmlns:m="http://schemas.openxmlformats.org/officeDocument/2006/math" xmlns:aink="http://schemas.microsoft.com/office/drawing/2016/ink" xmlns:am3d="http://schemas.microsoft.com/office/drawing/2017/model3d" xmlns:oel="http://schemas.microsoft.com/office/2019/extlst" xmlns:r="http://schemas.openxmlformats.org/officeDocument/2006/relationships" xmlns:wp14="http://schemas.microsoft.com/office/word/2010/wordprocessingDrawing" xmlns:wp="http://schemas.openxmlformats.org/drawingml/2006/wordprocessingDrawing" xmlns:wpg="http://schemas.microsoft.com/office/word/2010/wordprocessingGroup" xmlns:wpi="http://schemas.microsoft.com/office/word/2010/wordprocessingInk" xmlns:wps="http://schemas.microsoft.com/office/word/2010/wordprocessingShape" xmlns:o="urn:schemas-microsoft-com:office:office" xmlns:v="urn:schemas-microsoft-com:vml" xmlns:w10="urn:schemas-microsoft-com:office:word" xmlns:w="http://schemas.openxmlformats.org/wordprocessingml/2006/main" xmlns:w14="http://schemas.microsoft.com/office/word/2010/wordml" xmlns:w15="http://schemas.microsoft.com/office/word/2012/wordml" xmlns:w16cex="http://schemas.microsoft.com/office/word/2018/wordml/cex" xmlns:w16cid="http://schemas.microsoft.com/office/word/2016/wordml/cid" xmlns:w16="http://schemas.microsoft.com/office/word/2018/wordml" xmlns:w16sdtdh="http://schemas.microsoft.com/office/word/2020/wordml/sdtdatahash" xmlns:w16sdtfl="http://schemas.microsoft.com/office/word/2024/wordml/sdtformatlock" xmlns:w16se="http://schemas.microsoft.com/office/word/2015/wordml/symex" xmlns:w16du="http://schemas.microsoft.com/office/word/2023/wordml/word16du" xmlns:wne="http://schemas.microsoft.com/office/word/2006/wordml" mc:Ignorable="w14 w15 w16se w16cid w16 w16cex w16sdtdh w16sdtfl cr w16du wp14">
   <w16cex:commentExtensible w16cex:durableId="2DDE87FB" w16cex:dateUtc="2026-06-18T19:06:00Z"/>
-  <w16cex:commentExtensible w16cex:durableId="2DDE880B" w16cex:dateUtc="2026-06-18T19:06:00Z"/>
   <w16cex:commentExtensible w16cex:durableId="2DDE87DB" w16cex:dateUtc="2026-06-18T19:06:00Z"/>
   <w16cex:commentExtensible w16cex:durableId="2DDE8865" w16cex:dateUtc="2026-06-18T19:08:00Z"/>
 </w16cex:commentsExtensible>
 </file>
 
 <file path=word/commentsIds.xml><?xml version="1.0" encoding="utf-8"?>
-<w16cid:commentsIds xmlns:wpc="http://schemas.microsoft.com/office/word/2010/wordprocessingCanvas" xmlns:cx="http://schemas.microsoft.com/office/drawing/2014/chartex" xmlns:cx1="http://schemas.microsoft.com/office/drawing/2015/9/8/chartex" xmlns:cx2="http://schemas.microsoft.com/office/drawing/2015/10/21/chartex" xmlns:cx3="http://schemas.microsoft.com/office/drawing/2016/5/9/chartex" xmlns:cx4="http://schemas.microsoft.com/office/drawing/2016/5/10/chartex" xmlns:cx5="http://schemas.microsoft.com/office/drawing/2016/5/11/chartex" xmlns:cx6="http://schemas.microsoft.com/office/drawing/2016/5/12/chartex" xmlns:cx7="http://schemas.microsoft.com/office/drawing/2016/5/13/chartex" xmlns:cx8="http://schemas.microsoft.com/office/drawing/2016/5/14/chartex" xmlns:mc="http://schemas.openxmlformats.org/markup-compatibility/2006" xmlns:aink="http://schemas.microsoft.com/office/drawing/2016/ink" xmlns:am3d="http://schemas.microsoft.com/office/drawing/2017/model3d" xmlns:o="urn:schemas-microsoft-com:office:office" xmlns:r="http://schemas.openxmlformats.org/officeDocument/2006/relationships" xmlns:m="http://schemas.openxmlformats.org/officeDocument/2006/math" xmlns:v="urn:schemas-microsoft-com:vml" xmlns:wp14="http://schemas.microsoft.com/office/word/2010/wordprocessingDrawing" xmlns:wp="http://schemas.openxmlformats.org/drawingml/2006/wordprocessingDrawing" xmlns:w10="urn:schemas-microsoft-com:office:word" xmlns:w="http://schemas.openxmlformats.org/wordprocessingml/2006/main" xmlns:w14="http://schemas.microsoft.com/office/word/2010/wordml" xmlns:w15="http://schemas.microsoft.com/office/word/2012/wordml" xmlns:w16cex="http://schemas.microsoft.com/office/word/2018/wordml/cex" xmlns:w16cid="http://schemas.microsoft.com/office/word/2016/wordml/cid" xmlns:w16="http://schemas.microsoft.com/office/word/2018/wordml" xmlns:w16sdtdh="http://schemas.microsoft.com/office/word/2020/wordml/sdtdatahash" xmlns:w16se="http://schemas.microsoft.com/office/word/2015/wordml/symex" xmlns:wpg="http://schemas.microsoft.com/office/word/2010/wordprocessingGroup" xmlns:wpi="http://schemas.microsoft.com/office/word/2010/wordprocessingInk" xmlns:wne="http://schemas.microsoft.com/office/word/2006/wordml" xmlns:wps="http://schemas.microsoft.com/office/word/2010/wordprocessingShape" mc:Ignorable="w14 w15 w16se w16cid w16 w16cex w16sdtdh wp14">
+<w16cid:commentsIds xmlns:wpc="http://schemas.microsoft.com/office/word/2010/wordprocessingCanvas" xmlns:cx="http://schemas.microsoft.com/office/drawing/2014/chartex" xmlns:cx1="http://schemas.microsoft.com/office/drawing/2015/9/8/chartex" xmlns:cx2="http://schemas.microsoft.com/office/drawing/2015/10/21/chartex" xmlns:cx3="http://schemas.microsoft.com/office/drawing/2016/5/9/chartex" xmlns:cx4="http://schemas.microsoft.com/office/drawing/2016/5/10/chartex" xmlns:cx5="http://schemas.microsoft.com/office/drawing/2016/5/11/chartex" xmlns:cx6="http://schemas.microsoft.com/office/drawing/2016/5/12/chartex" xmlns:cx7="http://schemas.microsoft.com/office/drawing/2016/5/13/chartex" xmlns:cx8="http://schemas.microsoft.com/office/drawing/2016/5/14/chartex" xmlns:mc="http://schemas.openxmlformats.org/markup-compatibility/2006" xmlns:m="http://schemas.openxmlformats.org/officeDocument/2006/math" xmlns:aink="http://schemas.microsoft.com/office/drawing/2016/ink" xmlns:am3d="http://schemas.microsoft.com/office/drawing/2017/model3d" xmlns:oel="http://schemas.microsoft.com/office/2019/extlst" xmlns:r="http://schemas.openxmlformats.org/officeDocument/2006/relationships" xmlns:wp14="http://schemas.microsoft.com/office/word/2010/wordprocessingDrawing" xmlns:wp="http://schemas.openxmlformats.org/drawingml/2006/wordprocessingDrawing" xmlns:wpg="http://schemas.microsoft.com/office/word/2010/wordprocessingGroup" xmlns:wpi="http://schemas.microsoft.com/office/word/2010/wordprocessingInk" xmlns:wps="http://schemas.microsoft.com/office/word/2010/wordprocessingShape" xmlns:o="urn:schemas-microsoft-com:office:office" xmlns:v="urn:schemas-microsoft-com:vml" xmlns:w10="urn:schemas-microsoft-com:office:word" xmlns:w="http://schemas.openxmlformats.org/wordprocessingml/2006/main" xmlns:w14="http://schemas.microsoft.com/office/word/2010/wordml" xmlns:w15="http://schemas.microsoft.com/office/word/2012/wordml" xmlns:w16cex="http://schemas.microsoft.com/office/word/2018/wordml/cex" xmlns:w16cid="http://schemas.microsoft.com/office/word/2016/wordml/cid" xmlns:w16="http://schemas.microsoft.com/office/word/2018/wordml" xmlns:w16sdtdh="http://schemas.microsoft.com/office/word/2020/wordml/sdtdatahash" xmlns:w16sdtfl="http://schemas.microsoft.com/office/word/2024/wordml/sdtformatlock" xmlns:w16se="http://schemas.microsoft.com/office/word/2015/wordml/symex" xmlns:w16du="http://schemas.microsoft.com/office/word/2023/wordml/word16du" xmlns:wne="http://schemas.microsoft.com/office/word/2006/wordml" mc:Ignorable="w14 w15 w16se w16cid w16 w16cex w16sdtdh w16sdtfl w16du wp14">
   <w16cid:commentId w16cid:paraId="4B7F7248" w16cid:durableId="2DDE87FB"/>
-  <w16cid:commentId w16cid:paraId="4E1CD1C5" w16cid:durableId="2DDE880B"/>
   <w16cid:commentId w16cid:paraId="0283282E" w16cid:durableId="2DDE87DB"/>
   <w16cid:commentId w16cid:paraId="000000D4" w16cid:durableId="2D9CA5B4"/>
   <w16cid:commentId w16cid:paraId="14466BFC" w16cid:durableId="2DDE8865"/>
@@ -4773,7 +5495,7 @@
 </file>
 
 <file path=word/endnotes.xml><?xml version="1.0" encoding="utf-8"?>
-<w:endnotes xmlns:wpc="http://schemas.microsoft.com/office/word/2010/wordprocessingCanvas" xmlns:cx="http://schemas.microsoft.com/office/drawing/2014/chartex" xmlns:cx1="http://schemas.microsoft.com/office/drawing/2015/9/8/chartex" xmlns:cx2="http://schemas.microsoft.com/office/drawing/2015/10/21/chartex" xmlns:cx3="http://schemas.microsoft.com/office/drawing/2016/5/9/chartex" xmlns:cx4="http://schemas.microsoft.com/office/drawing/2016/5/10/chartex" xmlns:cx5="http://schemas.microsoft.com/office/drawing/2016/5/11/chartex" xmlns:cx6="http://schemas.microsoft.com/office/drawing/2016/5/12/chartex" xmlns:cx7="http://schemas.microsoft.com/office/drawing/2016/5/13/chartex" xmlns:cx8="http://schemas.microsoft.com/office/drawing/2016/5/14/chartex" xmlns:mc="http://schemas.openxmlformats.org/markup-compatibility/2006" xmlns:aink="http://schemas.microsoft.com/office/drawing/2016/ink" xmlns:am3d="http://schemas.microsoft.com/office/drawing/2017/model3d" xmlns:o="urn:schemas-microsoft-com:office:office" xmlns:r="http://schemas.openxmlformats.org/officeDocument/2006/relationships" xmlns:m="http://schemas.openxmlformats.org/officeDocument/2006/math" xmlns:v="urn:schemas-microsoft-com:vml" xmlns:wp14="http://schemas.microsoft.com/office/word/2010/wordprocessingDrawing" xmlns:wp="http://schemas.openxmlformats.org/drawingml/2006/wordprocessingDrawing" xmlns:w10="urn:schemas-microsoft-com:office:word" xmlns:w="http://schemas.openxmlformats.org/wordprocessingml/2006/main" xmlns:w14="http://schemas.microsoft.com/office/word/2010/wordml" xmlns:w15="http://schemas.microsoft.com/office/word/2012/wordml" xmlns:w16cex="http://schemas.microsoft.com/office/word/2018/wordml/cex" xmlns:w16cid="http://schemas.microsoft.com/office/word/2016/wordml/cid" xmlns:w16="http://schemas.microsoft.com/office/word/2018/wordml" xmlns:w16sdtdh="http://schemas.microsoft.com/office/word/2020/wordml/sdtdatahash" xmlns:w16se="http://schemas.microsoft.com/office/word/2015/wordml/symex" xmlns:wpg="http://schemas.microsoft.com/office/word/2010/wordprocessingGroup" xmlns:wpi="http://schemas.microsoft.com/office/word/2010/wordprocessingInk" xmlns:wne="http://schemas.microsoft.com/office/word/2006/wordml" xmlns:wps="http://schemas.microsoft.com/office/word/2010/wordprocessingShape" mc:Ignorable="w14 w15 w16se w16cid w16 w16cex w16sdtdh wp14">
+<w:endnotes xmlns:wpc="http://schemas.microsoft.com/office/word/2010/wordprocessingCanvas" xmlns:cx="http://schemas.microsoft.com/office/drawing/2014/chartex" xmlns:cx1="http://schemas.microsoft.com/office/drawing/2015/9/8/chartex" xmlns:cx2="http://schemas.microsoft.com/office/drawing/2015/10/21/chartex" xmlns:cx3="http://schemas.microsoft.com/office/drawing/2016/5/9/chartex" xmlns:cx4="http://schemas.microsoft.com/office/drawing/2016/5/10/chartex" xmlns:cx5="http://schemas.microsoft.com/office/drawing/2016/5/11/chartex" xmlns:cx6="http://schemas.microsoft.com/office/drawing/2016/5/12/chartex" xmlns:cx7="http://schemas.microsoft.com/office/drawing/2016/5/13/chartex" xmlns:cx8="http://schemas.microsoft.com/office/drawing/2016/5/14/chartex" xmlns:mc="http://schemas.openxmlformats.org/markup-compatibility/2006" xmlns:m="http://schemas.openxmlformats.org/officeDocument/2006/math" xmlns:aink="http://schemas.microsoft.com/office/drawing/2016/ink" xmlns:am3d="http://schemas.microsoft.com/office/drawing/2017/model3d" xmlns:oel="http://schemas.microsoft.com/office/2019/extlst" xmlns:r="http://schemas.openxmlformats.org/officeDocument/2006/relationships" xmlns:wp14="http://schemas.microsoft.com/office/word/2010/wordprocessingDrawing" xmlns:wp="http://schemas.openxmlformats.org/drawingml/2006/wordprocessingDrawing" xmlns:wpg="http://schemas.microsoft.com/office/word/2010/wordprocessingGroup" xmlns:wpi="http://schemas.microsoft.com/office/word/2010/wordprocessingInk" xmlns:wps="http://schemas.microsoft.com/office/word/2010/wordprocessingShape" xmlns:o="urn:schemas-microsoft-com:office:office" xmlns:v="urn:schemas-microsoft-com:vml" xmlns:w10="urn:schemas-microsoft-com:office:word" xmlns:w="http://schemas.openxmlformats.org/wordprocessingml/2006/main" xmlns:w14="http://schemas.microsoft.com/office/word/2010/wordml" xmlns:w15="http://schemas.microsoft.com/office/word/2012/wordml" xmlns:w16cex="http://schemas.microsoft.com/office/word/2018/wordml/cex" xmlns:w16cid="http://schemas.microsoft.com/office/word/2016/wordml/cid" xmlns:w16="http://schemas.microsoft.com/office/word/2018/wordml" xmlns:w16sdtdh="http://schemas.microsoft.com/office/word/2020/wordml/sdtdatahash" xmlns:w16sdtfl="http://schemas.microsoft.com/office/word/2024/wordml/sdtformatlock" xmlns:w16se="http://schemas.microsoft.com/office/word/2015/wordml/symex" xmlns:w16du="http://schemas.microsoft.com/office/word/2023/wordml/word16du" xmlns:wne="http://schemas.microsoft.com/office/word/2006/wordml" mc:Ignorable="w14 w15 w16se w16cid w16 w16cex w16sdtdh w16sdtfl w16du wp14">
   <w:endnote w:type="separator" w:id="-1">
     <w:p>
       <w:pPr>
@@ -4798,25 +5520,25 @@
 </file>
 
 <file path=word/footer1.xml><?xml version="1.0" encoding="utf-8"?>
-<w:ftr xmlns:wpc="http://schemas.microsoft.com/office/word/2010/wordprocessingCanvas" xmlns:cx="http://schemas.microsoft.com/office/drawing/2014/chartex" xmlns:cx1="http://schemas.microsoft.com/office/drawing/2015/9/8/chartex" xmlns:cx2="http://schemas.microsoft.com/office/drawing/2015/10/21/chartex" xmlns:cx3="http://schemas.microsoft.com/office/drawing/2016/5/9/chartex" xmlns:cx4="http://schemas.microsoft.com/office/drawing/2016/5/10/chartex" xmlns:cx5="http://schemas.microsoft.com/office/drawing/2016/5/11/chartex" xmlns:cx6="http://schemas.microsoft.com/office/drawing/2016/5/12/chartex" xmlns:cx7="http://schemas.microsoft.com/office/drawing/2016/5/13/chartex" xmlns:cx8="http://schemas.microsoft.com/office/drawing/2016/5/14/chartex" xmlns:mc="http://schemas.openxmlformats.org/markup-compatibility/2006" xmlns:aink="http://schemas.microsoft.com/office/drawing/2016/ink" xmlns:am3d="http://schemas.microsoft.com/office/drawing/2017/model3d" xmlns:o="urn:schemas-microsoft-com:office:office" xmlns:r="http://schemas.openxmlformats.org/officeDocument/2006/relationships" xmlns:m="http://schemas.openxmlformats.org/officeDocument/2006/math" xmlns:v="urn:schemas-microsoft-com:vml" xmlns:wp14="http://schemas.microsoft.com/office/word/2010/wordprocessingDrawing" xmlns:wp="http://schemas.openxmlformats.org/drawingml/2006/wordprocessingDrawing" xmlns:w10="urn:schemas-microsoft-com:office:word" xmlns:w="http://schemas.openxmlformats.org/wordprocessingml/2006/main" xmlns:w14="http://schemas.microsoft.com/office/word/2010/wordml" xmlns:w15="http://schemas.microsoft.com/office/word/2012/wordml" xmlns:w16cex="http://schemas.microsoft.com/office/word/2018/wordml/cex" xmlns:w16cid="http://schemas.microsoft.com/office/word/2016/wordml/cid" xmlns:w16="http://schemas.microsoft.com/office/word/2018/wordml" xmlns:w16sdtdh="http://schemas.microsoft.com/office/word/2020/wordml/sdtdatahash" xmlns:w16se="http://schemas.microsoft.com/office/word/2015/wordml/symex" xmlns:wpg="http://schemas.microsoft.com/office/word/2010/wordprocessingGroup" xmlns:wpi="http://schemas.microsoft.com/office/word/2010/wordprocessingInk" xmlns:wne="http://schemas.microsoft.com/office/word/2006/wordml" xmlns:wps="http://schemas.microsoft.com/office/word/2010/wordprocessingShape" mc:Ignorable="w14 w15 w16se w16cid w16 w16cex w16sdtdh wp14">
+<w:ftr xmlns:wpc="http://schemas.microsoft.com/office/word/2010/wordprocessingCanvas" xmlns:cx="http://schemas.microsoft.com/office/drawing/2014/chartex" xmlns:cx1="http://schemas.microsoft.com/office/drawing/2015/9/8/chartex" xmlns:cx2="http://schemas.microsoft.com/office/drawing/2015/10/21/chartex" xmlns:cx3="http://schemas.microsoft.com/office/drawing/2016/5/9/chartex" xmlns:cx4="http://schemas.microsoft.com/office/drawing/2016/5/10/chartex" xmlns:cx5="http://schemas.microsoft.com/office/drawing/2016/5/11/chartex" xmlns:cx6="http://schemas.microsoft.com/office/drawing/2016/5/12/chartex" xmlns:cx7="http://schemas.microsoft.com/office/drawing/2016/5/13/chartex" xmlns:cx8="http://schemas.microsoft.com/office/drawing/2016/5/14/chartex" xmlns:mc="http://schemas.openxmlformats.org/markup-compatibility/2006" xmlns:m="http://schemas.openxmlformats.org/officeDocument/2006/math" xmlns:aink="http://schemas.microsoft.com/office/drawing/2016/ink" xmlns:am3d="http://schemas.microsoft.com/office/drawing/2017/model3d" xmlns:oel="http://schemas.microsoft.com/office/2019/extlst" xmlns:r="http://schemas.openxmlformats.org/officeDocument/2006/relationships" xmlns:wp14="http://schemas.microsoft.com/office/word/2010/wordprocessingDrawing" xmlns:wp="http://schemas.openxmlformats.org/drawingml/2006/wordprocessingDrawing" xmlns:wpg="http://schemas.microsoft.com/office/word/2010/wordprocessingGroup" xmlns:wpi="http://schemas.microsoft.com/office/word/2010/wordprocessingInk" xmlns:wps="http://schemas.microsoft.com/office/word/2010/wordprocessingShape" xmlns:o="urn:schemas-microsoft-com:office:office" xmlns:v="urn:schemas-microsoft-com:vml" xmlns:w10="urn:schemas-microsoft-com:office:word" xmlns:w="http://schemas.openxmlformats.org/wordprocessingml/2006/main" xmlns:w14="http://schemas.microsoft.com/office/word/2010/wordml" xmlns:w15="http://schemas.microsoft.com/office/word/2012/wordml" xmlns:w16cex="http://schemas.microsoft.com/office/word/2018/wordml/cex" xmlns:w16cid="http://schemas.microsoft.com/office/word/2016/wordml/cid" xmlns:w16="http://schemas.microsoft.com/office/word/2018/wordml" xmlns:w16sdtdh="http://schemas.microsoft.com/office/word/2020/wordml/sdtdatahash" xmlns:w16sdtfl="http://schemas.microsoft.com/office/word/2024/wordml/sdtformatlock" xmlns:w16se="http://schemas.microsoft.com/office/word/2015/wordml/symex" xmlns:w16du="http://schemas.microsoft.com/office/word/2023/wordml/word16du" xmlns:wne="http://schemas.microsoft.com/office/word/2006/wordml" mc:Ignorable="w14 w15 w16se w16cid w16 w16cex w16sdtdh w16sdtfl w16du wp14">
   <w:p/>
 </w:ftr>
 </file>
 
 <file path=word/footer2.xml><?xml version="1.0" encoding="utf-8"?>
-<w:ftr xmlns:wpc="http://schemas.microsoft.com/office/word/2010/wordprocessingCanvas" xmlns:cx="http://schemas.microsoft.com/office/drawing/2014/chartex" xmlns:cx1="http://schemas.microsoft.com/office/drawing/2015/9/8/chartex" xmlns:cx2="http://schemas.microsoft.com/office/drawing/2015/10/21/chartex" xmlns:cx3="http://schemas.microsoft.com/office/drawing/2016/5/9/chartex" xmlns:cx4="http://schemas.microsoft.com/office/drawing/2016/5/10/chartex" xmlns:cx5="http://schemas.microsoft.com/office/drawing/2016/5/11/chartex" xmlns:cx6="http://schemas.microsoft.com/office/drawing/2016/5/12/chartex" xmlns:cx7="http://schemas.microsoft.com/office/drawing/2016/5/13/chartex" xmlns:cx8="http://schemas.microsoft.com/office/drawing/2016/5/14/chartex" xmlns:mc="http://schemas.openxmlformats.org/markup-compatibility/2006" xmlns:aink="http://schemas.microsoft.com/office/drawing/2016/ink" xmlns:am3d="http://schemas.microsoft.com/office/drawing/2017/model3d" xmlns:o="urn:schemas-microsoft-com:office:office" xmlns:r="http://schemas.openxmlformats.org/officeDocument/2006/relationships" xmlns:m="http://schemas.openxmlformats.org/officeDocument/2006/math" xmlns:v="urn:schemas-microsoft-com:vml" xmlns:wp14="http://schemas.microsoft.com/office/word/2010/wordprocessingDrawing" xmlns:wp="http://schemas.openxmlformats.org/drawingml/2006/wordprocessingDrawing" xmlns:w10="urn:schemas-microsoft-com:office:word" xmlns:w="http://schemas.openxmlformats.org/wordprocessingml/2006/main" xmlns:w14="http://schemas.microsoft.com/office/word/2010/wordml" xmlns:w15="http://schemas.microsoft.com/office/word/2012/wordml" xmlns:w16cex="http://schemas.microsoft.com/office/word/2018/wordml/cex" xmlns:w16cid="http://schemas.microsoft.com/office/word/2016/wordml/cid" xmlns:w16="http://schemas.microsoft.com/office/word/2018/wordml" xmlns:w16sdtdh="http://schemas.microsoft.com/office/word/2020/wordml/sdtdatahash" xmlns:w16se="http://schemas.microsoft.com/office/word/2015/wordml/symex" xmlns:wpg="http://schemas.microsoft.com/office/word/2010/wordprocessingGroup" xmlns:wpi="http://schemas.microsoft.com/office/word/2010/wordprocessingInk" xmlns:wne="http://schemas.microsoft.com/office/word/2006/wordml" xmlns:wps="http://schemas.microsoft.com/office/word/2010/wordprocessingShape" mc:Ignorable="w14 w15 w16se w16cid w16 w16cex w16sdtdh wp14">
+<w:ftr xmlns:wpc="http://schemas.microsoft.com/office/word/2010/wordprocessingCanvas" xmlns:cx="http://schemas.microsoft.com/office/drawing/2014/chartex" xmlns:cx1="http://schemas.microsoft.com/office/drawing/2015/9/8/chartex" xmlns:cx2="http://schemas.microsoft.com/office/drawing/2015/10/21/chartex" xmlns:cx3="http://schemas.microsoft.com/office/drawing/2016/5/9/chartex" xmlns:cx4="http://schemas.microsoft.com/office/drawing/2016/5/10/chartex" xmlns:cx5="http://schemas.microsoft.com/office/drawing/2016/5/11/chartex" xmlns:cx6="http://schemas.microsoft.com/office/drawing/2016/5/12/chartex" xmlns:cx7="http://schemas.microsoft.com/office/drawing/2016/5/13/chartex" xmlns:cx8="http://schemas.microsoft.com/office/drawing/2016/5/14/chartex" xmlns:mc="http://schemas.openxmlformats.org/markup-compatibility/2006" xmlns:m="http://schemas.openxmlformats.org/officeDocument/2006/math" xmlns:aink="http://schemas.microsoft.com/office/drawing/2016/ink" xmlns:am3d="http://schemas.microsoft.com/office/drawing/2017/model3d" xmlns:oel="http://schemas.microsoft.com/office/2019/extlst" xmlns:r="http://schemas.openxmlformats.org/officeDocument/2006/relationships" xmlns:wp14="http://schemas.microsoft.com/office/word/2010/wordprocessingDrawing" xmlns:wp="http://schemas.openxmlformats.org/drawingml/2006/wordprocessingDrawing" xmlns:wpg="http://schemas.microsoft.com/office/word/2010/wordprocessingGroup" xmlns:wpi="http://schemas.microsoft.com/office/word/2010/wordprocessingInk" xmlns:wps="http://schemas.microsoft.com/office/word/2010/wordprocessingShape" xmlns:o="urn:schemas-microsoft-com:office:office" xmlns:v="urn:schemas-microsoft-com:vml" xmlns:w10="urn:schemas-microsoft-com:office:word" xmlns:w="http://schemas.openxmlformats.org/wordprocessingml/2006/main" xmlns:w14="http://schemas.microsoft.com/office/word/2010/wordml" xmlns:w15="http://schemas.microsoft.com/office/word/2012/wordml" xmlns:w16cex="http://schemas.microsoft.com/office/word/2018/wordml/cex" xmlns:w16cid="http://schemas.microsoft.com/office/word/2016/wordml/cid" xmlns:w16="http://schemas.microsoft.com/office/word/2018/wordml" xmlns:w16sdtdh="http://schemas.microsoft.com/office/word/2020/wordml/sdtdatahash" xmlns:w16sdtfl="http://schemas.microsoft.com/office/word/2024/wordml/sdtformatlock" xmlns:w16se="http://schemas.microsoft.com/office/word/2015/wordml/symex" xmlns:w16du="http://schemas.microsoft.com/office/word/2023/wordml/word16du" xmlns:wne="http://schemas.microsoft.com/office/word/2006/wordml" mc:Ignorable="w14 w15 w16se w16cid w16 w16cex w16sdtdh w16sdtfl w16du wp14">
   <w:p/>
 </w:ftr>
 </file>
 
 <file path=word/footer3.xml><?xml version="1.0" encoding="utf-8"?>
-<w:ftr xmlns:wpc="http://schemas.microsoft.com/office/word/2010/wordprocessingCanvas" xmlns:cx="http://schemas.microsoft.com/office/drawing/2014/chartex" xmlns:cx1="http://schemas.microsoft.com/office/drawing/2015/9/8/chartex" xmlns:cx2="http://schemas.microsoft.com/office/drawing/2015/10/21/chartex" xmlns:cx3="http://schemas.microsoft.com/office/drawing/2016/5/9/chartex" xmlns:cx4="http://schemas.microsoft.com/office/drawing/2016/5/10/chartex" xmlns:cx5="http://schemas.microsoft.com/office/drawing/2016/5/11/chartex" xmlns:cx6="http://schemas.microsoft.com/office/drawing/2016/5/12/chartex" xmlns:cx7="http://schemas.microsoft.com/office/drawing/2016/5/13/chartex" xmlns:cx8="http://schemas.microsoft.com/office/drawing/2016/5/14/chartex" xmlns:mc="http://schemas.openxmlformats.org/markup-compatibility/2006" xmlns:aink="http://schemas.microsoft.com/office/drawing/2016/ink" xmlns:am3d="http://schemas.microsoft.com/office/drawing/2017/model3d" xmlns:o="urn:schemas-microsoft-com:office:office" xmlns:r="http://schemas.openxmlformats.org/officeDocument/2006/relationships" xmlns:m="http://schemas.openxmlformats.org/officeDocument/2006/math" xmlns:v="urn:schemas-microsoft-com:vml" xmlns:wp14="http://schemas.microsoft.com/office/word/2010/wordprocessingDrawing" xmlns:wp="http://schemas.openxmlformats.org/drawingml/2006/wordprocessingDrawing" xmlns:w10="urn:schemas-microsoft-com:office:word" xmlns:w="http://schemas.openxmlformats.org/wordprocessingml/2006/main" xmlns:w14="http://schemas.microsoft.com/office/word/2010/wordml" xmlns:w15="http://schemas.microsoft.com/office/word/2012/wordml" xmlns:w16cex="http://schemas.microsoft.com/office/word/2018/wordml/cex" xmlns:w16cid="http://schemas.microsoft.com/office/word/2016/wordml/cid" xmlns:w16="http://schemas.microsoft.com/office/word/2018/wordml" xmlns:w16sdtdh="http://schemas.microsoft.com/office/word/2020/wordml/sdtdatahash" xmlns:w16se="http://schemas.microsoft.com/office/word/2015/wordml/symex" xmlns:wpg="http://schemas.microsoft.com/office/word/2010/wordprocessingGroup" xmlns:wpi="http://schemas.microsoft.com/office/word/2010/wordprocessingInk" xmlns:wne="http://schemas.microsoft.com/office/word/2006/wordml" xmlns:wps="http://schemas.microsoft.com/office/word/2010/wordprocessingShape" mc:Ignorable="w14 w15 w16se w16cid w16 w16cex w16sdtdh wp14">
+<w:ftr xmlns:wpc="http://schemas.microsoft.com/office/word/2010/wordprocessingCanvas" xmlns:cx="http://schemas.microsoft.com/office/drawing/2014/chartex" xmlns:cx1="http://schemas.microsoft.com/office/drawing/2015/9/8/chartex" xmlns:cx2="http://schemas.microsoft.com/office/drawing/2015/10/21/chartex" xmlns:cx3="http://schemas.microsoft.com/office/drawing/2016/5/9/chartex" xmlns:cx4="http://schemas.microsoft.com/office/drawing/2016/5/10/chartex" xmlns:cx5="http://schemas.microsoft.com/office/drawing/2016/5/11/chartex" xmlns:cx6="http://schemas.microsoft.com/office/drawing/2016/5/12/chartex" xmlns:cx7="http://schemas.microsoft.com/office/drawing/2016/5/13/chartex" xmlns:cx8="http://schemas.microsoft.com/office/drawing/2016/5/14/chartex" xmlns:mc="http://schemas.openxmlformats.org/markup-compatibility/2006" xmlns:m="http://schemas.openxmlformats.org/officeDocument/2006/math" xmlns:aink="http://schemas.microsoft.com/office/drawing/2016/ink" xmlns:am3d="http://schemas.microsoft.com/office/drawing/2017/model3d" xmlns:oel="http://schemas.microsoft.com/office/2019/extlst" xmlns:r="http://schemas.openxmlformats.org/officeDocument/2006/relationships" xmlns:wp14="http://schemas.microsoft.com/office/word/2010/wordprocessingDrawing" xmlns:wp="http://schemas.openxmlformats.org/drawingml/2006/wordprocessingDrawing" xmlns:wpg="http://schemas.microsoft.com/office/word/2010/wordprocessingGroup" xmlns:wpi="http://schemas.microsoft.com/office/word/2010/wordprocessingInk" xmlns:wps="http://schemas.microsoft.com/office/word/2010/wordprocessingShape" xmlns:o="urn:schemas-microsoft-com:office:office" xmlns:v="urn:schemas-microsoft-com:vml" xmlns:w10="urn:schemas-microsoft-com:office:word" xmlns:w="http://schemas.openxmlformats.org/wordprocessingml/2006/main" xmlns:w14="http://schemas.microsoft.com/office/word/2010/wordml" xmlns:w15="http://schemas.microsoft.com/office/word/2012/wordml" xmlns:w16cex="http://schemas.microsoft.com/office/word/2018/wordml/cex" xmlns:w16cid="http://schemas.microsoft.com/office/word/2016/wordml/cid" xmlns:w16="http://schemas.microsoft.com/office/word/2018/wordml" xmlns:w16sdtdh="http://schemas.microsoft.com/office/word/2020/wordml/sdtdatahash" xmlns:w16sdtfl="http://schemas.microsoft.com/office/word/2024/wordml/sdtformatlock" xmlns:w16se="http://schemas.microsoft.com/office/word/2015/wordml/symex" xmlns:w16du="http://schemas.microsoft.com/office/word/2023/wordml/word16du" xmlns:wne="http://schemas.microsoft.com/office/word/2006/wordml" mc:Ignorable="w14 w15 w16se w16cid w16 w16cex w16sdtdh w16sdtfl w16du wp14">
   <w:p/>
 </w:ftr>
 </file>
 
 <file path=word/footnotes.xml><?xml version="1.0" encoding="utf-8"?>
-<w:footnotes xmlns:wpc="http://schemas.microsoft.com/office/word/2010/wordprocessingCanvas" xmlns:cx="http://schemas.microsoft.com/office/drawing/2014/chartex" xmlns:cx1="http://schemas.microsoft.com/office/drawing/2015/9/8/chartex" xmlns:cx2="http://schemas.microsoft.com/office/drawing/2015/10/21/chartex" xmlns:cx3="http://schemas.microsoft.com/office/drawing/2016/5/9/chartex" xmlns:cx4="http://schemas.microsoft.com/office/drawing/2016/5/10/chartex" xmlns:cx5="http://schemas.microsoft.com/office/drawing/2016/5/11/chartex" xmlns:cx6="http://schemas.microsoft.com/office/drawing/2016/5/12/chartex" xmlns:cx7="http://schemas.microsoft.com/office/drawing/2016/5/13/chartex" xmlns:cx8="http://schemas.microsoft.com/office/drawing/2016/5/14/chartex" xmlns:mc="http://schemas.openxmlformats.org/markup-compatibility/2006" xmlns:aink="http://schemas.microsoft.com/office/drawing/2016/ink" xmlns:am3d="http://schemas.microsoft.com/office/drawing/2017/model3d" xmlns:o="urn:schemas-microsoft-com:office:office" xmlns:r="http://schemas.openxmlformats.org/officeDocument/2006/relationships" xmlns:m="http://schemas.openxmlformats.org/officeDocument/2006/math" xmlns:v="urn:schemas-microsoft-com:vml" xmlns:wp14="http://schemas.microsoft.com/office/word/2010/wordprocessingDrawing" xmlns:wp="http://schemas.openxmlformats.org/drawingml/2006/wordprocessingDrawing" xmlns:w10="urn:schemas-microsoft-com:office:word" xmlns:w="http://schemas.openxmlformats.org/wordprocessingml/2006/main" xmlns:w14="http://schemas.microsoft.com/office/word/2010/wordml" xmlns:w15="http://schemas.microsoft.com/office/word/2012/wordml" xmlns:w16cex="http://schemas.microsoft.com/office/word/2018/wordml/cex" xmlns:w16cid="http://schemas.microsoft.com/office/word/2016/wordml/cid" xmlns:w16="http://schemas.microsoft.com/office/word/2018/wordml" xmlns:w16sdtdh="http://schemas.microsoft.com/office/word/2020/wordml/sdtdatahash" xmlns:w16se="http://schemas.microsoft.com/office/word/2015/wordml/symex" xmlns:wpg="http://schemas.microsoft.com/office/word/2010/wordprocessingGroup" xmlns:wpi="http://schemas.microsoft.com/office/word/2010/wordprocessingInk" xmlns:wne="http://schemas.microsoft.com/office/word/2006/wordml" xmlns:wps="http://schemas.microsoft.com/office/word/2010/wordprocessingShape" mc:Ignorable="w14 w15 w16se w16cid w16 w16cex w16sdtdh wp14">
+<w:footnotes xmlns:wpc="http://schemas.microsoft.com/office/word/2010/wordprocessingCanvas" xmlns:cx="http://schemas.microsoft.com/office/drawing/2014/chartex" xmlns:cx1="http://schemas.microsoft.com/office/drawing/2015/9/8/chartex" xmlns:cx2="http://schemas.microsoft.com/office/drawing/2015/10/21/chartex" xmlns:cx3="http://schemas.microsoft.com/office/drawing/2016/5/9/chartex" xmlns:cx4="http://schemas.microsoft.com/office/drawing/2016/5/10/chartex" xmlns:cx5="http://schemas.microsoft.com/office/drawing/2016/5/11/chartex" xmlns:cx6="http://schemas.microsoft.com/office/drawing/2016/5/12/chartex" xmlns:cx7="http://schemas.microsoft.com/office/drawing/2016/5/13/chartex" xmlns:cx8="http://schemas.microsoft.com/office/drawing/2016/5/14/chartex" xmlns:mc="http://schemas.openxmlformats.org/markup-compatibility/2006" xmlns:m="http://schemas.openxmlformats.org/officeDocument/2006/math" xmlns:aink="http://schemas.microsoft.com/office/drawing/2016/ink" xmlns:am3d="http://schemas.microsoft.com/office/drawing/2017/model3d" xmlns:oel="http://schemas.microsoft.com/office/2019/extlst" xmlns:r="http://schemas.openxmlformats.org/officeDocument/2006/relationships" xmlns:wp14="http://schemas.microsoft.com/office/word/2010/wordprocessingDrawing" xmlns:wp="http://schemas.openxmlformats.org/drawingml/2006/wordprocessingDrawing" xmlns:wpg="http://schemas.microsoft.com/office/word/2010/wordprocessingGroup" xmlns:wpi="http://schemas.microsoft.com/office/word/2010/wordprocessingInk" xmlns:wps="http://schemas.microsoft.com/office/word/2010/wordprocessingShape" xmlns:o="urn:schemas-microsoft-com:office:office" xmlns:v="urn:schemas-microsoft-com:vml" xmlns:w10="urn:schemas-microsoft-com:office:word" xmlns:w="http://schemas.openxmlformats.org/wordprocessingml/2006/main" xmlns:w14="http://schemas.microsoft.com/office/word/2010/wordml" xmlns:w15="http://schemas.microsoft.com/office/word/2012/wordml" xmlns:w16cex="http://schemas.microsoft.com/office/word/2018/wordml/cex" xmlns:w16cid="http://schemas.microsoft.com/office/word/2016/wordml/cid" xmlns:w16="http://schemas.microsoft.com/office/word/2018/wordml" xmlns:w16sdtdh="http://schemas.microsoft.com/office/word/2020/wordml/sdtdatahash" xmlns:w16sdtfl="http://schemas.microsoft.com/office/word/2024/wordml/sdtformatlock" xmlns:w16se="http://schemas.microsoft.com/office/word/2015/wordml/symex" xmlns:w16du="http://schemas.microsoft.com/office/word/2023/wordml/word16du" xmlns:wne="http://schemas.microsoft.com/office/word/2006/wordml" mc:Ignorable="w14 w15 w16se w16cid w16 w16cex w16sdtdh w16sdtfl w16du wp14">
   <w:footnote w:type="separator" w:id="-1">
     <w:p>
       <w:pPr>
@@ -4841,25 +5563,25 @@
 </file>
 
 <file path=word/header1.xml><?xml version="1.0" encoding="utf-8"?>
-<w:hdr xmlns:wpc="http://schemas.microsoft.com/office/word/2010/wordprocessingCanvas" xmlns:cx="http://schemas.microsoft.com/office/drawing/2014/chartex" xmlns:cx1="http://schemas.microsoft.com/office/drawing/2015/9/8/chartex" xmlns:cx2="http://schemas.microsoft.com/office/drawing/2015/10/21/chartex" xmlns:cx3="http://schemas.microsoft.com/office/drawing/2016/5/9/chartex" xmlns:cx4="http://schemas.microsoft.com/office/drawing/2016/5/10/chartex" xmlns:cx5="http://schemas.microsoft.com/office/drawing/2016/5/11/chartex" xmlns:cx6="http://schemas.microsoft.com/office/drawing/2016/5/12/chartex" xmlns:cx7="http://schemas.microsoft.com/office/drawing/2016/5/13/chartex" xmlns:cx8="http://schemas.microsoft.com/office/drawing/2016/5/14/chartex" xmlns:mc="http://schemas.openxmlformats.org/markup-compatibility/2006" xmlns:aink="http://schemas.microsoft.com/office/drawing/2016/ink" xmlns:am3d="http://schemas.microsoft.com/office/drawing/2017/model3d" xmlns:o="urn:schemas-microsoft-com:office:office" xmlns:r="http://schemas.openxmlformats.org/officeDocument/2006/relationships" xmlns:m="http://schemas.openxmlformats.org/officeDocument/2006/math" xmlns:v="urn:schemas-microsoft-com:vml" xmlns:wp14="http://schemas.microsoft.com/office/word/2010/wordprocessingDrawing" xmlns:wp="http://schemas.openxmlformats.org/drawingml/2006/wordprocessingDrawing" xmlns:w10="urn:schemas-microsoft-com:office:word" xmlns:w="http://schemas.openxmlformats.org/wordprocessingml/2006/main" xmlns:w14="http://schemas.microsoft.com/office/word/2010/wordml" xmlns:w15="http://schemas.microsoft.com/office/word/2012/wordml" xmlns:w16cex="http://schemas.microsoft.com/office/word/2018/wordml/cex" xmlns:w16cid="http://schemas.microsoft.com/office/word/2016/wordml/cid" xmlns:w16="http://schemas.microsoft.com/office/word/2018/wordml" xmlns:w16sdtdh="http://schemas.microsoft.com/office/word/2020/wordml/sdtdatahash" xmlns:w16se="http://schemas.microsoft.com/office/word/2015/wordml/symex" xmlns:wpg="http://schemas.microsoft.com/office/word/2010/wordprocessingGroup" xmlns:wpi="http://schemas.microsoft.com/office/word/2010/wordprocessingInk" xmlns:wne="http://schemas.microsoft.com/office/word/2006/wordml" xmlns:wps="http://schemas.microsoft.com/office/word/2010/wordprocessingShape" mc:Ignorable="w14 w15 w16se w16cid w16 w16cex w16sdtdh wp14">
+<w:hdr xmlns:wpc="http://schemas.microsoft.com/office/word/2010/wordprocessingCanvas" xmlns:cx="http://schemas.microsoft.com/office/drawing/2014/chartex" xmlns:cx1="http://schemas.microsoft.com/office/drawing/2015/9/8/chartex" xmlns:cx2="http://schemas.microsoft.com/office/drawing/2015/10/21/chartex" xmlns:cx3="http://schemas.microsoft.com/office/drawing/2016/5/9/chartex" xmlns:cx4="http://schemas.microsoft.com/office/drawing/2016/5/10/chartex" xmlns:cx5="http://schemas.microsoft.com/office/drawing/2016/5/11/chartex" xmlns:cx6="http://schemas.microsoft.com/office/drawing/2016/5/12/chartex" xmlns:cx7="http://schemas.microsoft.com/office/drawing/2016/5/13/chartex" xmlns:cx8="http://schemas.microsoft.com/office/drawing/2016/5/14/chartex" xmlns:mc="http://schemas.openxmlformats.org/markup-compatibility/2006" xmlns:m="http://schemas.openxmlformats.org/officeDocument/2006/math" xmlns:aink="http://schemas.microsoft.com/office/drawing/2016/ink" xmlns:am3d="http://schemas.microsoft.com/office/drawing/2017/model3d" xmlns:oel="http://schemas.microsoft.com/office/2019/extlst" xmlns:r="http://schemas.openxmlformats.org/officeDocument/2006/relationships" xmlns:wp14="http://schemas.microsoft.com/office/word/2010/wordprocessingDrawing" xmlns:wp="http://schemas.openxmlformats.org/drawingml/2006/wordprocessingDrawing" xmlns:wpg="http://schemas.microsoft.com/office/word/2010/wordprocessingGroup" xmlns:wpi="http://schemas.microsoft.com/office/word/2010/wordprocessingInk" xmlns:wps="http://schemas.microsoft.com/office/word/2010/wordprocessingShape" xmlns:o="urn:schemas-microsoft-com:office:office" xmlns:v="urn:schemas-microsoft-com:vml" xmlns:w10="urn:schemas-microsoft-com:office:word" xmlns:w="http://schemas.openxmlformats.org/wordprocessingml/2006/main" xmlns:w14="http://schemas.microsoft.com/office/word/2010/wordml" xmlns:w15="http://schemas.microsoft.com/office/word/2012/wordml" xmlns:w16cex="http://schemas.microsoft.com/office/word/2018/wordml/cex" xmlns:w16cid="http://schemas.microsoft.com/office/word/2016/wordml/cid" xmlns:w16="http://schemas.microsoft.com/office/word/2018/wordml" xmlns:w16sdtdh="http://schemas.microsoft.com/office/word/2020/wordml/sdtdatahash" xmlns:w16sdtfl="http://schemas.microsoft.com/office/word/2024/wordml/sdtformatlock" xmlns:w16se="http://schemas.microsoft.com/office/word/2015/wordml/symex" xmlns:w16du="http://schemas.microsoft.com/office/word/2023/wordml/word16du" xmlns:wne="http://schemas.microsoft.com/office/word/2006/wordml" mc:Ignorable="w14 w15 w16se w16cid w16 w16cex w16sdtdh w16sdtfl w16du wp14">
   <w:p/>
 </w:hdr>
 </file>
 
 <file path=word/header2.xml><?xml version="1.0" encoding="utf-8"?>
-<w:hdr xmlns:wpc="http://schemas.microsoft.com/office/word/2010/wordprocessingCanvas" xmlns:cx="http://schemas.microsoft.com/office/drawing/2014/chartex" xmlns:cx1="http://schemas.microsoft.com/office/drawing/2015/9/8/chartex" xmlns:cx2="http://schemas.microsoft.com/office/drawing/2015/10/21/chartex" xmlns:cx3="http://schemas.microsoft.com/office/drawing/2016/5/9/chartex" xmlns:cx4="http://schemas.microsoft.com/office/drawing/2016/5/10/chartex" xmlns:cx5="http://schemas.microsoft.com/office/drawing/2016/5/11/chartex" xmlns:cx6="http://schemas.microsoft.com/office/drawing/2016/5/12/chartex" xmlns:cx7="http://schemas.microsoft.com/office/drawing/2016/5/13/chartex" xmlns:cx8="http://schemas.microsoft.com/office/drawing/2016/5/14/chartex" xmlns:mc="http://schemas.openxmlformats.org/markup-compatibility/2006" xmlns:aink="http://schemas.microsoft.com/office/drawing/2016/ink" xmlns:am3d="http://schemas.microsoft.com/office/drawing/2017/model3d" xmlns:o="urn:schemas-microsoft-com:office:office" xmlns:r="http://schemas.openxmlformats.org/officeDocument/2006/relationships" xmlns:m="http://schemas.openxmlformats.org/officeDocument/2006/math" xmlns:v="urn:schemas-microsoft-com:vml" xmlns:wp14="http://schemas.microsoft.com/office/word/2010/wordprocessingDrawing" xmlns:wp="http://schemas.openxmlformats.org/drawingml/2006/wordprocessingDrawing" xmlns:w10="urn:schemas-microsoft-com:office:word" xmlns:w="http://schemas.openxmlformats.org/wordprocessingml/2006/main" xmlns:w14="http://schemas.microsoft.com/office/word/2010/wordml" xmlns:w15="http://schemas.microsoft.com/office/word/2012/wordml" xmlns:w16cex="http://schemas.microsoft.com/office/word/2018/wordml/cex" xmlns:w16cid="http://schemas.microsoft.com/office/word/2016/wordml/cid" xmlns:w16="http://schemas.microsoft.com/office/word/2018/wordml" xmlns:w16sdtdh="http://schemas.microsoft.com/office/word/2020/wordml/sdtdatahash" xmlns:w16se="http://schemas.microsoft.com/office/word/2015/wordml/symex" xmlns:wpg="http://schemas.microsoft.com/office/word/2010/wordprocessingGroup" xmlns:wpi="http://schemas.microsoft.com/office/word/2010/wordprocessingInk" xmlns:wne="http://schemas.microsoft.com/office/word/2006/wordml" xmlns:wps="http://schemas.microsoft.com/office/word/2010/wordprocessingShape" mc:Ignorable="w14 w15 w16se w16cid w16 w16cex w16sdtdh wp14">
+<w:hdr xmlns:wpc="http://schemas.microsoft.com/office/word/2010/wordprocessingCanvas" xmlns:cx="http://schemas.microsoft.com/office/drawing/2014/chartex" xmlns:cx1="http://schemas.microsoft.com/office/drawing/2015/9/8/chartex" xmlns:cx2="http://schemas.microsoft.com/office/drawing/2015/10/21/chartex" xmlns:cx3="http://schemas.microsoft.com/office/drawing/2016/5/9/chartex" xmlns:cx4="http://schemas.microsoft.com/office/drawing/2016/5/10/chartex" xmlns:cx5="http://schemas.microsoft.com/office/drawing/2016/5/11/chartex" xmlns:cx6="http://schemas.microsoft.com/office/drawing/2016/5/12/chartex" xmlns:cx7="http://schemas.microsoft.com/office/drawing/2016/5/13/chartex" xmlns:cx8="http://schemas.microsoft.com/office/drawing/2016/5/14/chartex" xmlns:mc="http://schemas.openxmlformats.org/markup-compatibility/2006" xmlns:m="http://schemas.openxmlformats.org/officeDocument/2006/math" xmlns:aink="http://schemas.microsoft.com/office/drawing/2016/ink" xmlns:am3d="http://schemas.microsoft.com/office/drawing/2017/model3d" xmlns:oel="http://schemas.microsoft.com/office/2019/extlst" xmlns:r="http://schemas.openxmlformats.org/officeDocument/2006/relationships" xmlns:wp14="http://schemas.microsoft.com/office/word/2010/wordprocessingDrawing" xmlns:wp="http://schemas.openxmlformats.org/drawingml/2006/wordprocessingDrawing" xmlns:wpg="http://schemas.microsoft.com/office/word/2010/wordprocessingGroup" xmlns:wpi="http://schemas.microsoft.com/office/word/2010/wordprocessingInk" xmlns:wps="http://schemas.microsoft.com/office/word/2010/wordprocessingShape" xmlns:o="urn:schemas-microsoft-com:office:office" xmlns:v="urn:schemas-microsoft-com:vml" xmlns:w10="urn:schemas-microsoft-com:office:word" xmlns:w="http://schemas.openxmlformats.org/wordprocessingml/2006/main" xmlns:w14="http://schemas.microsoft.com/office/word/2010/wordml" xmlns:w15="http://schemas.microsoft.com/office/word/2012/wordml" xmlns:w16cex="http://schemas.microsoft.com/office/word/2018/wordml/cex" xmlns:w16cid="http://schemas.microsoft.com/office/word/2016/wordml/cid" xmlns:w16="http://schemas.microsoft.com/office/word/2018/wordml" xmlns:w16sdtdh="http://schemas.microsoft.com/office/word/2020/wordml/sdtdatahash" xmlns:w16sdtfl="http://schemas.microsoft.com/office/word/2024/wordml/sdtformatlock" xmlns:w16se="http://schemas.microsoft.com/office/word/2015/wordml/symex" xmlns:w16du="http://schemas.microsoft.com/office/word/2023/wordml/word16du" xmlns:wne="http://schemas.microsoft.com/office/word/2006/wordml" mc:Ignorable="w14 w15 w16se w16cid w16 w16cex w16sdtdh w16sdtfl w16du wp14">
   <w:p/>
 </w:hdr>
 </file>
 
 <file path=word/header3.xml><?xml version="1.0" encoding="utf-8"?>
-<w:hdr xmlns:wpc="http://schemas.microsoft.com/office/word/2010/wordprocessingCanvas" xmlns:cx="http://schemas.microsoft.com/office/drawing/2014/chartex" xmlns:cx1="http://schemas.microsoft.com/office/drawing/2015/9/8/chartex" xmlns:cx2="http://schemas.microsoft.com/office/drawing/2015/10/21/chartex" xmlns:cx3="http://schemas.microsoft.com/office/drawing/2016/5/9/chartex" xmlns:cx4="http://schemas.microsoft.com/office/drawing/2016/5/10/chartex" xmlns:cx5="http://schemas.microsoft.com/office/drawing/2016/5/11/chartex" xmlns:cx6="http://schemas.microsoft.com/office/drawing/2016/5/12/chartex" xmlns:cx7="http://schemas.microsoft.com/office/drawing/2016/5/13/chartex" xmlns:cx8="http://schemas.microsoft.com/office/drawing/2016/5/14/chartex" xmlns:mc="http://schemas.openxmlformats.org/markup-compatibility/2006" xmlns:aink="http://schemas.microsoft.com/office/drawing/2016/ink" xmlns:am3d="http://schemas.microsoft.com/office/drawing/2017/model3d" xmlns:o="urn:schemas-microsoft-com:office:office" xmlns:r="http://schemas.openxmlformats.org/officeDocument/2006/relationships" xmlns:m="http://schemas.openxmlformats.org/officeDocument/2006/math" xmlns:v="urn:schemas-microsoft-com:vml" xmlns:wp14="http://schemas.microsoft.com/office/word/2010/wordprocessingDrawing" xmlns:wp="http://schemas.openxmlformats.org/drawingml/2006/wordprocessingDrawing" xmlns:w10="urn:schemas-microsoft-com:office:word" xmlns:w="http://schemas.openxmlformats.org/wordprocessingml/2006/main" xmlns:w14="http://schemas.microsoft.com/office/word/2010/wordml" xmlns:w15="http://schemas.microsoft.com/office/word/2012/wordml" xmlns:w16cex="http://schemas.microsoft.com/office/word/2018/wordml/cex" xmlns:w16cid="http://schemas.microsoft.com/office/word/2016/wordml/cid" xmlns:w16="http://schemas.microsoft.com/office/word/2018/wordml" xmlns:w16sdtdh="http://schemas.microsoft.com/office/word/2020/wordml/sdtdatahash" xmlns:w16se="http://schemas.microsoft.com/office/word/2015/wordml/symex" xmlns:wpg="http://schemas.microsoft.com/office/word/2010/wordprocessingGroup" xmlns:wpi="http://schemas.microsoft.com/office/word/2010/wordprocessingInk" xmlns:wne="http://schemas.microsoft.com/office/word/2006/wordml" xmlns:wps="http://schemas.microsoft.com/office/word/2010/wordprocessingShape" mc:Ignorable="w14 w15 w16se w16cid w16 w16cex w16sdtdh wp14">
+<w:hdr xmlns:wpc="http://schemas.microsoft.com/office/word/2010/wordprocessingCanvas" xmlns:cx="http://schemas.microsoft.com/office/drawing/2014/chartex" xmlns:cx1="http://schemas.microsoft.com/office/drawing/2015/9/8/chartex" xmlns:cx2="http://schemas.microsoft.com/office/drawing/2015/10/21/chartex" xmlns:cx3="http://schemas.microsoft.com/office/drawing/2016/5/9/chartex" xmlns:cx4="http://schemas.microsoft.com/office/drawing/2016/5/10/chartex" xmlns:cx5="http://schemas.microsoft.com/office/drawing/2016/5/11/chartex" xmlns:cx6="http://schemas.microsoft.com/office/drawing/2016/5/12/chartex" xmlns:cx7="http://schemas.microsoft.com/office/drawing/2016/5/13/chartex" xmlns:cx8="http://schemas.microsoft.com/office/drawing/2016/5/14/chartex" xmlns:mc="http://schemas.openxmlformats.org/markup-compatibility/2006" xmlns:m="http://schemas.openxmlformats.org/officeDocument/2006/math" xmlns:aink="http://schemas.microsoft.com/office/drawing/2016/ink" xmlns:am3d="http://schemas.microsoft.com/office/drawing/2017/model3d" xmlns:oel="http://schemas.microsoft.com/office/2019/extlst" xmlns:r="http://schemas.openxmlformats.org/officeDocument/2006/relationships" xmlns:wp14="http://schemas.microsoft.com/office/word/2010/wordprocessingDrawing" xmlns:wp="http://schemas.openxmlformats.org/drawingml/2006/wordprocessingDrawing" xmlns:wpg="http://schemas.microsoft.com/office/word/2010/wordprocessingGroup" xmlns:wpi="http://schemas.microsoft.com/office/word/2010/wordprocessingInk" xmlns:wps="http://schemas.microsoft.com/office/word/2010/wordprocessingShape" xmlns:o="urn:schemas-microsoft-com:office:office" xmlns:v="urn:schemas-microsoft-com:vml" xmlns:w10="urn:schemas-microsoft-com:office:word" xmlns:w="http://schemas.openxmlformats.org/wordprocessingml/2006/main" xmlns:w14="http://schemas.microsoft.com/office/word/2010/wordml" xmlns:w15="http://schemas.microsoft.com/office/word/2012/wordml" xmlns:w16cex="http://schemas.microsoft.com/office/word/2018/wordml/cex" xmlns:w16cid="http://schemas.microsoft.com/office/word/2016/wordml/cid" xmlns:w16="http://schemas.microsoft.com/office/word/2018/wordml" xmlns:w16sdtdh="http://schemas.microsoft.com/office/word/2020/wordml/sdtdatahash" xmlns:w16sdtfl="http://schemas.microsoft.com/office/word/2024/wordml/sdtformatlock" xmlns:w16se="http://schemas.microsoft.com/office/word/2015/wordml/symex" xmlns:w16du="http://schemas.microsoft.com/office/word/2023/wordml/word16du" xmlns:wne="http://schemas.microsoft.com/office/word/2006/wordml" mc:Ignorable="w14 w15 w16se w16cid w16 w16cex w16sdtdh w16sdtfl w16du wp14">
   <w:p/>
 </w:hdr>
 </file>
 
 <file path=word/numbering.xml><?xml version="1.0" encoding="utf-8"?>
-<w:numbering xmlns:wpc="http://schemas.microsoft.com/office/word/2010/wordprocessingCanvas" xmlns:cx="http://schemas.microsoft.com/office/drawing/2014/chartex" xmlns:cx1="http://schemas.microsoft.com/office/drawing/2015/9/8/chartex" xmlns:cx2="http://schemas.microsoft.com/office/drawing/2015/10/21/chartex" xmlns:cx3="http://schemas.microsoft.com/office/drawing/2016/5/9/chartex" xmlns:cx4="http://schemas.microsoft.com/office/drawing/2016/5/10/chartex" xmlns:cx5="http://schemas.microsoft.com/office/drawing/2016/5/11/chartex" xmlns:cx6="http://schemas.microsoft.com/office/drawing/2016/5/12/chartex" xmlns:cx7="http://schemas.microsoft.com/office/drawing/2016/5/13/chartex" xmlns:cx8="http://schemas.microsoft.com/office/drawing/2016/5/14/chartex" xmlns:mc="http://schemas.openxmlformats.org/markup-compatibility/2006" xmlns:aink="http://schemas.microsoft.com/office/drawing/2016/ink" xmlns:am3d="http://schemas.microsoft.com/office/drawing/2017/model3d" xmlns:o="urn:schemas-microsoft-com:office:office" xmlns:r="http://schemas.openxmlformats.org/officeDocument/2006/relationships" xmlns:m="http://schemas.openxmlformats.org/officeDocument/2006/math" xmlns:v="urn:schemas-microsoft-com:vml" xmlns:wp14="http://schemas.microsoft.com/office/word/2010/wordprocessingDrawing" xmlns:wp="http://schemas.openxmlformats.org/drawingml/2006/wordprocessingDrawing" xmlns:w10="urn:schemas-microsoft-com:office:word" xmlns:w="http://schemas.openxmlformats.org/wordprocessingml/2006/main" xmlns:w14="http://schemas.microsoft.com/office/word/2010/wordml" xmlns:w15="http://schemas.microsoft.com/office/word/2012/wordml" xmlns:w16cex="http://schemas.microsoft.com/office/word/2018/wordml/cex" xmlns:w16cid="http://schemas.microsoft.com/office/word/2016/wordml/cid" xmlns:w16="http://schemas.microsoft.com/office/word/2018/wordml" xmlns:w16sdtdh="http://schemas.microsoft.com/office/word/2020/wordml/sdtdatahash" xmlns:w16se="http://schemas.microsoft.com/office/word/2015/wordml/symex" xmlns:wpg="http://schemas.microsoft.com/office/word/2010/wordprocessingGroup" xmlns:wpi="http://schemas.microsoft.com/office/word/2010/wordprocessingInk" xmlns:wne="http://schemas.microsoft.com/office/word/2006/wordml" xmlns:wps="http://schemas.microsoft.com/office/word/2010/wordprocessingShape" mc:Ignorable="w14 w15 w16se w16cid w16 w16cex w16sdtdh wp14">
+<w:numbering xmlns:wpc="http://schemas.microsoft.com/office/word/2010/wordprocessingCanvas" xmlns:cx="http://schemas.microsoft.com/office/drawing/2014/chartex" xmlns:cx1="http://schemas.microsoft.com/office/drawing/2015/9/8/chartex" xmlns:cx2="http://schemas.microsoft.com/office/drawing/2015/10/21/chartex" xmlns:cx3="http://schemas.microsoft.com/office/drawing/2016/5/9/chartex" xmlns:cx4="http://schemas.microsoft.com/office/drawing/2016/5/10/chartex" xmlns:cx5="http://schemas.microsoft.com/office/drawing/2016/5/11/chartex" xmlns:cx6="http://schemas.microsoft.com/office/drawing/2016/5/12/chartex" xmlns:cx7="http://schemas.microsoft.com/office/drawing/2016/5/13/chartex" xmlns:cx8="http://schemas.microsoft.com/office/drawing/2016/5/14/chartex" xmlns:mc="http://schemas.openxmlformats.org/markup-compatibility/2006" xmlns:m="http://schemas.openxmlformats.org/officeDocument/2006/math" xmlns:aink="http://schemas.microsoft.com/office/drawing/2016/ink" xmlns:am3d="http://schemas.microsoft.com/office/drawing/2017/model3d" xmlns:oel="http://schemas.microsoft.com/office/2019/extlst" xmlns:r="http://schemas.openxmlformats.org/officeDocument/2006/relationships" xmlns:wp14="http://schemas.microsoft.com/office/word/2010/wordprocessingDrawing" xmlns:wp="http://schemas.openxmlformats.org/drawingml/2006/wordprocessingDrawing" xmlns:wpg="http://schemas.microsoft.com/office/word/2010/wordprocessingGroup" xmlns:wpi="http://schemas.microsoft.com/office/word/2010/wordprocessingInk" xmlns:wps="http://schemas.microsoft.com/office/word/2010/wordprocessingShape" xmlns:o="urn:schemas-microsoft-com:office:office" xmlns:v="urn:schemas-microsoft-com:vml" xmlns:w10="urn:schemas-microsoft-com:office:word" xmlns:w="http://schemas.openxmlformats.org/wordprocessingml/2006/main" xmlns:w14="http://schemas.microsoft.com/office/word/2010/wordml" xmlns:w15="http://schemas.microsoft.com/office/word/2012/wordml" xmlns:w16cex="http://schemas.microsoft.com/office/word/2018/wordml/cex" xmlns:w16cid="http://schemas.microsoft.com/office/word/2016/wordml/cid" xmlns:w16="http://schemas.microsoft.com/office/word/2018/wordml" xmlns:w16sdtdh="http://schemas.microsoft.com/office/word/2020/wordml/sdtdatahash" xmlns:w16sdtfl="http://schemas.microsoft.com/office/word/2024/wordml/sdtformatlock" xmlns:w16se="http://schemas.microsoft.com/office/word/2015/wordml/symex" xmlns:w16du="http://schemas.microsoft.com/office/word/2023/wordml/word16du" xmlns:wne="http://schemas.microsoft.com/office/word/2006/wordml" mc:Ignorable="w14 w15 w16se w16cid w16 w16cex w16sdtdh w16sdtfl w16du wp14">
   <w:abstractNum w:abstractNumId="0" w15:restartNumberingAfterBreak="0">
     <w:nsid w:val="016E152F"/>
     <w:multiLevelType w:val="multilevel"/>
@@ -5463,6 +6185,92 @@
     </w:lvl>
   </w:abstractNum>
   <w:abstractNum w:abstractNumId="7" w15:restartNumberingAfterBreak="0">
+    <w:nsid w:val="1DD8245E"/>
+    <w:multiLevelType w:val="multilevel"/>
+    <w:tmpl w:val="C51A0E26"/>
+    <w:lvl w:ilvl="0">
+      <w:start w:val="1"/>
+      <w:numFmt w:val="lowerLetter"/>
+      <w:lvlText w:val="%1)"/>
+      <w:lvlJc w:val="left"/>
+      <w:pPr>
+        <w:ind w:left="720" w:hanging="360"/>
+      </w:pPr>
+    </w:lvl>
+    <w:lvl w:ilvl="1">
+      <w:start w:val="1"/>
+      <w:numFmt w:val="lowerLetter"/>
+      <w:lvlText w:val="%2."/>
+      <w:lvlJc w:val="left"/>
+      <w:pPr>
+        <w:ind w:left="1440" w:hanging="360"/>
+      </w:pPr>
+    </w:lvl>
+    <w:lvl w:ilvl="2">
+      <w:start w:val="1"/>
+      <w:numFmt w:val="lowerRoman"/>
+      <w:lvlText w:val="%3."/>
+      <w:lvlJc w:val="right"/>
+      <w:pPr>
+        <w:ind w:left="2160" w:hanging="180"/>
+      </w:pPr>
+    </w:lvl>
+    <w:lvl w:ilvl="3">
+      <w:start w:val="1"/>
+      <w:numFmt w:val="decimal"/>
+      <w:lvlText w:val="%4."/>
+      <w:lvlJc w:val="left"/>
+      <w:pPr>
+        <w:ind w:left="2880" w:hanging="360"/>
+      </w:pPr>
+    </w:lvl>
+    <w:lvl w:ilvl="4">
+      <w:start w:val="1"/>
+      <w:numFmt w:val="lowerLetter"/>
+      <w:lvlText w:val="%5."/>
+      <w:lvlJc w:val="left"/>
+      <w:pPr>
+        <w:ind w:left="3600" w:hanging="360"/>
+      </w:pPr>
+    </w:lvl>
+    <w:lvl w:ilvl="5">
+      <w:start w:val="1"/>
+      <w:numFmt w:val="lowerRoman"/>
+      <w:lvlText w:val="%6."/>
+      <w:lvlJc w:val="right"/>
+      <w:pPr>
+        <w:ind w:left="4320" w:hanging="180"/>
+      </w:pPr>
+    </w:lvl>
+    <w:lvl w:ilvl="6">
+      <w:start w:val="1"/>
+      <w:numFmt w:val="decimal"/>
+      <w:lvlText w:val="%7."/>
+      <w:lvlJc w:val="left"/>
+      <w:pPr>
+        <w:ind w:left="5040" w:hanging="360"/>
+      </w:pPr>
+    </w:lvl>
+    <w:lvl w:ilvl="7">
+      <w:start w:val="1"/>
+      <w:numFmt w:val="lowerLetter"/>
+      <w:lvlText w:val="%8."/>
+      <w:lvlJc w:val="left"/>
+      <w:pPr>
+        <w:ind w:left="5760" w:hanging="360"/>
+      </w:pPr>
+    </w:lvl>
+    <w:lvl w:ilvl="8">
+      <w:start w:val="1"/>
+      <w:numFmt w:val="lowerRoman"/>
+      <w:lvlText w:val="%9."/>
+      <w:lvlJc w:val="right"/>
+      <w:pPr>
+        <w:ind w:left="6480" w:hanging="180"/>
+      </w:pPr>
+    </w:lvl>
+  </w:abstractNum>
+  <w:abstractNum w:abstractNumId="8" w15:restartNumberingAfterBreak="0">
     <w:nsid w:val="26251BAB"/>
     <w:multiLevelType w:val="multilevel"/>
     <w:tmpl w:val="4E9C202E"/>
@@ -5548,7 +6356,7 @@
       </w:pPr>
     </w:lvl>
   </w:abstractNum>
-  <w:abstractNum w:abstractNumId="8" w15:restartNumberingAfterBreak="0">
+  <w:abstractNum w:abstractNumId="9" w15:restartNumberingAfterBreak="0">
     <w:nsid w:val="281B42BD"/>
     <w:multiLevelType w:val="multilevel"/>
     <w:tmpl w:val="1F82353C"/>
@@ -5634,7 +6442,7 @@
       </w:pPr>
     </w:lvl>
   </w:abstractNum>
-  <w:abstractNum w:abstractNumId="9" w15:restartNumberingAfterBreak="0">
+  <w:abstractNum w:abstractNumId="10" w15:restartNumberingAfterBreak="0">
     <w:nsid w:val="29A13769"/>
     <w:multiLevelType w:val="multilevel"/>
     <w:tmpl w:val="083EA526"/>
@@ -5720,7 +6528,7 @@
       </w:pPr>
     </w:lvl>
   </w:abstractNum>
-  <w:abstractNum w:abstractNumId="10" w15:restartNumberingAfterBreak="0">
+  <w:abstractNum w:abstractNumId="11" w15:restartNumberingAfterBreak="0">
     <w:nsid w:val="3B044933"/>
     <w:multiLevelType w:val="multilevel"/>
     <w:tmpl w:val="E17A9CF0"/>
@@ -5806,7 +6614,7 @@
       </w:pPr>
     </w:lvl>
   </w:abstractNum>
-  <w:abstractNum w:abstractNumId="11" w15:restartNumberingAfterBreak="0">
+  <w:abstractNum w:abstractNumId="12" w15:restartNumberingAfterBreak="0">
     <w:nsid w:val="5096427C"/>
     <w:multiLevelType w:val="multilevel"/>
     <w:tmpl w:val="998C31A0"/>
@@ -6018,7 +6826,7 @@
       </w:rPr>
     </w:lvl>
   </w:abstractNum>
-  <w:abstractNum w:abstractNumId="12" w15:restartNumberingAfterBreak="0">
+  <w:abstractNum w:abstractNumId="13" w15:restartNumberingAfterBreak="0">
     <w:nsid w:val="563F76BD"/>
     <w:multiLevelType w:val="multilevel"/>
     <w:tmpl w:val="2A4ADB36"/>
@@ -6104,7 +6912,7 @@
       </w:pPr>
     </w:lvl>
   </w:abstractNum>
-  <w:abstractNum w:abstractNumId="13" w15:restartNumberingAfterBreak="0">
+  <w:abstractNum w:abstractNumId="14" w15:restartNumberingAfterBreak="0">
     <w:nsid w:val="64C471C0"/>
     <w:multiLevelType w:val="multilevel"/>
     <w:tmpl w:val="21F64326"/>
@@ -6190,7 +6998,7 @@
       </w:pPr>
     </w:lvl>
   </w:abstractNum>
-  <w:abstractNum w:abstractNumId="14" w15:restartNumberingAfterBreak="0">
+  <w:abstractNum w:abstractNumId="15" w15:restartNumberingAfterBreak="0">
     <w:nsid w:val="68570EC2"/>
     <w:multiLevelType w:val="multilevel"/>
     <w:tmpl w:val="944477A2"/>
@@ -6276,7 +7084,7 @@
       </w:pPr>
     </w:lvl>
   </w:abstractNum>
-  <w:abstractNum w:abstractNumId="15" w15:restartNumberingAfterBreak="0">
+  <w:abstractNum w:abstractNumId="16" w15:restartNumberingAfterBreak="0">
     <w:nsid w:val="6B752374"/>
     <w:multiLevelType w:val="multilevel"/>
     <w:tmpl w:val="AC12C522"/>
@@ -6362,7 +7170,7 @@
       </w:pPr>
     </w:lvl>
   </w:abstractNum>
-  <w:abstractNum w:abstractNumId="16" w15:restartNumberingAfterBreak="0">
+  <w:abstractNum w:abstractNumId="17" w15:restartNumberingAfterBreak="0">
     <w:nsid w:val="6FF152BE"/>
     <w:multiLevelType w:val="multilevel"/>
     <w:tmpl w:val="FA9E15D8"/>
@@ -6448,7 +7256,7 @@
       </w:pPr>
     </w:lvl>
   </w:abstractNum>
-  <w:abstractNum w:abstractNumId="17" w15:restartNumberingAfterBreak="0">
+  <w:abstractNum w:abstractNumId="18" w15:restartNumberingAfterBreak="0">
     <w:nsid w:val="760868A9"/>
     <w:multiLevelType w:val="multilevel"/>
     <w:tmpl w:val="E752DF44"/>
@@ -6534,7 +7342,7 @@
       </w:pPr>
     </w:lvl>
   </w:abstractNum>
-  <w:abstractNum w:abstractNumId="18" w15:restartNumberingAfterBreak="0">
+  <w:abstractNum w:abstractNumId="19" w15:restartNumberingAfterBreak="0">
     <w:nsid w:val="76376253"/>
     <w:multiLevelType w:val="multilevel"/>
     <w:tmpl w:val="C51A0E26"/>
@@ -6620,68 +7428,71 @@
       </w:pPr>
     </w:lvl>
   </w:abstractNum>
-  <w:num w:numId="1">
+  <w:num w:numId="1" w16cid:durableId="629752546">
+    <w:abstractNumId w:val="12"/>
+  </w:num>
+  <w:num w:numId="2" w16cid:durableId="1652446278">
+    <w:abstractNumId w:val="3"/>
+  </w:num>
+  <w:num w:numId="3" w16cid:durableId="477460486">
     <w:abstractNumId w:val="11"/>
   </w:num>
-  <w:num w:numId="2">
-    <w:abstractNumId w:val="3"/>
+  <w:num w:numId="4" w16cid:durableId="354422507">
+    <w:abstractNumId w:val="4"/>
   </w:num>
-  <w:num w:numId="3">
+  <w:num w:numId="5" w16cid:durableId="1384601663">
+    <w:abstractNumId w:val="19"/>
+  </w:num>
+  <w:num w:numId="6" w16cid:durableId="1100293350">
+    <w:abstractNumId w:val="1"/>
+  </w:num>
+  <w:num w:numId="7" w16cid:durableId="223640204">
+    <w:abstractNumId w:val="6"/>
+  </w:num>
+  <w:num w:numId="8" w16cid:durableId="606348764">
+    <w:abstractNumId w:val="18"/>
+  </w:num>
+  <w:num w:numId="9" w16cid:durableId="1452632827">
+    <w:abstractNumId w:val="16"/>
+  </w:num>
+  <w:num w:numId="10" w16cid:durableId="665322791">
+    <w:abstractNumId w:val="8"/>
+  </w:num>
+  <w:num w:numId="11" w16cid:durableId="2044163088">
+    <w:abstractNumId w:val="17"/>
+  </w:num>
+  <w:num w:numId="12" w16cid:durableId="1494565776">
     <w:abstractNumId w:val="10"/>
   </w:num>
-  <w:num w:numId="4">
-    <w:abstractNumId w:val="4"/>
+  <w:num w:numId="13" w16cid:durableId="1264411907">
+    <w:abstractNumId w:val="9"/>
   </w:num>
-  <w:num w:numId="5">
-    <w:abstractNumId w:val="18"/>
+  <w:num w:numId="14" w16cid:durableId="1212110528">
+    <w:abstractNumId w:val="13"/>
   </w:num>
-  <w:num w:numId="6">
-    <w:abstractNumId w:val="1"/>
+  <w:num w:numId="15" w16cid:durableId="26762048">
+    <w:abstractNumId w:val="5"/>
   </w:num>
-  <w:num w:numId="7">
-    <w:abstractNumId w:val="6"/>
+  <w:num w:numId="16" w16cid:durableId="1700468418">
+    <w:abstractNumId w:val="2"/>
   </w:num>
-  <w:num w:numId="8">
-    <w:abstractNumId w:val="17"/>
-  </w:num>
-  <w:num w:numId="9">
+  <w:num w:numId="17" w16cid:durableId="153302251">
     <w:abstractNumId w:val="15"/>
   </w:num>
-  <w:num w:numId="10">
-    <w:abstractNumId w:val="7"/>
+  <w:num w:numId="18" w16cid:durableId="1131097945">
+    <w:abstractNumId w:val="0"/>
   </w:num>
-  <w:num w:numId="11">
-    <w:abstractNumId w:val="16"/>
-  </w:num>
-  <w:num w:numId="12">
-    <w:abstractNumId w:val="9"/>
-  </w:num>
-  <w:num w:numId="13">
-    <w:abstractNumId w:val="8"/>
-  </w:num>
-  <w:num w:numId="14">
-    <w:abstractNumId w:val="12"/>
-  </w:num>
-  <w:num w:numId="15">
-    <w:abstractNumId w:val="5"/>
-  </w:num>
-  <w:num w:numId="16">
-    <w:abstractNumId w:val="2"/>
-  </w:num>
-  <w:num w:numId="17">
+  <w:num w:numId="19" w16cid:durableId="2126339612">
     <w:abstractNumId w:val="14"/>
   </w:num>
-  <w:num w:numId="18">
-    <w:abstractNumId w:val="0"/>
-  </w:num>
-  <w:num w:numId="19">
-    <w:abstractNumId w:val="13"/>
+  <w:num w:numId="20" w16cid:durableId="1699619950">
+    <w:abstractNumId w:val="7"/>
   </w:num>
 </w:numbering>
 </file>
 
 <file path=word/people.xml><?xml version="1.0" encoding="utf-8"?>
-<w15:people xmlns:wpc="http://schemas.microsoft.com/office/word/2010/wordprocessingCanvas" xmlns:cx="http://schemas.microsoft.com/office/drawing/2014/chartex" xmlns:cx1="http://schemas.microsoft.com/office/drawing/2015/9/8/chartex" xmlns:cx2="http://schemas.microsoft.com/office/drawing/2015/10/21/chartex" xmlns:cx3="http://schemas.microsoft.com/office/drawing/2016/5/9/chartex" xmlns:cx4="http://schemas.microsoft.com/office/drawing/2016/5/10/chartex" xmlns:cx5="http://schemas.microsoft.com/office/drawing/2016/5/11/chartex" xmlns:cx6="http://schemas.microsoft.com/office/drawing/2016/5/12/chartex" xmlns:cx7="http://schemas.microsoft.com/office/drawing/2016/5/13/chartex" xmlns:cx8="http://schemas.microsoft.com/office/drawing/2016/5/14/chartex" xmlns:mc="http://schemas.openxmlformats.org/markup-compatibility/2006" xmlns:aink="http://schemas.microsoft.com/office/drawing/2016/ink" xmlns:am3d="http://schemas.microsoft.com/office/drawing/2017/model3d" xmlns:o="urn:schemas-microsoft-com:office:office" xmlns:r="http://schemas.openxmlformats.org/officeDocument/2006/relationships" xmlns:m="http://schemas.openxmlformats.org/officeDocument/2006/math" xmlns:v="urn:schemas-microsoft-com:vml" xmlns:wp14="http://schemas.microsoft.com/office/word/2010/wordprocessingDrawing" xmlns:wp="http://schemas.openxmlformats.org/drawingml/2006/wordprocessingDrawing" xmlns:w10="urn:schemas-microsoft-com:office:word" xmlns:w="http://schemas.openxmlformats.org/wordprocessingml/2006/main" xmlns:w14="http://schemas.microsoft.com/office/word/2010/wordml" xmlns:w15="http://schemas.microsoft.com/office/word/2012/wordml" xmlns:w16cex="http://schemas.microsoft.com/office/word/2018/wordml/cex" xmlns:w16cid="http://schemas.microsoft.com/office/word/2016/wordml/cid" xmlns:w16="http://schemas.microsoft.com/office/word/2018/wordml" xmlns:w16sdtdh="http://schemas.microsoft.com/office/word/2020/wordml/sdtdatahash" xmlns:w16se="http://schemas.microsoft.com/office/word/2015/wordml/symex" xmlns:wpg="http://schemas.microsoft.com/office/word/2010/wordprocessingGroup" xmlns:wpi="http://schemas.microsoft.com/office/word/2010/wordprocessingInk" xmlns:wne="http://schemas.microsoft.com/office/word/2006/wordml" xmlns:wps="http://schemas.microsoft.com/office/word/2010/wordprocessingShape" mc:Ignorable="w14 w15 w16se w16cid w16 w16cex w16sdtdh wp14">
+<w15:people xmlns:wpc="http://schemas.microsoft.com/office/word/2010/wordprocessingCanvas" xmlns:cx="http://schemas.microsoft.com/office/drawing/2014/chartex" xmlns:cx1="http://schemas.microsoft.com/office/drawing/2015/9/8/chartex" xmlns:cx2="http://schemas.microsoft.com/office/drawing/2015/10/21/chartex" xmlns:cx3="http://schemas.microsoft.com/office/drawing/2016/5/9/chartex" xmlns:cx4="http://schemas.microsoft.com/office/drawing/2016/5/10/chartex" xmlns:cx5="http://schemas.microsoft.com/office/drawing/2016/5/11/chartex" xmlns:cx6="http://schemas.microsoft.com/office/drawing/2016/5/12/chartex" xmlns:cx7="http://schemas.microsoft.com/office/drawing/2016/5/13/chartex" xmlns:cx8="http://schemas.microsoft.com/office/drawing/2016/5/14/chartex" xmlns:mc="http://schemas.openxmlformats.org/markup-compatibility/2006" xmlns:m="http://schemas.openxmlformats.org/officeDocument/2006/math" xmlns:aink="http://schemas.microsoft.com/office/drawing/2016/ink" xmlns:am3d="http://schemas.microsoft.com/office/drawing/2017/model3d" xmlns:oel="http://schemas.microsoft.com/office/2019/extlst" xmlns:r="http://schemas.openxmlformats.org/officeDocument/2006/relationships" xmlns:wp14="http://schemas.microsoft.com/office/word/2010/wordprocessingDrawing" xmlns:wp="http://schemas.openxmlformats.org/drawingml/2006/wordprocessingDrawing" xmlns:wpg="http://schemas.microsoft.com/office/word/2010/wordprocessingGroup" xmlns:wpi="http://schemas.microsoft.com/office/word/2010/wordprocessingInk" xmlns:wps="http://schemas.microsoft.com/office/word/2010/wordprocessingShape" xmlns:o="urn:schemas-microsoft-com:office:office" xmlns:v="urn:schemas-microsoft-com:vml" xmlns:w10="urn:schemas-microsoft-com:office:word" xmlns:w="http://schemas.openxmlformats.org/wordprocessingml/2006/main" xmlns:w14="http://schemas.microsoft.com/office/word/2010/wordml" xmlns:w15="http://schemas.microsoft.com/office/word/2012/wordml" xmlns:w16cex="http://schemas.microsoft.com/office/word/2018/wordml/cex" xmlns:w16cid="http://schemas.microsoft.com/office/word/2016/wordml/cid" xmlns:w16="http://schemas.microsoft.com/office/word/2018/wordml" xmlns:w16sdtdh="http://schemas.microsoft.com/office/word/2020/wordml/sdtdatahash" xmlns:w16sdtfl="http://schemas.microsoft.com/office/word/2024/wordml/sdtformatlock" xmlns:w16se="http://schemas.microsoft.com/office/word/2015/wordml/symex" xmlns:w16du="http://schemas.microsoft.com/office/word/2023/wordml/word16du" xmlns:wne="http://schemas.microsoft.com/office/word/2006/wordml" mc:Ignorable="w14 w15 w16se w16cid w16 w16cex w16sdtdh w16sdtfl w16du wp14">
   <w15:person w15:author="Marcelo Noël">
     <w15:presenceInfo w15:providerId="None" w15:userId="Marcelo Noël"/>
   </w15:person>
@@ -6692,7 +7503,7 @@
 </file>
 
 <file path=word/styles.xml><?xml version="1.0" encoding="utf-8"?>
-<w:styles xmlns:mc="http://schemas.openxmlformats.org/markup-compatibility/2006" xmlns:r="http://schemas.openxmlformats.org/officeDocument/2006/relationships" xmlns:w="http://schemas.openxmlformats.org/wordprocessingml/2006/main" xmlns:w14="http://schemas.microsoft.com/office/word/2010/wordml" xmlns:w15="http://schemas.microsoft.com/office/word/2012/wordml" xmlns:w16cex="http://schemas.microsoft.com/office/word/2018/wordml/cex" xmlns:w16cid="http://schemas.microsoft.com/office/word/2016/wordml/cid" xmlns:w16="http://schemas.microsoft.com/office/word/2018/wordml" xmlns:w16sdtdh="http://schemas.microsoft.com/office/word/2020/wordml/sdtdatahash" xmlns:w16se="http://schemas.microsoft.com/office/word/2015/wordml/symex" mc:Ignorable="w14 w15 w16se w16cid w16 w16cex w16sdtdh">
+<w:styles xmlns:mc="http://schemas.openxmlformats.org/markup-compatibility/2006" xmlns:r="http://schemas.openxmlformats.org/officeDocument/2006/relationships" xmlns:w="http://schemas.openxmlformats.org/wordprocessingml/2006/main" xmlns:w14="http://schemas.microsoft.com/office/word/2010/wordml" xmlns:w15="http://schemas.microsoft.com/office/word/2012/wordml" xmlns:w16cex="http://schemas.microsoft.com/office/word/2018/wordml/cex" xmlns:w16cid="http://schemas.microsoft.com/office/word/2016/wordml/cid" xmlns:w16="http://schemas.microsoft.com/office/word/2018/wordml" xmlns:w16sdtdh="http://schemas.microsoft.com/office/word/2020/wordml/sdtdatahash" xmlns:w16sdtfl="http://schemas.microsoft.com/office/word/2024/wordml/sdtformatlock" xmlns:w16se="http://schemas.microsoft.com/office/word/2015/wordml/symex" xmlns:w16du="http://schemas.microsoft.com/office/word/2023/wordml/word16du" mc:Ignorable="w14 w15 w16se w16cid w16 w16cex w16sdtdh w16sdtfl w16du">
   <w:docDefaults>
     <w:rPrDefault>
       <w:rPr>
@@ -7089,7 +7900,7 @@
   <w:style w:type="paragraph" w:default="1" w:styleId="Normal">
     <w:name w:val="Normal"/>
   </w:style>
-  <w:style w:type="paragraph" w:styleId="Ttulo1">
+  <w:style w:type="paragraph" w:styleId="Heading1">
     <w:name w:val="heading 1"/>
     <w:basedOn w:val="Normal"/>
     <w:next w:val="Normal"/>
@@ -7114,7 +7925,7 @@
       <w:szCs w:val="28"/>
     </w:rPr>
   </w:style>
-  <w:style w:type="paragraph" w:styleId="Ttulo2">
+  <w:style w:type="paragraph" w:styleId="Heading2">
     <w:name w:val="heading 2"/>
     <w:basedOn w:val="Normal"/>
     <w:next w:val="Normal"/>
@@ -7139,7 +7950,7 @@
       <w:szCs w:val="26"/>
     </w:rPr>
   </w:style>
-  <w:style w:type="paragraph" w:styleId="Ttulo3">
+  <w:style w:type="paragraph" w:styleId="Heading3">
     <w:name w:val="heading 3"/>
     <w:basedOn w:val="Normal"/>
     <w:next w:val="Normal"/>
@@ -7156,7 +7967,7 @@
       <w:szCs w:val="28"/>
     </w:rPr>
   </w:style>
-  <w:style w:type="paragraph" w:styleId="Ttulo4">
+  <w:style w:type="paragraph" w:styleId="Heading4">
     <w:name w:val="heading 4"/>
     <w:basedOn w:val="Normal"/>
     <w:next w:val="Normal"/>
@@ -7173,7 +7984,7 @@
       <w:szCs w:val="24"/>
     </w:rPr>
   </w:style>
-  <w:style w:type="paragraph" w:styleId="Ttulo5">
+  <w:style w:type="paragraph" w:styleId="Heading5">
     <w:name w:val="heading 5"/>
     <w:basedOn w:val="Normal"/>
     <w:next w:val="Normal"/>
@@ -7188,7 +7999,7 @@
       <w:bCs/>
     </w:rPr>
   </w:style>
-  <w:style w:type="paragraph" w:styleId="Ttulo6">
+  <w:style w:type="paragraph" w:styleId="Heading6">
     <w:name w:val="heading 6"/>
     <w:basedOn w:val="Normal"/>
     <w:next w:val="Normal"/>
@@ -7205,13 +8016,13 @@
       <w:szCs w:val="20"/>
     </w:rPr>
   </w:style>
-  <w:style w:type="character" w:default="1" w:styleId="Fuentedeprrafopredeter">
+  <w:style w:type="character" w:default="1" w:styleId="DefaultParagraphFont">
     <w:name w:val="Default Paragraph Font"/>
     <w:uiPriority w:val="1"/>
     <w:semiHidden/>
     <w:unhideWhenUsed/>
   </w:style>
-  <w:style w:type="table" w:default="1" w:styleId="Tablanormal">
+  <w:style w:type="table" w:default="1" w:styleId="TableNormal">
     <w:name w:val="Normal Table"/>
     <w:uiPriority w:val="99"/>
     <w:semiHidden/>
@@ -7226,13 +8037,13 @@
       </w:tblCellMar>
     </w:tblPr>
   </w:style>
-  <w:style w:type="numbering" w:default="1" w:styleId="Sinlista">
+  <w:style w:type="numbering" w:default="1" w:styleId="NoList">
     <w:name w:val="No List"/>
     <w:uiPriority w:val="99"/>
     <w:semiHidden/>
     <w:unhideWhenUsed/>
   </w:style>
-  <w:style w:type="table" w:customStyle="1" w:styleId="TableNormal">
+  <w:style w:type="table" w:customStyle="1" w:styleId="TableNormal0">
     <w:name w:val="TableNormal"/>
     <w:tblPr>
       <w:tblCellMar>
@@ -7243,7 +8054,7 @@
       </w:tblCellMar>
     </w:tblPr>
   </w:style>
-  <w:style w:type="paragraph" w:styleId="Ttulo">
+  <w:style w:type="paragraph" w:styleId="Title">
     <w:name w:val="Title"/>
     <w:basedOn w:val="Normal"/>
     <w:next w:val="Normal"/>
@@ -7259,7 +8070,7 @@
       <w:szCs w:val="72"/>
     </w:rPr>
   </w:style>
-  <w:style w:type="paragraph" w:styleId="Subttulo">
+  <w:style w:type="paragraph" w:styleId="Subtitle">
     <w:name w:val="Subtitle"/>
     <w:basedOn w:val="Normal"/>
     <w:next w:val="Normal"/>
@@ -7277,10 +8088,10 @@
       <w:szCs w:val="48"/>
     </w:rPr>
   </w:style>
-  <w:style w:type="paragraph" w:styleId="Textocomentario">
+  <w:style w:type="paragraph" w:styleId="CommentText">
     <w:name w:val="annotation text"/>
     <w:basedOn w:val="Normal"/>
-    <w:link w:val="TextocomentarioCar"/>
+    <w:link w:val="CommentTextChar"/>
     <w:uiPriority w:val="99"/>
     <w:semiHidden/>
     <w:unhideWhenUsed/>
@@ -7292,10 +8103,10 @@
       <w:szCs w:val="20"/>
     </w:rPr>
   </w:style>
-  <w:style w:type="character" w:customStyle="1" w:styleId="TextocomentarioCar">
-    <w:name w:val="Texto comentario Car"/>
-    <w:basedOn w:val="Fuentedeprrafopredeter"/>
-    <w:link w:val="Textocomentario"/>
+  <w:style w:type="character" w:customStyle="1" w:styleId="CommentTextChar">
+    <w:name w:val="Comment Text Char"/>
+    <w:basedOn w:val="DefaultParagraphFont"/>
+    <w:link w:val="CommentText"/>
     <w:uiPriority w:val="99"/>
     <w:semiHidden/>
     <w:rPr>
@@ -7303,9 +8114,9 @@
       <w:szCs w:val="20"/>
     </w:rPr>
   </w:style>
-  <w:style w:type="character" w:styleId="Refdecomentario">
+  <w:style w:type="character" w:styleId="CommentReference">
     <w:name w:val="annotation reference"/>
-    <w:basedOn w:val="Fuentedeprrafopredeter"/>
+    <w:basedOn w:val="DefaultParagraphFont"/>
     <w:uiPriority w:val="99"/>
     <w:semiHidden/>
     <w:unhideWhenUsed/>
@@ -7314,10 +8125,10 @@
       <w:szCs w:val="16"/>
     </w:rPr>
   </w:style>
-  <w:style w:type="paragraph" w:styleId="Textodeglobo">
+  <w:style w:type="paragraph" w:styleId="BalloonText">
     <w:name w:val="Balloon Text"/>
     <w:basedOn w:val="Normal"/>
-    <w:link w:val="TextodegloboCar"/>
+    <w:link w:val="BalloonTextChar"/>
     <w:uiPriority w:val="99"/>
     <w:semiHidden/>
     <w:unhideWhenUsed/>
@@ -7331,10 +8142,10 @@
       <w:szCs w:val="18"/>
     </w:rPr>
   </w:style>
-  <w:style w:type="character" w:customStyle="1" w:styleId="TextodegloboCar">
-    <w:name w:val="Texto de globo Car"/>
-    <w:basedOn w:val="Fuentedeprrafopredeter"/>
-    <w:link w:val="Textodeglobo"/>
+  <w:style w:type="character" w:customStyle="1" w:styleId="BalloonTextChar">
+    <w:name w:val="Balloon Text Char"/>
+    <w:basedOn w:val="DefaultParagraphFont"/>
+    <w:link w:val="BalloonText"/>
     <w:uiPriority w:val="99"/>
     <w:semiHidden/>
     <w:rsid w:val="00E8373F"/>
@@ -7344,11 +8155,11 @@
       <w:szCs w:val="18"/>
     </w:rPr>
   </w:style>
-  <w:style w:type="paragraph" w:styleId="Asuntodelcomentario">
+  <w:style w:type="paragraph" w:styleId="CommentSubject">
     <w:name w:val="annotation subject"/>
-    <w:basedOn w:val="Textocomentario"/>
-    <w:next w:val="Textocomentario"/>
-    <w:link w:val="AsuntodelcomentarioCar"/>
+    <w:basedOn w:val="CommentText"/>
+    <w:next w:val="CommentText"/>
+    <w:link w:val="CommentSubjectChar"/>
     <w:uiPriority w:val="99"/>
     <w:semiHidden/>
     <w:unhideWhenUsed/>
@@ -7358,10 +8169,10 @@
       <w:bCs/>
     </w:rPr>
   </w:style>
-  <w:style w:type="character" w:customStyle="1" w:styleId="AsuntodelcomentarioCar">
-    <w:name w:val="Asunto del comentario Car"/>
-    <w:basedOn w:val="TextocomentarioCar"/>
-    <w:link w:val="Asuntodelcomentario"/>
+  <w:style w:type="character" w:customStyle="1" w:styleId="CommentSubjectChar">
+    <w:name w:val="Comment Subject Char"/>
+    <w:basedOn w:val="CommentTextChar"/>
+    <w:link w:val="CommentSubject"/>
     <w:uiPriority w:val="99"/>
     <w:semiHidden/>
     <w:rsid w:val="007F14B7"/>

--- a/acreditacion/archivos/dac-propuesta-reglamento-sistema-aseguramiento-calidad-institucional-(18-06-2026).docx
+++ b/acreditacion/archivos/dac-propuesta-reglamento-sistema-aseguramiento-calidad-institucional-(18-06-2026).docx
@@ -1,6 +1,6 @@
 
 <file path=word/document.xml><?xml version="1.0" encoding="utf-8"?>
-<w:document xmlns:wpc="http://schemas.microsoft.com/office/word/2010/wordprocessingCanvas" xmlns:cx="http://schemas.microsoft.com/office/drawing/2014/chartex" xmlns:cx1="http://schemas.microsoft.com/office/drawing/2015/9/8/chartex" xmlns:cx2="http://schemas.microsoft.com/office/drawing/2015/10/21/chartex" xmlns:cx3="http://schemas.microsoft.com/office/drawing/2016/5/9/chartex" xmlns:cx4="http://schemas.microsoft.com/office/drawing/2016/5/10/chartex" xmlns:cx5="http://schemas.microsoft.com/office/drawing/2016/5/11/chartex" xmlns:cx6="http://schemas.microsoft.com/office/drawing/2016/5/12/chartex" xmlns:cx7="http://schemas.microsoft.com/office/drawing/2016/5/13/chartex" xmlns:cx8="http://schemas.microsoft.com/office/drawing/2016/5/14/chartex" xmlns:mc="http://schemas.openxmlformats.org/markup-compatibility/2006" xmlns:m="http://schemas.openxmlformats.org/officeDocument/2006/math" xmlns:aink="http://schemas.microsoft.com/office/drawing/2016/ink" xmlns:am3d="http://schemas.microsoft.com/office/drawing/2017/model3d" xmlns:oel="http://schemas.microsoft.com/office/2019/extlst" xmlns:r="http://schemas.openxmlformats.org/officeDocument/2006/relationships" xmlns:wp14="http://schemas.microsoft.com/office/word/2010/wordprocessingDrawing" xmlns:wp="http://schemas.openxmlformats.org/drawingml/2006/wordprocessingDrawing" xmlns:wpg="http://schemas.microsoft.com/office/word/2010/wordprocessingGroup" xmlns:wpi="http://schemas.microsoft.com/office/word/2010/wordprocessingInk" xmlns:wps="http://schemas.microsoft.com/office/word/2010/wordprocessingShape" xmlns:o="urn:schemas-microsoft-com:office:office" xmlns:v="urn:schemas-microsoft-com:vml" xmlns:w10="urn:schemas-microsoft-com:office:word" xmlns:w="http://schemas.openxmlformats.org/wordprocessingml/2006/main" xmlns:w14="http://schemas.microsoft.com/office/word/2010/wordml" xmlns:w15="http://schemas.microsoft.com/office/word/2012/wordml" xmlns:w16cex="http://schemas.microsoft.com/office/word/2018/wordml/cex" xmlns:w16cid="http://schemas.microsoft.com/office/word/2016/wordml/cid" xmlns:w16="http://schemas.microsoft.com/office/word/2018/wordml" xmlns:w16sdtdh="http://schemas.microsoft.com/office/word/2020/wordml/sdtdatahash" xmlns:w16sdtfl="http://schemas.microsoft.com/office/word/2024/wordml/sdtformatlock" xmlns:w16se="http://schemas.microsoft.com/office/word/2015/wordml/symex" xmlns:w16du="http://schemas.microsoft.com/office/word/2023/wordml/word16du" xmlns:wne="http://schemas.microsoft.com/office/word/2006/wordml" mc:Ignorable="w14 w15 w16se w16cid w16 w16cex w16sdtdh w16sdtfl w16du wp14">
+<w:document xmlns:wpc="http://schemas.microsoft.com/office/word/2010/wordprocessingCanvas" xmlns:cx="http://schemas.microsoft.com/office/drawing/2014/chartex" xmlns:cx1="http://schemas.microsoft.com/office/drawing/2015/9/8/chartex" xmlns:cx2="http://schemas.microsoft.com/office/drawing/2015/10/21/chartex" xmlns:cx3="http://schemas.microsoft.com/office/drawing/2016/5/9/chartex" xmlns:cx4="http://schemas.microsoft.com/office/drawing/2016/5/10/chartex" xmlns:cx5="http://schemas.microsoft.com/office/drawing/2016/5/11/chartex" xmlns:cx6="http://schemas.microsoft.com/office/drawing/2016/5/12/chartex" xmlns:cx7="http://schemas.microsoft.com/office/drawing/2016/5/13/chartex" xmlns:cx8="http://schemas.microsoft.com/office/drawing/2016/5/14/chartex" xmlns:mc="http://schemas.openxmlformats.org/markup-compatibility/2006" xmlns:m="http://schemas.openxmlformats.org/officeDocument/2006/math" xmlns:aink="http://schemas.microsoft.com/office/drawing/2016/ink" xmlns:am3d="http://schemas.microsoft.com/office/drawing/2017/model3d" xmlns:oel="http://schemas.microsoft.com/office/2019/extlst" xmlns:r="http://schemas.openxmlformats.org/officeDocument/2006/relationships" xmlns:wp14="http://schemas.microsoft.com/office/word/2010/wordprocessingDrawing" xmlns:wp="http://schemas.openxmlformats.org/drawingml/2006/wordprocessingDrawing" xmlns:wpg="http://schemas.microsoft.com/office/word/2010/wordprocessingGroup" xmlns:wpi="http://schemas.microsoft.com/office/word/2010/wordprocessingInk" xmlns:wps="http://schemas.microsoft.com/office/word/2010/wordprocessingShape" xmlns:o="urn:schemas-microsoft-com:office:office" xmlns:v="urn:schemas-microsoft-com:vml" xmlns:w10="urn:schemas-microsoft-com:office:word" xmlns:w="http://schemas.openxmlformats.org/wordprocessingml/2006/main" xmlns:w14="http://schemas.microsoft.com/office/word/2010/wordml" xmlns:w15="http://schemas.microsoft.com/office/word/2012/wordml" xmlns:w16cei="http://schemas.microsoft.com/office/word/2026/wordml/cei" xmlns:w16cex="http://schemas.microsoft.com/office/word/2018/wordml/cex" xmlns:w16cid="http://schemas.microsoft.com/office/word/2016/wordml/cid" xmlns:w16="http://schemas.microsoft.com/office/word/2018/wordml" xmlns:w16sdtdh="http://schemas.microsoft.com/office/word/2020/wordml/sdtdatahash" xmlns:w16sdtfl="http://schemas.microsoft.com/office/word/2024/wordml/sdtformatlock" xmlns:w16se="http://schemas.microsoft.com/office/word/2015/wordml/symex" xmlns:w16du="http://schemas.microsoft.com/office/word/2023/wordml/word16du" xmlns:wne="http://schemas.microsoft.com/office/word/2006/wordml" mc:Ignorable="w14 w15 w16se w16cid w16 w16cex w16sdtdh w16sdtfl w16du wp14">
   <w:body>
     <w:p>
       <w:pPr>
@@ -597,31 +597,7 @@
         <w:rPr>
           <w:color w:val="EE0000"/>
         </w:rPr>
-        <w:t xml:space="preserve"> </w:t>
-      </w:r>
-      <w:r>
-        <w:rPr>
-          <w:color w:val="EE0000"/>
-        </w:rPr>
-        <w:t xml:space="preserve">Consejo Superior de </w:t>
-      </w:r>
-      <w:r>
-        <w:rPr>
-          <w:color w:val="EE0000"/>
-        </w:rPr>
-        <w:t xml:space="preserve">Postgrado, </w:t>
-      </w:r>
-      <w:r>
-        <w:rPr>
-          <w:color w:val="EE0000"/>
-        </w:rPr>
-        <w:t xml:space="preserve">Consejo Superior de </w:t>
-      </w:r>
-      <w:r>
-        <w:rPr>
-          <w:color w:val="EE0000"/>
-        </w:rPr>
-        <w:t>Investigación</w:t>
+        <w:t xml:space="preserve"> Consejo Superior de Postgrado, Consejo Superior de Investigación</w:t>
       </w:r>
       <w:r>
         <w:rPr>
@@ -2771,24 +2747,442 @@
         <w:rPr>
           <w:color w:val="000000"/>
         </w:rPr>
-        <w:t xml:space="preserve">Realizar indicaciones para mejorar los informes de autoevaluación de las carreras de </w:t>
+        <w:t>Realizar indicaciones para mejorar los informes de autoevaluación de las carreras de</w:t>
+      </w:r>
+      <w:r>
+        <w:rPr>
+          <w:color w:val="000000"/>
+        </w:rPr>
+        <w:t xml:space="preserve"> </w:t>
+      </w:r>
+      <w:r>
+        <w:rPr>
+          <w:color w:val="000000"/>
+        </w:rPr>
+        <w:t>pregrado de acreditación obligatoria y los informes internos de autoevaluación de las carreras de pregrado de acreditación no obligatorias, y de los planes de mejora de carreras.</w:t>
+      </w:r>
+    </w:p>
+    <w:p>
+      <w:pPr>
+        <w:numPr>
+          <w:ilvl w:val="0"/>
+          <w:numId w:val="4"/>
+        </w:numPr>
+        <w:pBdr>
+          <w:top w:val="nil"/>
+          <w:left w:val="nil"/>
+          <w:bottom w:val="nil"/>
+          <w:right w:val="nil"/>
+          <w:between w:val="nil"/>
+        </w:pBdr>
+        <w:spacing w:after="0" w:line="240" w:lineRule="auto"/>
+        <w:ind w:right="7"/>
+        <w:jc w:val="both"/>
+      </w:pPr>
+      <w:r>
+        <w:rPr>
+          <w:color w:val="000000"/>
+        </w:rPr>
+        <w:t>Emitir una opinión respecto a si las carreras obligatorias se encuentran aptas o no aptas para someterse a un proceso de acreditación ante la Comisión Nacional de Acreditación.</w:t>
+      </w:r>
+    </w:p>
+    <w:p>
+      <w:pPr>
+        <w:pBdr>
+          <w:top w:val="nil"/>
+          <w:left w:val="nil"/>
+          <w:bottom w:val="nil"/>
+          <w:right w:val="nil"/>
+          <w:between w:val="nil"/>
+        </w:pBdr>
+        <w:spacing w:after="0" w:line="240" w:lineRule="auto"/>
+        <w:ind w:left="360" w:right="7"/>
+        <w:jc w:val="both"/>
+        <w:rPr>
+          <w:color w:val="000000"/>
+        </w:rPr>
+      </w:pPr>
+    </w:p>
+    <w:p>
+      <w:pPr>
+        <w:pBdr>
+          <w:top w:val="nil"/>
+          <w:left w:val="nil"/>
+          <w:bottom w:val="nil"/>
+          <w:right w:val="nil"/>
+          <w:between w:val="nil"/>
+        </w:pBdr>
+        <w:spacing w:after="0" w:line="240" w:lineRule="auto"/>
+        <w:ind w:left="360" w:right="7"/>
+        <w:jc w:val="both"/>
+        <w:rPr>
+          <w:color w:val="000000"/>
+        </w:rPr>
+      </w:pPr>
+    </w:p>
+    <w:p>
+      <w:pPr>
+        <w:pBdr>
+          <w:top w:val="nil"/>
+          <w:left w:val="nil"/>
+          <w:bottom w:val="nil"/>
+          <w:right w:val="nil"/>
+          <w:between w:val="nil"/>
+        </w:pBdr>
+        <w:spacing w:after="0" w:line="240" w:lineRule="auto"/>
+        <w:ind w:left="360" w:right="7"/>
+        <w:jc w:val="both"/>
+      </w:pPr>
+    </w:p>
+    <w:p>
+      <w:pPr>
+        <w:pBdr>
+          <w:top w:val="nil"/>
+          <w:left w:val="nil"/>
+          <w:bottom w:val="nil"/>
+          <w:right w:val="nil"/>
+          <w:between w:val="nil"/>
+        </w:pBdr>
+        <w:spacing w:after="0" w:line="240" w:lineRule="auto"/>
+        <w:ind w:left="1262" w:right="7"/>
+        <w:jc w:val="both"/>
+        <w:rPr>
+          <w:color w:val="000000"/>
+        </w:rPr>
+      </w:pPr>
+    </w:p>
+    <w:p>
+      <w:pPr>
+        <w:numPr>
+          <w:ilvl w:val="0"/>
+          <w:numId w:val="11"/>
+        </w:numPr>
+        <w:pBdr>
+          <w:top w:val="nil"/>
+          <w:left w:val="nil"/>
+          <w:bottom w:val="nil"/>
+          <w:right w:val="nil"/>
+          <w:between w:val="nil"/>
+        </w:pBdr>
+        <w:spacing w:after="288" w:line="240" w:lineRule="auto"/>
+        <w:jc w:val="both"/>
+      </w:pPr>
+      <w:r>
+        <w:rPr>
+          <w:color w:val="EE0000"/>
+        </w:rPr>
+        <w:lastRenderedPageBreak/>
+        <w:t>DE</w:t>
+      </w:r>
+      <w:r>
+        <w:rPr>
+          <w:color w:val="EE0000"/>
+        </w:rPr>
+        <w:t>L CONSEJO SUPERIOR DE POSTGRADO</w:t>
+      </w:r>
+      <w:r>
+        <w:rPr>
+          <w:strike/>
+          <w:color w:val="000000"/>
+        </w:rPr>
+        <w:t xml:space="preserve"> LA COMISION DE EVALUACIÓN DE PROGRAMAS DE POSTGRADO</w:t>
+      </w:r>
+    </w:p>
+    <w:p>
+      <w:pPr>
+        <w:spacing w:after="387" w:line="240" w:lineRule="auto"/>
+        <w:ind w:right="101"/>
+        <w:jc w:val="both"/>
+        <w:rPr>
+          <w:color w:val="EE0000"/>
+        </w:rPr>
+      </w:pPr>
+      <w:r>
+        <w:rPr>
+          <w:color w:val="EE0000"/>
+        </w:rPr>
+        <w:t>ARTÍCULO 16:</w:t>
+      </w:r>
+      <w:r>
+        <w:rPr>
+          <w:color w:val="EE0000"/>
+        </w:rPr>
+        <w:t xml:space="preserve"> El Consejo Superior de Postgrado liderado por el/la Vicerrector/a de Postgrado, el cual debe velar por el aseguramiento de la calidad de la oferta de postgrado. El Consejo está formado por los Vicedecanos de Investigación y Postgrado de las Facultades/Escuelas</w:t>
+      </w:r>
+      <w:r>
+        <w:rPr>
+          <w:color w:val="EE0000"/>
+        </w:rPr>
+        <w:t xml:space="preserve">, </w:t>
+      </w:r>
+      <w:r>
+        <w:rPr>
+          <w:color w:val="EE0000"/>
+        </w:rPr>
+        <w:t>la Comisión de Evaluación de Programas de Postgrado</w:t>
+      </w:r>
+      <w:r>
+        <w:rPr>
+          <w:color w:val="EE0000"/>
+        </w:rPr>
+        <w:t xml:space="preserve"> y la Comisión de Evaluación de Especialidades </w:t>
+      </w:r>
+      <w:r>
+        <w:rPr>
+          <w:color w:val="EE0000"/>
+        </w:rPr>
+        <w:t>Médicas</w:t>
+      </w:r>
+      <w:r>
+        <w:rPr>
+          <w:color w:val="EE0000"/>
+        </w:rPr>
+        <w:t>.</w:t>
+      </w:r>
+    </w:p>
+    <w:p>
+      <w:pPr>
+        <w:spacing w:after="337" w:line="240" w:lineRule="auto"/>
+        <w:ind w:right="6"/>
+        <w:jc w:val="both"/>
+        <w:rPr>
+          <w:strike/>
+        </w:rPr>
+      </w:pPr>
+      <w:r>
+        <w:rPr>
+          <w:strike/>
+        </w:rPr>
+        <w:t>La Vicerrectoría de Postgrado es una unidad de coordinación central en materias de aseguramiento de la calidad de la oferta programas de Doctorado y Magister. Esta Unidad tiene entre sus tareas, coordinar actividades académicas con los distintos Vicedecanos de Postgrado e Investigación. El Vicerrector/a Postgrado lidera Comisión de Evaluación de Programas de Postgrado.</w:t>
+      </w:r>
+    </w:p>
+    <w:p>
+      <w:pPr>
+        <w:spacing w:after="207" w:line="240" w:lineRule="auto"/>
+        <w:ind w:right="7"/>
+        <w:jc w:val="both"/>
+      </w:pPr>
+      <w:r>
+        <w:t xml:space="preserve">ARTÍCULO 17: </w:t>
+      </w:r>
+      <w:r>
+        <w:t>La Comisión de Evaluación de Programas de Postgrado</w:t>
+      </w:r>
+      <w:r>
+        <w:t>, dentro de sus tareas, le corresponde el ejercicio de las siguientes funciones:</w:t>
+      </w:r>
+    </w:p>
+    <w:p>
+      <w:pPr>
+        <w:numPr>
+          <w:ilvl w:val="0"/>
+          <w:numId w:val="5"/>
+        </w:numPr>
+        <w:pBdr>
+          <w:top w:val="nil"/>
+          <w:left w:val="nil"/>
+          <w:bottom w:val="nil"/>
+          <w:right w:val="nil"/>
+          <w:between w:val="nil"/>
+        </w:pBdr>
+        <w:spacing w:after="0" w:line="240" w:lineRule="auto"/>
+        <w:ind w:right="7"/>
+        <w:jc w:val="both"/>
+      </w:pPr>
+      <w:r>
+        <w:rPr>
+          <w:color w:val="000000"/>
+        </w:rPr>
+        <w:t>Resolver respecto si los programas de postgrado se encuentran aptos o no aptos para someterse a un proceso de acreditación ante la Comisión Nacional de Acreditación.</w:t>
+      </w:r>
+    </w:p>
+    <w:p>
+      <w:pPr>
+        <w:numPr>
+          <w:ilvl w:val="0"/>
+          <w:numId w:val="5"/>
+        </w:numPr>
+        <w:pBdr>
+          <w:top w:val="nil"/>
+          <w:left w:val="nil"/>
+          <w:bottom w:val="nil"/>
+          <w:right w:val="nil"/>
+          <w:between w:val="nil"/>
+        </w:pBdr>
+        <w:spacing w:after="0" w:line="240" w:lineRule="auto"/>
+        <w:ind w:right="7"/>
+        <w:jc w:val="both"/>
+      </w:pPr>
+      <w:r>
+        <w:rPr>
+          <w:color w:val="000000"/>
+        </w:rPr>
+        <w:t>Revis</w:t>
+      </w:r>
+      <w:r>
+        <w:rPr>
+          <w:color w:val="000000"/>
+        </w:rPr>
+        <w:t xml:space="preserve">ión de </w:t>
+      </w:r>
+      <w:r>
+        <w:rPr>
+          <w:color w:val="000000"/>
+        </w:rPr>
+        <w:t>los informes de autoevaluación de los programas de Doctorado y Magister, y de los planes de mejora de los programas.</w:t>
+      </w:r>
+    </w:p>
+    <w:p>
+      <w:pPr>
+        <w:numPr>
+          <w:ilvl w:val="0"/>
+          <w:numId w:val="5"/>
+        </w:numPr>
+        <w:pBdr>
+          <w:top w:val="nil"/>
+          <w:left w:val="nil"/>
+          <w:bottom w:val="nil"/>
+          <w:right w:val="nil"/>
+          <w:between w:val="nil"/>
+        </w:pBdr>
+        <w:spacing w:after="0" w:line="240" w:lineRule="auto"/>
+        <w:ind w:right="7"/>
+        <w:jc w:val="both"/>
+      </w:pPr>
+      <w:r>
+        <w:rPr>
+          <w:color w:val="000000"/>
+        </w:rPr>
+        <w:t>Realizar indicaciones para mejorar los informes de autoevaluación de los programas de Doctorado y Magister, y de los planes de mejora de programas.</w:t>
+      </w:r>
+    </w:p>
+    <w:p>
+      <w:pPr>
+        <w:pBdr>
+          <w:top w:val="nil"/>
+          <w:left w:val="nil"/>
+          <w:bottom w:val="nil"/>
+          <w:right w:val="nil"/>
+          <w:between w:val="nil"/>
+        </w:pBdr>
+        <w:spacing w:after="0" w:line="240" w:lineRule="auto"/>
+        <w:ind w:right="7"/>
+        <w:jc w:val="both"/>
+      </w:pPr>
+    </w:p>
+    <w:p>
+      <w:pPr>
+        <w:spacing w:after="207" w:line="240" w:lineRule="auto"/>
+        <w:ind w:right="7"/>
+        <w:jc w:val="both"/>
+      </w:pPr>
+      <w:r>
+        <w:t>ARTÍCULO 18: El Consejo Superior de Postgrado, dentro de sus tareas, le corresponde el ejercicio de las siguientes funciones:</w:t>
+      </w:r>
+    </w:p>
+    <w:p>
+      <w:pPr>
+        <w:numPr>
+          <w:ilvl w:val="0"/>
+          <w:numId w:val="20"/>
+        </w:numPr>
+        <w:pBdr>
+          <w:top w:val="nil"/>
+          <w:left w:val="nil"/>
+          <w:bottom w:val="nil"/>
+          <w:right w:val="nil"/>
+          <w:between w:val="nil"/>
+        </w:pBdr>
+        <w:spacing w:after="0" w:line="240" w:lineRule="auto"/>
+        <w:ind w:right="7"/>
+        <w:jc w:val="both"/>
+        <w:rPr>
+          <w:color w:val="EE0000"/>
+        </w:rPr>
+      </w:pPr>
+      <w:r>
+        <w:rPr>
+          <w:color w:val="EE0000"/>
+        </w:rPr>
+        <w:t>Revisar la Resolución de creación de este consejo</w:t>
+      </w:r>
+    </w:p>
+    <w:p>
+      <w:pPr>
+        <w:pBdr>
+          <w:top w:val="nil"/>
+          <w:left w:val="nil"/>
+          <w:bottom w:val="nil"/>
+          <w:right w:val="nil"/>
+          <w:between w:val="nil"/>
+        </w:pBdr>
+        <w:spacing w:after="0" w:line="240" w:lineRule="auto"/>
+        <w:ind w:right="7"/>
+        <w:jc w:val="both"/>
+        <w:rPr>
+          <w:color w:val="000000"/>
+        </w:rPr>
+      </w:pPr>
+    </w:p>
+    <w:p>
+      <w:pPr>
+        <w:spacing w:after="4" w:line="240" w:lineRule="auto"/>
+        <w:ind w:right="6"/>
+        <w:jc w:val="both"/>
+        <w:rPr>
+          <w:strike/>
+        </w:rPr>
+      </w:pPr>
+      <w:r>
+        <w:rPr>
+          <w:strike/>
+        </w:rPr>
+        <w:t>ARTÍCULO 1</w:t>
+      </w:r>
+      <w:r>
+        <w:rPr>
+          <w:strike/>
+        </w:rPr>
+        <w:t>9</w:t>
+      </w:r>
+      <w:r>
+        <w:rPr>
+          <w:strike/>
+        </w:rPr>
+        <w:t>: La Vicerrectoría de Postgrado es una unidad de coordinación central en materias de aseguramiento de la calidad de la oferta de las especialidades médicas. Esta Unidad tiene entre sus tareas, coordinar actividades académicas con el/la Directora/a de las Especialidades Médicas y integrantes de la comisión. El Vicerrector/a Postgrado lidera Comisión de Evaluación de Especialidades Médicas.</w:t>
+      </w:r>
+    </w:p>
+    <w:p>
+      <w:pPr>
+        <w:spacing w:after="4" w:line="240" w:lineRule="auto"/>
+        <w:ind w:right="6"/>
+        <w:jc w:val="both"/>
+      </w:pPr>
+    </w:p>
+    <w:p>
+      <w:pPr>
+        <w:spacing w:after="0" w:line="240" w:lineRule="auto"/>
+        <w:ind w:right="111"/>
+        <w:jc w:val="both"/>
+      </w:pPr>
+      <w:r>
+        <w:t>ARTÍCULO 19: La Comisión de Evaluación de Especialidades Médicas, dentro de sus tareas, le corresponde el ejercicio de las siguientes funciones:</w:t>
       </w:r>
       <w:r>
         <w:rPr>
           <w:noProof/>
-          <w:color w:val="000000"/>
         </w:rPr>
         <w:drawing>
-          <wp:inline distT="0" distB="0" distL="0" distR="0" wp14:anchorId="64F3CB79" wp14:editId="77D1C655">
-            <wp:extent cx="9123" cy="4561"/>
+          <wp:inline distT="0" distB="0" distL="0" distR="0" wp14:anchorId="45B2A1DD" wp14:editId="70F88635">
+            <wp:extent cx="4575" cy="4572"/>
             <wp:effectExtent l="0" t="0" r="0" b="0"/>
-            <wp:docPr id="8" name="image4.jpg"/>
+            <wp:docPr id="12" name="image7.jpg"/>
             <wp:cNvGraphicFramePr/>
             <a:graphic xmlns:a="http://schemas.openxmlformats.org/drawingml/2006/main">
               <a:graphicData uri="http://schemas.openxmlformats.org/drawingml/2006/picture">
                 <pic:pic xmlns:pic="http://schemas.openxmlformats.org/drawingml/2006/picture">
                   <pic:nvPicPr>
-                    <pic:cNvPr id="0" name="image4.jpg"/>
+                    <pic:cNvPr id="0" name="image7.jpg"/>
                     <pic:cNvPicPr preferRelativeResize="0"/>
                   </pic:nvPicPr>
                   <pic:blipFill>
@@ -2801,7 +3195,7 @@
                   <pic:spPr>
                     <a:xfrm>
                       <a:off x="0" y="0"/>
-                      <a:ext cx="9123" cy="4561"/>
+                      <a:ext cx="4575" cy="4572"/>
                     </a:xfrm>
                     <a:prstGeom prst="rect">
                       <a:avLst/>
@@ -2814,18 +3208,19 @@
           </wp:inline>
         </w:drawing>
       </w:r>
-      <w:r>
-        <w:rPr>
-          <w:color w:val="000000"/>
-        </w:rPr>
-        <w:t xml:space="preserve"> pregrado de acreditación obligatoria y los informes internos de autoevaluación de las carreras de pregrado de acreditación no obligatorias, y de los planes de mejora de carreras.</w:t>
-      </w:r>
-    </w:p>
-    <w:p>
-      <w:pPr>
-        <w:numPr>
-          <w:ilvl w:val="0"/>
-          <w:numId w:val="4"/>
+    </w:p>
+    <w:p>
+      <w:pPr>
+        <w:spacing w:after="0" w:line="240" w:lineRule="auto"/>
+        <w:ind w:right="111"/>
+        <w:jc w:val="both"/>
+      </w:pPr>
+    </w:p>
+    <w:p>
+      <w:pPr>
+        <w:numPr>
+          <w:ilvl w:val="0"/>
+          <w:numId w:val="6"/>
         </w:numPr>
         <w:pBdr>
           <w:top w:val="nil"/>
@@ -2842,72 +3237,69 @@
         <w:rPr>
           <w:color w:val="000000"/>
         </w:rPr>
-        <w:t>Emitir una opinión respecto a si las carreras obligatorias se encuentran aptas o no aptas para someterse a un proceso de acreditación ante la Comisión Nacional de Acreditación.</w:t>
-      </w:r>
-    </w:p>
-    <w:p>
-      <w:pPr>
-        <w:pBdr>
-          <w:top w:val="nil"/>
-          <w:left w:val="nil"/>
-          <w:bottom w:val="nil"/>
-          <w:right w:val="nil"/>
-          <w:between w:val="nil"/>
-        </w:pBdr>
-        <w:spacing w:after="0" w:line="240" w:lineRule="auto"/>
-        <w:ind w:left="360" w:right="7"/>
-        <w:jc w:val="both"/>
-        <w:rPr>
-          <w:color w:val="000000"/>
-        </w:rPr>
-      </w:pPr>
-    </w:p>
-    <w:p>
-      <w:pPr>
-        <w:pBdr>
-          <w:top w:val="nil"/>
-          <w:left w:val="nil"/>
-          <w:bottom w:val="nil"/>
-          <w:right w:val="nil"/>
-          <w:between w:val="nil"/>
-        </w:pBdr>
-        <w:spacing w:after="0" w:line="240" w:lineRule="auto"/>
-        <w:ind w:left="360" w:right="7"/>
-        <w:jc w:val="both"/>
-        <w:rPr>
-          <w:color w:val="000000"/>
-        </w:rPr>
-      </w:pPr>
-    </w:p>
-    <w:p>
-      <w:pPr>
-        <w:pBdr>
-          <w:top w:val="nil"/>
-          <w:left w:val="nil"/>
-          <w:bottom w:val="nil"/>
-          <w:right w:val="nil"/>
-          <w:between w:val="nil"/>
-        </w:pBdr>
-        <w:spacing w:after="0" w:line="240" w:lineRule="auto"/>
-        <w:ind w:left="360" w:right="7"/>
-        <w:jc w:val="both"/>
-      </w:pPr>
-    </w:p>
-    <w:p>
-      <w:pPr>
-        <w:pBdr>
-          <w:top w:val="nil"/>
-          <w:left w:val="nil"/>
-          <w:bottom w:val="nil"/>
-          <w:right w:val="nil"/>
-          <w:between w:val="nil"/>
-        </w:pBdr>
-        <w:spacing w:after="0" w:line="240" w:lineRule="auto"/>
-        <w:ind w:left="1262" w:right="7"/>
-        <w:jc w:val="both"/>
-        <w:rPr>
-          <w:color w:val="000000"/>
-        </w:rPr>
+        <w:t>Resolver respecto si los programas de especialidades médicas se encuentran aptos o no aptos para someterse a un proceso de acreditación ante la Comisión Nacional de Acreditación.</w:t>
+      </w:r>
+    </w:p>
+    <w:p>
+      <w:pPr>
+        <w:numPr>
+          <w:ilvl w:val="0"/>
+          <w:numId w:val="6"/>
+        </w:numPr>
+        <w:pBdr>
+          <w:top w:val="nil"/>
+          <w:left w:val="nil"/>
+          <w:bottom w:val="nil"/>
+          <w:right w:val="nil"/>
+          <w:between w:val="nil"/>
+        </w:pBdr>
+        <w:spacing w:after="0" w:line="240" w:lineRule="auto"/>
+        <w:ind w:right="7"/>
+        <w:jc w:val="both"/>
+      </w:pPr>
+      <w:r>
+        <w:rPr>
+          <w:color w:val="000000"/>
+        </w:rPr>
+        <w:t>Revisión de los informes de autoevaluación de los Especialidades Médicas, y de los planes de mejora de los programas.</w:t>
+      </w:r>
+    </w:p>
+    <w:p>
+      <w:pPr>
+        <w:numPr>
+          <w:ilvl w:val="0"/>
+          <w:numId w:val="6"/>
+        </w:numPr>
+        <w:pBdr>
+          <w:top w:val="nil"/>
+          <w:left w:val="nil"/>
+          <w:bottom w:val="nil"/>
+          <w:right w:val="nil"/>
+          <w:between w:val="nil"/>
+        </w:pBdr>
+        <w:spacing w:after="0" w:line="240" w:lineRule="auto"/>
+        <w:ind w:right="7"/>
+        <w:jc w:val="both"/>
+      </w:pPr>
+      <w:r>
+        <w:rPr>
+          <w:color w:val="000000"/>
+        </w:rPr>
+        <w:t>Realizar indicaciones para mejorar los informes de autoevaluación de las Especialidades Médicas y de los planes de mejora de programas.</w:t>
+      </w:r>
+    </w:p>
+    <w:p>
+      <w:pPr>
+        <w:spacing w:after="26" w:line="240" w:lineRule="auto"/>
+        <w:ind w:right="111"/>
+        <w:jc w:val="both"/>
+      </w:pPr>
+    </w:p>
+    <w:p>
+      <w:pPr>
+        <w:spacing w:after="26" w:line="240" w:lineRule="auto"/>
+        <w:ind w:left="839" w:right="111"/>
+        <w:jc w:val="both"/>
       </w:pPr>
     </w:p>
     <w:p>
@@ -2923,391 +3315,90 @@
           <w:right w:val="nil"/>
           <w:between w:val="nil"/>
         </w:pBdr>
-        <w:spacing w:after="288" w:line="240" w:lineRule="auto"/>
-        <w:jc w:val="both"/>
-      </w:pPr>
-      <w:r>
-        <w:rPr>
-          <w:color w:val="EE0000"/>
-        </w:rPr>
-        <w:lastRenderedPageBreak/>
-        <w:t>DE</w:t>
-      </w:r>
-      <w:r>
-        <w:rPr>
-          <w:color w:val="EE0000"/>
-        </w:rPr>
-        <w:t>L CONSEJO SUPERIOR DE POSTGRADO</w:t>
-      </w:r>
-      <w:r>
+        <w:spacing w:after="255" w:line="240" w:lineRule="auto"/>
+        <w:ind w:right="976"/>
+        <w:rPr>
+          <w:b/>
+          <w:bCs/>
+          <w:color w:val="FF0000"/>
+        </w:rPr>
+      </w:pPr>
+      <w:r>
+        <w:rPr>
+          <w:b/>
+          <w:bCs/>
+          <w:color w:val="FF0000"/>
+        </w:rPr>
+        <w:t xml:space="preserve">DEL CONSEJO </w:t>
+      </w:r>
+      <w:r>
+        <w:rPr>
+          <w:b/>
+          <w:bCs/>
+          <w:color w:val="FF0000"/>
+        </w:rPr>
+        <w:t xml:space="preserve">SUPERIOR </w:t>
+      </w:r>
+      <w:r>
+        <w:rPr>
+          <w:b/>
+          <w:bCs/>
+          <w:color w:val="FF0000"/>
+        </w:rPr>
+        <w:t xml:space="preserve">DE </w:t>
+      </w:r>
+      <w:r>
+        <w:rPr>
+          <w:b/>
+          <w:bCs/>
+          <w:color w:val="FF0000"/>
+        </w:rPr>
+        <w:t>VINCULACIÓ</w:t>
+      </w:r>
+      <w:r>
+        <w:rPr>
+          <w:b/>
+          <w:bCs/>
+          <w:color w:val="FF0000"/>
+        </w:rPr>
+        <w:t>N</w:t>
+      </w:r>
+      <w:r>
+        <w:rPr>
+          <w:b/>
+          <w:bCs/>
+          <w:color w:val="FF0000"/>
+        </w:rPr>
+        <w:t xml:space="preserve">  CON EL MEDIO</w:t>
+      </w:r>
+    </w:p>
+    <w:p>
+      <w:pPr>
+        <w:spacing w:after="274" w:line="240" w:lineRule="auto"/>
+        <w:ind w:right="111"/>
+        <w:jc w:val="both"/>
         <w:rPr>
           <w:strike/>
-          <w:color w:val="000000"/>
-        </w:rPr>
-        <w:t xml:space="preserve"> LA COMISION DE EVALUACIÓN DE PROGRAMAS DE POSTGRADO</w:t>
-      </w:r>
-    </w:p>
-    <w:p>
-      <w:pPr>
-        <w:spacing w:after="387" w:line="240" w:lineRule="auto"/>
-        <w:ind w:right="101"/>
-        <w:jc w:val="both"/>
-        <w:rPr>
-          <w:color w:val="EE0000"/>
-        </w:rPr>
-      </w:pPr>
-      <w:r>
-        <w:rPr>
-          <w:color w:val="EE0000"/>
-        </w:rPr>
-        <w:t>ARTÍCULO 16:</w:t>
-      </w:r>
-      <w:r>
-        <w:rPr>
-          <w:color w:val="EE0000"/>
-        </w:rPr>
-        <w:t xml:space="preserve"> </w:t>
-      </w:r>
-      <w:r>
-        <w:rPr>
-          <w:color w:val="EE0000"/>
-        </w:rPr>
-        <w:t xml:space="preserve">El Consejo Superior de </w:t>
-      </w:r>
-      <w:r>
-        <w:rPr>
-          <w:color w:val="EE0000"/>
-        </w:rPr>
-        <w:t>Postgrado</w:t>
-      </w:r>
-      <w:r>
-        <w:rPr>
-          <w:color w:val="EE0000"/>
-        </w:rPr>
-        <w:t xml:space="preserve"> liderado por el/la Vicerrector/a </w:t>
-      </w:r>
-      <w:r>
-        <w:rPr>
-          <w:color w:val="EE0000"/>
-        </w:rPr>
-        <w:t>de Postgrado</w:t>
-      </w:r>
-      <w:r>
-        <w:rPr>
-          <w:color w:val="EE0000"/>
-        </w:rPr>
-        <w:t xml:space="preserve">, el cual debe velar por el aseguramiento de la calidad de la oferta de </w:t>
-      </w:r>
-      <w:r>
-        <w:rPr>
-          <w:color w:val="EE0000"/>
-        </w:rPr>
-        <w:t>postgrado</w:t>
-      </w:r>
-      <w:r>
-        <w:rPr>
-          <w:color w:val="EE0000"/>
-        </w:rPr>
-        <w:t xml:space="preserve">. El Consejo está formado por los Vicedecanos de </w:t>
-      </w:r>
-      <w:r>
-        <w:rPr>
-          <w:color w:val="EE0000"/>
-        </w:rPr>
-        <w:t xml:space="preserve">Investigación y Postgrado </w:t>
-      </w:r>
-      <w:r>
-        <w:rPr>
-          <w:color w:val="EE0000"/>
-        </w:rPr>
-        <w:t>de las Facultades/Escuelas</w:t>
-      </w:r>
-      <w:r>
-        <w:rPr>
-          <w:color w:val="EE0000"/>
-        </w:rPr>
-        <w:t xml:space="preserve">, </w:t>
-      </w:r>
-      <w:r>
-        <w:rPr>
-          <w:color w:val="EE0000"/>
-        </w:rPr>
-        <w:t>la Comisión de Evaluación de Programas de Postgrado</w:t>
-      </w:r>
-      <w:r>
-        <w:rPr>
-          <w:color w:val="EE0000"/>
-        </w:rPr>
-        <w:t xml:space="preserve"> y la Comisión de Evaluación de Especialidades </w:t>
-      </w:r>
-      <w:r>
-        <w:rPr>
-          <w:color w:val="EE0000"/>
-        </w:rPr>
-        <w:t>Médicas</w:t>
-      </w:r>
-      <w:r>
-        <w:rPr>
-          <w:color w:val="EE0000"/>
-        </w:rPr>
-        <w:t>.</w:t>
-      </w:r>
-    </w:p>
-    <w:p>
-      <w:pPr>
-        <w:spacing w:after="337" w:line="240" w:lineRule="auto"/>
-        <w:ind w:right="6"/>
-        <w:jc w:val="both"/>
-        <w:rPr>
-          <w:strike/>
-        </w:rPr>
-      </w:pPr>
-      <w:r>
-        <w:rPr>
-          <w:strike/>
-        </w:rPr>
-        <w:t>La Vicerrectoría de Postgrado es una unidad de coordinación central en materias de aseguramiento de la calidad de la oferta programas de Doctorado y Magister. Esta Unidad tiene entre sus tareas, coordinar actividades académicas con los distintos Vicedecanos de Postgrado e Investigación. El Vicerrector/a Postgrado lidera Comisión de Evaluación de Programas de Postgrado.</w:t>
-      </w:r>
-    </w:p>
-    <w:p>
-      <w:pPr>
-        <w:spacing w:after="207" w:line="240" w:lineRule="auto"/>
-        <w:ind w:right="7"/>
-        <w:jc w:val="both"/>
-      </w:pPr>
-      <w:r>
-        <w:t xml:space="preserve">ARTÍCULO 17: </w:t>
-      </w:r>
-      <w:r>
-        <w:t>La Comisión de Evaluación de Programas de Postgrado</w:t>
-      </w:r>
-      <w:r>
-        <w:t>, dentro de sus tareas, le corresponde el ejercicio de las siguientes funciones:</w:t>
-      </w:r>
-    </w:p>
-    <w:p>
-      <w:pPr>
-        <w:numPr>
-          <w:ilvl w:val="0"/>
-          <w:numId w:val="5"/>
-        </w:numPr>
-        <w:pBdr>
-          <w:top w:val="nil"/>
-          <w:left w:val="nil"/>
-          <w:bottom w:val="nil"/>
-          <w:right w:val="nil"/>
-          <w:between w:val="nil"/>
-        </w:pBdr>
-        <w:spacing w:after="0" w:line="240" w:lineRule="auto"/>
-        <w:ind w:right="7"/>
-        <w:jc w:val="both"/>
-      </w:pPr>
-      <w:r>
-        <w:rPr>
-          <w:color w:val="000000"/>
-        </w:rPr>
-        <w:t>Resolver respecto si los programas de postgrado se encuentran aptos o no aptos para someterse a un proceso de acreditación ante la Comisión Nacional de Acreditación.</w:t>
-      </w:r>
-    </w:p>
-    <w:p>
-      <w:pPr>
-        <w:numPr>
-          <w:ilvl w:val="0"/>
-          <w:numId w:val="5"/>
-        </w:numPr>
-        <w:pBdr>
-          <w:top w:val="nil"/>
-          <w:left w:val="nil"/>
-          <w:bottom w:val="nil"/>
-          <w:right w:val="nil"/>
-          <w:between w:val="nil"/>
-        </w:pBdr>
-        <w:spacing w:after="0" w:line="240" w:lineRule="auto"/>
-        <w:ind w:right="7"/>
-        <w:jc w:val="both"/>
-      </w:pPr>
-      <w:r>
-        <w:rPr>
-          <w:color w:val="000000"/>
-        </w:rPr>
-        <w:t>Revis</w:t>
-      </w:r>
-      <w:r>
-        <w:rPr>
-          <w:color w:val="000000"/>
-        </w:rPr>
-        <w:t xml:space="preserve">ión de </w:t>
-      </w:r>
-      <w:r>
-        <w:rPr>
-          <w:color w:val="000000"/>
-        </w:rPr>
-        <w:t>los informes de autoevaluación de los programas de Doctorado y Magister, y de los planes de mejora de los programas.</w:t>
-      </w:r>
-    </w:p>
-    <w:p>
-      <w:pPr>
-        <w:numPr>
-          <w:ilvl w:val="0"/>
-          <w:numId w:val="5"/>
-        </w:numPr>
-        <w:pBdr>
-          <w:top w:val="nil"/>
-          <w:left w:val="nil"/>
-          <w:bottom w:val="nil"/>
-          <w:right w:val="nil"/>
-          <w:between w:val="nil"/>
-        </w:pBdr>
-        <w:spacing w:after="0" w:line="240" w:lineRule="auto"/>
-        <w:ind w:right="7"/>
-        <w:jc w:val="both"/>
-      </w:pPr>
-      <w:r>
-        <w:rPr>
-          <w:color w:val="000000"/>
-        </w:rPr>
-        <w:t>Realizar indicaciones para mejorar los informes de autoevaluación de los programas de Doctorado y Magister, y de los planes de mejora de programas.</w:t>
-      </w:r>
-    </w:p>
-    <w:p>
-      <w:pPr>
-        <w:pBdr>
-          <w:top w:val="nil"/>
-          <w:left w:val="nil"/>
-          <w:bottom w:val="nil"/>
-          <w:right w:val="nil"/>
-          <w:between w:val="nil"/>
-        </w:pBdr>
-        <w:spacing w:after="0" w:line="240" w:lineRule="auto"/>
-        <w:ind w:right="7"/>
-        <w:jc w:val="both"/>
-      </w:pPr>
-    </w:p>
-    <w:p>
-      <w:pPr>
-        <w:spacing w:after="207" w:line="240" w:lineRule="auto"/>
-        <w:ind w:right="7"/>
-        <w:jc w:val="both"/>
-      </w:pPr>
-      <w:r>
-        <w:t>ARTÍCULO 1</w:t>
-      </w:r>
-      <w:r>
-        <w:t>8</w:t>
-      </w:r>
-      <w:r>
-        <w:t xml:space="preserve">: </w:t>
-      </w:r>
-      <w:r>
-        <w:t>El Consejo Superior</w:t>
-      </w:r>
-      <w:r>
-        <w:t xml:space="preserve"> de Postgrado, dentro de sus tareas, le corresponde el ejercicio de las siguientes funciones:</w:t>
-      </w:r>
-    </w:p>
-    <w:p>
-      <w:pPr>
-        <w:numPr>
-          <w:ilvl w:val="0"/>
-          <w:numId w:val="20"/>
-        </w:numPr>
-        <w:pBdr>
-          <w:top w:val="nil"/>
-          <w:left w:val="nil"/>
-          <w:bottom w:val="nil"/>
-          <w:right w:val="nil"/>
-          <w:between w:val="nil"/>
-        </w:pBdr>
-        <w:spacing w:after="0" w:line="240" w:lineRule="auto"/>
-        <w:ind w:right="7"/>
-        <w:jc w:val="both"/>
-        <w:rPr>
-          <w:color w:val="EE0000"/>
-        </w:rPr>
-      </w:pPr>
-      <w:r>
-        <w:rPr>
-          <w:color w:val="EE0000"/>
-        </w:rPr>
-        <w:t>Revisar la Resolución de creación de este consejo</w:t>
-      </w:r>
-    </w:p>
-    <w:p>
-      <w:pPr>
-        <w:pBdr>
-          <w:top w:val="nil"/>
-          <w:left w:val="nil"/>
-          <w:bottom w:val="nil"/>
-          <w:right w:val="nil"/>
-          <w:between w:val="nil"/>
-        </w:pBdr>
-        <w:spacing w:after="0" w:line="240" w:lineRule="auto"/>
-        <w:ind w:right="7"/>
-        <w:jc w:val="both"/>
-        <w:rPr>
-          <w:color w:val="000000"/>
-        </w:rPr>
-      </w:pPr>
-    </w:p>
-    <w:p>
-      <w:pPr>
-        <w:spacing w:after="4" w:line="240" w:lineRule="auto"/>
-        <w:ind w:right="6"/>
-        <w:jc w:val="both"/>
-        <w:rPr>
-          <w:strike/>
-        </w:rPr>
-      </w:pPr>
-      <w:r>
-        <w:rPr>
-          <w:strike/>
-        </w:rPr>
-        <w:t>ARTÍCULO 1</w:t>
-      </w:r>
-      <w:r>
-        <w:rPr>
-          <w:strike/>
-        </w:rPr>
-        <w:t>9</w:t>
-      </w:r>
-      <w:r>
-        <w:rPr>
-          <w:strike/>
-        </w:rPr>
-        <w:t>: La Vicerrectoría de Postgrado es una unidad de coordinación central en materias de aseguramiento de la calidad de la oferta de las especialidades médicas. Esta Unidad tiene entre sus tareas, coordinar actividades académicas con el/la Directora/a de las Especialidades Médicas y integrantes de la comisión. El Vicerrector/a Postgrado lidera Comisión de Evaluación de Especialidades Médicas.</w:t>
-      </w:r>
-    </w:p>
-    <w:p>
-      <w:pPr>
-        <w:spacing w:after="4" w:line="240" w:lineRule="auto"/>
-        <w:ind w:right="6"/>
-        <w:jc w:val="both"/>
-      </w:pPr>
-    </w:p>
-    <w:p>
-      <w:pPr>
-        <w:spacing w:after="0" w:line="240" w:lineRule="auto"/>
-        <w:ind w:right="111"/>
-        <w:jc w:val="both"/>
-      </w:pPr>
-      <w:r>
-        <w:t>ARTÍCULO 19: La Comisión de Evaluación de Especialidades Médicas, dentro de sus tareas, le corresponde el ejercicio de las siguientes funciones:</w:t>
+        </w:rPr>
+      </w:pPr>
+      <w:r>
+        <w:t xml:space="preserve">ARTÍCULO 20: La Vicerrectoría de Vinculación con el Medio es una unidad de coordinación </w:t>
       </w:r>
       <w:r>
         <w:rPr>
           <w:noProof/>
         </w:rPr>
         <w:drawing>
-          <wp:inline distT="0" distB="0" distL="0" distR="0" wp14:anchorId="45B2A1DD" wp14:editId="70F88635">
+          <wp:inline distT="0" distB="0" distL="0" distR="0" wp14:anchorId="094180D0" wp14:editId="30F77239">
             <wp:extent cx="4575" cy="4572"/>
             <wp:effectExtent l="0" t="0" r="0" b="0"/>
-            <wp:docPr id="12" name="image7.jpg"/>
+            <wp:docPr id="10" name="image8.jpg"/>
             <wp:cNvGraphicFramePr/>
             <a:graphic xmlns:a="http://schemas.openxmlformats.org/drawingml/2006/main">
               <a:graphicData uri="http://schemas.openxmlformats.org/drawingml/2006/picture">
                 <pic:pic xmlns:pic="http://schemas.openxmlformats.org/drawingml/2006/picture">
                   <pic:nvPicPr>
-                    <pic:cNvPr id="0" name="image7.jpg"/>
+                    <pic:cNvPr id="0" name="image8.jpg"/>
                     <pic:cNvPicPr preferRelativeResize="0"/>
                   </pic:nvPicPr>
                   <pic:blipFill>
@@ -3333,234 +3424,6 @@
           </wp:inline>
         </w:drawing>
       </w:r>
-    </w:p>
-    <w:p>
-      <w:pPr>
-        <w:spacing w:after="0" w:line="240" w:lineRule="auto"/>
-        <w:ind w:right="111"/>
-        <w:jc w:val="both"/>
-      </w:pPr>
-    </w:p>
-    <w:p>
-      <w:pPr>
-        <w:numPr>
-          <w:ilvl w:val="0"/>
-          <w:numId w:val="6"/>
-        </w:numPr>
-        <w:pBdr>
-          <w:top w:val="nil"/>
-          <w:left w:val="nil"/>
-          <w:bottom w:val="nil"/>
-          <w:right w:val="nil"/>
-          <w:between w:val="nil"/>
-        </w:pBdr>
-        <w:spacing w:after="0" w:line="240" w:lineRule="auto"/>
-        <w:ind w:right="7"/>
-        <w:jc w:val="both"/>
-      </w:pPr>
-      <w:r>
-        <w:rPr>
-          <w:color w:val="000000"/>
-        </w:rPr>
-        <w:t xml:space="preserve">Resolver respecto si los programas de </w:t>
-      </w:r>
-      <w:r>
-        <w:rPr>
-          <w:color w:val="000000"/>
-        </w:rPr>
-        <w:t xml:space="preserve">especialidades médicas </w:t>
-      </w:r>
-      <w:r>
-        <w:rPr>
-          <w:color w:val="000000"/>
-        </w:rPr>
-        <w:t>se encuentran aptos o no aptos para someterse a un proceso de acreditación ante la Comisión Nacional de Acreditación.</w:t>
-      </w:r>
-    </w:p>
-    <w:p>
-      <w:pPr>
-        <w:numPr>
-          <w:ilvl w:val="0"/>
-          <w:numId w:val="6"/>
-        </w:numPr>
-        <w:pBdr>
-          <w:top w:val="nil"/>
-          <w:left w:val="nil"/>
-          <w:bottom w:val="nil"/>
-          <w:right w:val="nil"/>
-          <w:between w:val="nil"/>
-        </w:pBdr>
-        <w:spacing w:after="0" w:line="240" w:lineRule="auto"/>
-        <w:ind w:right="7"/>
-        <w:jc w:val="both"/>
-      </w:pPr>
-      <w:r>
-        <w:rPr>
-          <w:color w:val="000000"/>
-        </w:rPr>
-        <w:t>Revisión de los informes de autoevaluación de los Especialidades Médicas, y de los planes de mejora de los programas.</w:t>
-      </w:r>
-    </w:p>
-    <w:p>
-      <w:pPr>
-        <w:numPr>
-          <w:ilvl w:val="0"/>
-          <w:numId w:val="6"/>
-        </w:numPr>
-        <w:pBdr>
-          <w:top w:val="nil"/>
-          <w:left w:val="nil"/>
-          <w:bottom w:val="nil"/>
-          <w:right w:val="nil"/>
-          <w:between w:val="nil"/>
-        </w:pBdr>
-        <w:spacing w:after="0" w:line="240" w:lineRule="auto"/>
-        <w:ind w:right="7"/>
-        <w:jc w:val="both"/>
-      </w:pPr>
-      <w:r>
-        <w:rPr>
-          <w:color w:val="000000"/>
-        </w:rPr>
-        <w:t>Realizar indicaciones para mejorar los informes de autoevaluación de las Especialidades Médicas y de los planes de mejora de programas.</w:t>
-      </w:r>
-    </w:p>
-    <w:p>
-      <w:pPr>
-        <w:spacing w:after="26" w:line="240" w:lineRule="auto"/>
-        <w:ind w:right="111"/>
-        <w:jc w:val="both"/>
-      </w:pPr>
-    </w:p>
-    <w:p>
-      <w:pPr>
-        <w:spacing w:after="26" w:line="240" w:lineRule="auto"/>
-        <w:ind w:left="839" w:right="111"/>
-        <w:jc w:val="both"/>
-      </w:pPr>
-    </w:p>
-    <w:p>
-      <w:pPr>
-        <w:numPr>
-          <w:ilvl w:val="0"/>
-          <w:numId w:val="11"/>
-        </w:numPr>
-        <w:pBdr>
-          <w:top w:val="nil"/>
-          <w:left w:val="nil"/>
-          <w:bottom w:val="nil"/>
-          <w:right w:val="nil"/>
-          <w:between w:val="nil"/>
-        </w:pBdr>
-        <w:spacing w:after="255" w:line="240" w:lineRule="auto"/>
-        <w:ind w:right="976"/>
-        <w:rPr>
-          <w:b/>
-          <w:bCs/>
-          <w:color w:val="FF0000"/>
-        </w:rPr>
-      </w:pPr>
-      <w:r>
-        <w:rPr>
-          <w:b/>
-          <w:bCs/>
-          <w:color w:val="FF0000"/>
-        </w:rPr>
-        <w:t xml:space="preserve">DEL CONSEJO </w:t>
-      </w:r>
-      <w:r>
-        <w:rPr>
-          <w:b/>
-          <w:bCs/>
-          <w:color w:val="FF0000"/>
-        </w:rPr>
-        <w:t xml:space="preserve">SUPERIOR </w:t>
-      </w:r>
-      <w:r>
-        <w:rPr>
-          <w:b/>
-          <w:bCs/>
-          <w:color w:val="FF0000"/>
-        </w:rPr>
-        <w:t xml:space="preserve">DE </w:t>
-      </w:r>
-      <w:r>
-        <w:rPr>
-          <w:b/>
-          <w:bCs/>
-          <w:color w:val="FF0000"/>
-        </w:rPr>
-        <w:t>VINCULACIÓ</w:t>
-      </w:r>
-      <w:r>
-        <w:rPr>
-          <w:b/>
-          <w:bCs/>
-          <w:color w:val="FF0000"/>
-        </w:rPr>
-        <w:t>N</w:t>
-      </w:r>
-      <w:r>
-        <w:rPr>
-          <w:b/>
-          <w:bCs/>
-          <w:color w:val="FF0000"/>
-        </w:rPr>
-        <w:t xml:space="preserve">  CON EL MEDIO</w:t>
-      </w:r>
-    </w:p>
-    <w:p>
-      <w:pPr>
-        <w:spacing w:after="274" w:line="240" w:lineRule="auto"/>
-        <w:ind w:right="111"/>
-        <w:jc w:val="both"/>
-        <w:rPr>
-          <w:strike/>
-        </w:rPr>
-      </w:pPr>
-      <w:r>
-        <w:t xml:space="preserve">ARTÍCULO 20: La Vicerrectoría de Vinculación con el Medio es una unidad de coordinación </w:t>
-      </w:r>
-      <w:r>
-        <w:rPr>
-          <w:noProof/>
-        </w:rPr>
-        <w:drawing>
-          <wp:inline distT="0" distB="0" distL="0" distR="0" wp14:anchorId="094180D0" wp14:editId="30F77239">
-            <wp:extent cx="4575" cy="4572"/>
-            <wp:effectExtent l="0" t="0" r="0" b="0"/>
-            <wp:docPr id="10" name="image8.jpg"/>
-            <wp:cNvGraphicFramePr/>
-            <a:graphic xmlns:a="http://schemas.openxmlformats.org/drawingml/2006/main">
-              <a:graphicData uri="http://schemas.openxmlformats.org/drawingml/2006/picture">
-                <pic:pic xmlns:pic="http://schemas.openxmlformats.org/drawingml/2006/picture">
-                  <pic:nvPicPr>
-                    <pic:cNvPr id="0" name="image8.jpg"/>
-                    <pic:cNvPicPr preferRelativeResize="0"/>
-                  </pic:nvPicPr>
-                  <pic:blipFill>
-                    <a:blip r:embed="rId21"/>
-                    <a:srcRect/>
-                    <a:stretch>
-                      <a:fillRect/>
-                    </a:stretch>
-                  </pic:blipFill>
-                  <pic:spPr>
-                    <a:xfrm>
-                      <a:off x="0" y="0"/>
-                      <a:ext cx="4575" cy="4572"/>
-                    </a:xfrm>
-                    <a:prstGeom prst="rect">
-                      <a:avLst/>
-                    </a:prstGeom>
-                    <a:ln/>
-                  </pic:spPr>
-                </pic:pic>
-              </a:graphicData>
-            </a:graphic>
-          </wp:inline>
-        </w:drawing>
-      </w:r>
       <w:r>
         <w:t>central en materias de</w:t>
       </w:r>
@@ -5074,7 +4937,7 @@
                     <pic:cNvPicPr preferRelativeResize="0"/>
                   </pic:nvPicPr>
                   <pic:blipFill>
-                    <a:blip r:embed="rId22"/>
+                    <a:blip r:embed="rId21"/>
                     <a:srcRect/>
                     <a:stretch>
                       <a:fillRect/>
@@ -5360,12 +5223,12 @@
       </w:r>
     </w:p>
     <w:sectPr>
-      <w:headerReference w:type="even" r:id="rId23"/>
-      <w:headerReference w:type="default" r:id="rId24"/>
-      <w:footerReference w:type="even" r:id="rId25"/>
-      <w:footerReference w:type="default" r:id="rId26"/>
-      <w:headerReference w:type="first" r:id="rId27"/>
-      <w:footerReference w:type="first" r:id="rId28"/>
+      <w:headerReference w:type="even" r:id="rId22"/>
+      <w:headerReference w:type="default" r:id="rId23"/>
+      <w:footerReference w:type="even" r:id="rId24"/>
+      <w:footerReference w:type="default" r:id="rId25"/>
+      <w:headerReference w:type="first" r:id="rId26"/>
+      <w:footerReference w:type="first" r:id="rId27"/>
       <w:pgSz w:w="12240" w:h="18720"/>
       <w:pgMar w:top="1624" w:right="1297" w:bottom="1620" w:left="1390" w:header="720" w:footer="720" w:gutter="0"/>
       <w:pgNumType w:start="1"/>
@@ -5376,7 +5239,7 @@
 </file>
 
 <file path=word/comments.xml><?xml version="1.0" encoding="utf-8"?>
-<w:comments xmlns:wpc="http://schemas.microsoft.com/office/word/2010/wordprocessingCanvas" xmlns:cx="http://schemas.microsoft.com/office/drawing/2014/chartex" xmlns:cx1="http://schemas.microsoft.com/office/drawing/2015/9/8/chartex" xmlns:cx2="http://schemas.microsoft.com/office/drawing/2015/10/21/chartex" xmlns:cx3="http://schemas.microsoft.com/office/drawing/2016/5/9/chartex" xmlns:cx4="http://schemas.microsoft.com/office/drawing/2016/5/10/chartex" xmlns:cx5="http://schemas.microsoft.com/office/drawing/2016/5/11/chartex" xmlns:cx6="http://schemas.microsoft.com/office/drawing/2016/5/12/chartex" xmlns:cx7="http://schemas.microsoft.com/office/drawing/2016/5/13/chartex" xmlns:cx8="http://schemas.microsoft.com/office/drawing/2016/5/14/chartex" xmlns:mc="http://schemas.openxmlformats.org/markup-compatibility/2006" xmlns:m="http://schemas.openxmlformats.org/officeDocument/2006/math" xmlns:aink="http://schemas.microsoft.com/office/drawing/2016/ink" xmlns:am3d="http://schemas.microsoft.com/office/drawing/2017/model3d" xmlns:oel="http://schemas.microsoft.com/office/2019/extlst" xmlns:r="http://schemas.openxmlformats.org/officeDocument/2006/relationships" xmlns:wp14="http://schemas.microsoft.com/office/word/2010/wordprocessingDrawing" xmlns:wp="http://schemas.openxmlformats.org/drawingml/2006/wordprocessingDrawing" xmlns:wpg="http://schemas.microsoft.com/office/word/2010/wordprocessingGroup" xmlns:wpi="http://schemas.microsoft.com/office/word/2010/wordprocessingInk" xmlns:wps="http://schemas.microsoft.com/office/word/2010/wordprocessingShape" xmlns:o="urn:schemas-microsoft-com:office:office" xmlns:v="urn:schemas-microsoft-com:vml" xmlns:w10="urn:schemas-microsoft-com:office:word" xmlns:w="http://schemas.openxmlformats.org/wordprocessingml/2006/main" xmlns:w14="http://schemas.microsoft.com/office/word/2010/wordml" xmlns:w15="http://schemas.microsoft.com/office/word/2012/wordml" xmlns:w16cex="http://schemas.microsoft.com/office/word/2018/wordml/cex" xmlns:w16cid="http://schemas.microsoft.com/office/word/2016/wordml/cid" xmlns:w16="http://schemas.microsoft.com/office/word/2018/wordml" xmlns:w16sdtdh="http://schemas.microsoft.com/office/word/2020/wordml/sdtdatahash" xmlns:w16sdtfl="http://schemas.microsoft.com/office/word/2024/wordml/sdtformatlock" xmlns:w16se="http://schemas.microsoft.com/office/word/2015/wordml/symex" xmlns:w16du="http://schemas.microsoft.com/office/word/2023/wordml/word16du" xmlns:wne="http://schemas.microsoft.com/office/word/2006/wordml" mc:Ignorable="w14 w15 w16se w16cid w16 w16cex w16sdtdh w16sdtfl w16du wp14">
+<w:comments xmlns:wpc="http://schemas.microsoft.com/office/word/2010/wordprocessingCanvas" xmlns:cx="http://schemas.microsoft.com/office/drawing/2014/chartex" xmlns:cx1="http://schemas.microsoft.com/office/drawing/2015/9/8/chartex" xmlns:cx2="http://schemas.microsoft.com/office/drawing/2015/10/21/chartex" xmlns:cx3="http://schemas.microsoft.com/office/drawing/2016/5/9/chartex" xmlns:cx4="http://schemas.microsoft.com/office/drawing/2016/5/10/chartex" xmlns:cx5="http://schemas.microsoft.com/office/drawing/2016/5/11/chartex" xmlns:cx6="http://schemas.microsoft.com/office/drawing/2016/5/12/chartex" xmlns:cx7="http://schemas.microsoft.com/office/drawing/2016/5/13/chartex" xmlns:cx8="http://schemas.microsoft.com/office/drawing/2016/5/14/chartex" xmlns:mc="http://schemas.openxmlformats.org/markup-compatibility/2006" xmlns:m="http://schemas.openxmlformats.org/officeDocument/2006/math" xmlns:aink="http://schemas.microsoft.com/office/drawing/2016/ink" xmlns:am3d="http://schemas.microsoft.com/office/drawing/2017/model3d" xmlns:oel="http://schemas.microsoft.com/office/2019/extlst" xmlns:r="http://schemas.openxmlformats.org/officeDocument/2006/relationships" xmlns:wp14="http://schemas.microsoft.com/office/word/2010/wordprocessingDrawing" xmlns:wp="http://schemas.openxmlformats.org/drawingml/2006/wordprocessingDrawing" xmlns:wpg="http://schemas.microsoft.com/office/word/2010/wordprocessingGroup" xmlns:wpi="http://schemas.microsoft.com/office/word/2010/wordprocessingInk" xmlns:wps="http://schemas.microsoft.com/office/word/2010/wordprocessingShape" xmlns:o="urn:schemas-microsoft-com:office:office" xmlns:v="urn:schemas-microsoft-com:vml" xmlns:w10="urn:schemas-microsoft-com:office:word" xmlns:w="http://schemas.openxmlformats.org/wordprocessingml/2006/main" xmlns:w14="http://schemas.microsoft.com/office/word/2010/wordml" xmlns:w15="http://schemas.microsoft.com/office/word/2012/wordml" xmlns:w16cei="http://schemas.microsoft.com/office/word/2026/wordml/cei" xmlns:w16cex="http://schemas.microsoft.com/office/word/2018/wordml/cex" xmlns:w16cid="http://schemas.microsoft.com/office/word/2016/wordml/cid" xmlns:w16="http://schemas.microsoft.com/office/word/2018/wordml" xmlns:w16sdtdh="http://schemas.microsoft.com/office/word/2020/wordml/sdtdatahash" xmlns:w16sdtfl="http://schemas.microsoft.com/office/word/2024/wordml/sdtformatlock" xmlns:w16se="http://schemas.microsoft.com/office/word/2015/wordml/symex" xmlns:w16du="http://schemas.microsoft.com/office/word/2023/wordml/word16du" xmlns:wne="http://schemas.microsoft.com/office/word/2006/wordml" mc:Ignorable="w14 w15 w16se w16cid w16 w16cex w16sdtdh w16sdtfl w16du wp14">
   <w:comment w:id="1" w:author="Marcelo Noël" w:date="2026-06-18T15:06:00Z" w:initials="MNL">
     <w:p>
       <w:pPr>
@@ -5469,7 +5332,7 @@
 </file>
 
 <file path=word/commentsExtended.xml><?xml version="1.0" encoding="utf-8"?>
-<w15:commentsEx xmlns:wpc="http://schemas.microsoft.com/office/word/2010/wordprocessingCanvas" xmlns:cx="http://schemas.microsoft.com/office/drawing/2014/chartex" xmlns:cx1="http://schemas.microsoft.com/office/drawing/2015/9/8/chartex" xmlns:cx2="http://schemas.microsoft.com/office/drawing/2015/10/21/chartex" xmlns:cx3="http://schemas.microsoft.com/office/drawing/2016/5/9/chartex" xmlns:cx4="http://schemas.microsoft.com/office/drawing/2016/5/10/chartex" xmlns:cx5="http://schemas.microsoft.com/office/drawing/2016/5/11/chartex" xmlns:cx6="http://schemas.microsoft.com/office/drawing/2016/5/12/chartex" xmlns:cx7="http://schemas.microsoft.com/office/drawing/2016/5/13/chartex" xmlns:cx8="http://schemas.microsoft.com/office/drawing/2016/5/14/chartex" xmlns:mc="http://schemas.openxmlformats.org/markup-compatibility/2006" xmlns:m="http://schemas.openxmlformats.org/officeDocument/2006/math" xmlns:aink="http://schemas.microsoft.com/office/drawing/2016/ink" xmlns:am3d="http://schemas.microsoft.com/office/drawing/2017/model3d" xmlns:oel="http://schemas.microsoft.com/office/2019/extlst" xmlns:r="http://schemas.openxmlformats.org/officeDocument/2006/relationships" xmlns:wp14="http://schemas.microsoft.com/office/word/2010/wordprocessingDrawing" xmlns:wp="http://schemas.openxmlformats.org/drawingml/2006/wordprocessingDrawing" xmlns:wpg="http://schemas.microsoft.com/office/word/2010/wordprocessingGroup" xmlns:wpi="http://schemas.microsoft.com/office/word/2010/wordprocessingInk" xmlns:wps="http://schemas.microsoft.com/office/word/2010/wordprocessingShape" xmlns:o="urn:schemas-microsoft-com:office:office" xmlns:v="urn:schemas-microsoft-com:vml" xmlns:w10="urn:schemas-microsoft-com:office:word" xmlns:w="http://schemas.openxmlformats.org/wordprocessingml/2006/main" xmlns:w14="http://schemas.microsoft.com/office/word/2010/wordml" xmlns:w15="http://schemas.microsoft.com/office/word/2012/wordml" xmlns:w16cex="http://schemas.microsoft.com/office/word/2018/wordml/cex" xmlns:w16cid="http://schemas.microsoft.com/office/word/2016/wordml/cid" xmlns:w16="http://schemas.microsoft.com/office/word/2018/wordml" xmlns:w16sdtdh="http://schemas.microsoft.com/office/word/2020/wordml/sdtdatahash" xmlns:w16sdtfl="http://schemas.microsoft.com/office/word/2024/wordml/sdtformatlock" xmlns:w16se="http://schemas.microsoft.com/office/word/2015/wordml/symex" xmlns:w16du="http://schemas.microsoft.com/office/word/2023/wordml/word16du" xmlns:wne="http://schemas.microsoft.com/office/word/2006/wordml" mc:Ignorable="w14 w15 w16se w16cid w16 w16cex w16sdtdh w16sdtfl w16du wp14">
+<w15:commentsEx xmlns:wpc="http://schemas.microsoft.com/office/word/2010/wordprocessingCanvas" xmlns:cx="http://schemas.microsoft.com/office/drawing/2014/chartex" xmlns:cx1="http://schemas.microsoft.com/office/drawing/2015/9/8/chartex" xmlns:cx2="http://schemas.microsoft.com/office/drawing/2015/10/21/chartex" xmlns:cx3="http://schemas.microsoft.com/office/drawing/2016/5/9/chartex" xmlns:cx4="http://schemas.microsoft.com/office/drawing/2016/5/10/chartex" xmlns:cx5="http://schemas.microsoft.com/office/drawing/2016/5/11/chartex" xmlns:cx6="http://schemas.microsoft.com/office/drawing/2016/5/12/chartex" xmlns:cx7="http://schemas.microsoft.com/office/drawing/2016/5/13/chartex" xmlns:cx8="http://schemas.microsoft.com/office/drawing/2016/5/14/chartex" xmlns:mc="http://schemas.openxmlformats.org/markup-compatibility/2006" xmlns:m="http://schemas.openxmlformats.org/officeDocument/2006/math" xmlns:aink="http://schemas.microsoft.com/office/drawing/2016/ink" xmlns:am3d="http://schemas.microsoft.com/office/drawing/2017/model3d" xmlns:oel="http://schemas.microsoft.com/office/2019/extlst" xmlns:r="http://schemas.openxmlformats.org/officeDocument/2006/relationships" xmlns:wp14="http://schemas.microsoft.com/office/word/2010/wordprocessingDrawing" xmlns:wp="http://schemas.openxmlformats.org/drawingml/2006/wordprocessingDrawing" xmlns:wpg="http://schemas.microsoft.com/office/word/2010/wordprocessingGroup" xmlns:wpi="http://schemas.microsoft.com/office/word/2010/wordprocessingInk" xmlns:wps="http://schemas.microsoft.com/office/word/2010/wordprocessingShape" xmlns:o="urn:schemas-microsoft-com:office:office" xmlns:v="urn:schemas-microsoft-com:vml" xmlns:w10="urn:schemas-microsoft-com:office:word" xmlns:w="http://schemas.openxmlformats.org/wordprocessingml/2006/main" xmlns:w14="http://schemas.microsoft.com/office/word/2010/wordml" xmlns:w15="http://schemas.microsoft.com/office/word/2012/wordml" xmlns:w16cei="http://schemas.microsoft.com/office/word/2026/wordml/cei" xmlns:w16cex="http://schemas.microsoft.com/office/word/2018/wordml/cex" xmlns:w16cid="http://schemas.microsoft.com/office/word/2016/wordml/cid" xmlns:w16="http://schemas.microsoft.com/office/word/2018/wordml" xmlns:w16sdtdh="http://schemas.microsoft.com/office/word/2020/wordml/sdtdatahash" xmlns:w16sdtfl="http://schemas.microsoft.com/office/word/2024/wordml/sdtformatlock" xmlns:w16se="http://schemas.microsoft.com/office/word/2015/wordml/symex" xmlns:w16du="http://schemas.microsoft.com/office/word/2023/wordml/word16du" xmlns:wne="http://schemas.microsoft.com/office/word/2006/wordml" mc:Ignorable="w14 w15 w16se w16cid w16 w16cex w16sdtdh w16sdtfl w16du wp14">
   <w15:commentEx w15:paraId="4B7F7248" w15:done="0"/>
   <w15:commentEx w15:paraId="0283282E" w15:done="0"/>
   <w15:commentEx w15:paraId="000000D4" w15:done="0"/>
@@ -5478,7 +5341,7 @@
 </file>
 
 <file path=word/commentsExtensible.xml><?xml version="1.0" encoding="utf-8"?>
-<w16cex:commentsExtensible xmlns:wpc="http://schemas.microsoft.com/office/word/2010/wordprocessingCanvas" xmlns:cx="http://schemas.microsoft.com/office/drawing/2014/chartex" xmlns:cx1="http://schemas.microsoft.com/office/drawing/2015/9/8/chartex" xmlns:cx2="http://schemas.microsoft.com/office/drawing/2015/10/21/chartex" xmlns:cx3="http://schemas.microsoft.com/office/drawing/2016/5/9/chartex" xmlns:cx4="http://schemas.microsoft.com/office/drawing/2016/5/10/chartex" xmlns:cx5="http://schemas.microsoft.com/office/drawing/2016/5/11/chartex" xmlns:cx6="http://schemas.microsoft.com/office/drawing/2016/5/12/chartex" xmlns:cx7="http://schemas.microsoft.com/office/drawing/2016/5/13/chartex" xmlns:cx8="http://schemas.microsoft.com/office/drawing/2016/5/14/chartex" xmlns:cr="http://schemas.microsoft.com/office/comments/2020/reactions" xmlns:mc="http://schemas.openxmlformats.org/markup-compatibility/2006" xmlns:m="http://schemas.openxmlformats.org/officeDocument/2006/math" xmlns:aink="http://schemas.microsoft.com/office/drawing/2016/ink" xmlns:am3d="http://schemas.microsoft.com/office/drawing/2017/model3d" xmlns:oel="http://schemas.microsoft.com/office/2019/extlst" xmlns:r="http://schemas.openxmlformats.org/officeDocument/2006/relationships" xmlns:wp14="http://schemas.microsoft.com/office/word/2010/wordprocessingDrawing" xmlns:wp="http://schemas.openxmlformats.org/drawingml/2006/wordprocessingDrawing" xmlns:wpg="http://schemas.microsoft.com/office/word/2010/wordprocessingGroup" xmlns:wpi="http://schemas.microsoft.com/office/word/2010/wordprocessingInk" xmlns:wps="http://schemas.microsoft.com/office/word/2010/wordprocessingShape" xmlns:o="urn:schemas-microsoft-com:office:office" xmlns:v="urn:schemas-microsoft-com:vml" xmlns:w10="urn:schemas-microsoft-com:office:word" xmlns:w="http://schemas.openxmlformats.org/wordprocessingml/2006/main" xmlns:w14="http://schemas.microsoft.com/office/word/2010/wordml" xmlns:w15="http://schemas.microsoft.com/office/word/2012/wordml" xmlns:w16cex="http://schemas.microsoft.com/office/word/2018/wordml/cex" xmlns:w16cid="http://schemas.microsoft.com/office/word/2016/wordml/cid" xmlns:w16="http://schemas.microsoft.com/office/word/2018/wordml" xmlns:w16sdtdh="http://schemas.microsoft.com/office/word/2020/wordml/sdtdatahash" xmlns:w16sdtfl="http://schemas.microsoft.com/office/word/2024/wordml/sdtformatlock" xmlns:w16se="http://schemas.microsoft.com/office/word/2015/wordml/symex" xmlns:w16du="http://schemas.microsoft.com/office/word/2023/wordml/word16du" xmlns:wne="http://schemas.microsoft.com/office/word/2006/wordml" mc:Ignorable="w14 w15 w16se w16cid w16 w16cex w16sdtdh w16sdtfl cr w16du wp14">
+<w16cex:commentsExtensible xmlns:wpc="http://schemas.microsoft.com/office/word/2010/wordprocessingCanvas" xmlns:cx="http://schemas.microsoft.com/office/drawing/2014/chartex" xmlns:cx1="http://schemas.microsoft.com/office/drawing/2015/9/8/chartex" xmlns:cx2="http://schemas.microsoft.com/office/drawing/2015/10/21/chartex" xmlns:cx3="http://schemas.microsoft.com/office/drawing/2016/5/9/chartex" xmlns:cx4="http://schemas.microsoft.com/office/drawing/2016/5/10/chartex" xmlns:cx5="http://schemas.microsoft.com/office/drawing/2016/5/11/chartex" xmlns:cx6="http://schemas.microsoft.com/office/drawing/2016/5/12/chartex" xmlns:cx7="http://schemas.microsoft.com/office/drawing/2016/5/13/chartex" xmlns:cx8="http://schemas.microsoft.com/office/drawing/2016/5/14/chartex" xmlns:cr="http://schemas.microsoft.com/office/comments/2020/reactions" xmlns:mc="http://schemas.openxmlformats.org/markup-compatibility/2006" xmlns:m="http://schemas.openxmlformats.org/officeDocument/2006/math" xmlns:aink="http://schemas.microsoft.com/office/drawing/2016/ink" xmlns:am3d="http://schemas.microsoft.com/office/drawing/2017/model3d" xmlns:oel="http://schemas.microsoft.com/office/2019/extlst" xmlns:r="http://schemas.openxmlformats.org/officeDocument/2006/relationships" xmlns:wp14="http://schemas.microsoft.com/office/word/2010/wordprocessingDrawing" xmlns:wp="http://schemas.openxmlformats.org/drawingml/2006/wordprocessingDrawing" xmlns:wpg="http://schemas.microsoft.com/office/word/2010/wordprocessingGroup" xmlns:wpi="http://schemas.microsoft.com/office/word/2010/wordprocessingInk" xmlns:wps="http://schemas.microsoft.com/office/word/2010/wordprocessingShape" xmlns:o="urn:schemas-microsoft-com:office:office" xmlns:v="urn:schemas-microsoft-com:vml" xmlns:w10="urn:schemas-microsoft-com:office:word" xmlns:w="http://schemas.openxmlformats.org/wordprocessingml/2006/main" xmlns:w14="http://schemas.microsoft.com/office/word/2010/wordml" xmlns:w15="http://schemas.microsoft.com/office/word/2012/wordml" xmlns:w16cei="http://schemas.microsoft.com/office/word/2026/wordml/cei" xmlns:w16cex="http://schemas.microsoft.com/office/word/2018/wordml/cex" xmlns:w16cid="http://schemas.microsoft.com/office/word/2016/wordml/cid" xmlns:w16="http://schemas.microsoft.com/office/word/2018/wordml" xmlns:w16sdtdh="http://schemas.microsoft.com/office/word/2020/wordml/sdtdatahash" xmlns:w16sdtfl="http://schemas.microsoft.com/office/word/2024/wordml/sdtformatlock" xmlns:w16se="http://schemas.microsoft.com/office/word/2015/wordml/symex" xmlns:w16du="http://schemas.microsoft.com/office/word/2023/wordml/word16du" xmlns:wne="http://schemas.microsoft.com/office/word/2006/wordml" mc:Ignorable="w14 w15 w16se w16cid w16 w16cex w16sdtdh w16sdtfl cr w16du wp14">
   <w16cex:commentExtensible w16cex:durableId="2DDE87FB" w16cex:dateUtc="2026-06-18T19:06:00Z"/>
   <w16cex:commentExtensible w16cex:durableId="2DDE87DB" w16cex:dateUtc="2026-06-18T19:06:00Z"/>
   <w16cex:commentExtensible w16cex:durableId="2DDE8865" w16cex:dateUtc="2026-06-18T19:08:00Z"/>
@@ -5486,7 +5349,7 @@
 </file>
 
 <file path=word/commentsIds.xml><?xml version="1.0" encoding="utf-8"?>
-<w16cid:commentsIds xmlns:wpc="http://schemas.microsoft.com/office/word/2010/wordprocessingCanvas" xmlns:cx="http://schemas.microsoft.com/office/drawing/2014/chartex" xmlns:cx1="http://schemas.microsoft.com/office/drawing/2015/9/8/chartex" xmlns:cx2="http://schemas.microsoft.com/office/drawing/2015/10/21/chartex" xmlns:cx3="http://schemas.microsoft.com/office/drawing/2016/5/9/chartex" xmlns:cx4="http://schemas.microsoft.com/office/drawing/2016/5/10/chartex" xmlns:cx5="http://schemas.microsoft.com/office/drawing/2016/5/11/chartex" xmlns:cx6="http://schemas.microsoft.com/office/drawing/2016/5/12/chartex" xmlns:cx7="http://schemas.microsoft.com/office/drawing/2016/5/13/chartex" xmlns:cx8="http://schemas.microsoft.com/office/drawing/2016/5/14/chartex" xmlns:mc="http://schemas.openxmlformats.org/markup-compatibility/2006" xmlns:m="http://schemas.openxmlformats.org/officeDocument/2006/math" xmlns:aink="http://schemas.microsoft.com/office/drawing/2016/ink" xmlns:am3d="http://schemas.microsoft.com/office/drawing/2017/model3d" xmlns:oel="http://schemas.microsoft.com/office/2019/extlst" xmlns:r="http://schemas.openxmlformats.org/officeDocument/2006/relationships" xmlns:wp14="http://schemas.microsoft.com/office/word/2010/wordprocessingDrawing" xmlns:wp="http://schemas.openxmlformats.org/drawingml/2006/wordprocessingDrawing" xmlns:wpg="http://schemas.microsoft.com/office/word/2010/wordprocessingGroup" xmlns:wpi="http://schemas.microsoft.com/office/word/2010/wordprocessingInk" xmlns:wps="http://schemas.microsoft.com/office/word/2010/wordprocessingShape" xmlns:o="urn:schemas-microsoft-com:office:office" xmlns:v="urn:schemas-microsoft-com:vml" xmlns:w10="urn:schemas-microsoft-com:office:word" xmlns:w="http://schemas.openxmlformats.org/wordprocessingml/2006/main" xmlns:w14="http://schemas.microsoft.com/office/word/2010/wordml" xmlns:w15="http://schemas.microsoft.com/office/word/2012/wordml" xmlns:w16cex="http://schemas.microsoft.com/office/word/2018/wordml/cex" xmlns:w16cid="http://schemas.microsoft.com/office/word/2016/wordml/cid" xmlns:w16="http://schemas.microsoft.com/office/word/2018/wordml" xmlns:w16sdtdh="http://schemas.microsoft.com/office/word/2020/wordml/sdtdatahash" xmlns:w16sdtfl="http://schemas.microsoft.com/office/word/2024/wordml/sdtformatlock" xmlns:w16se="http://schemas.microsoft.com/office/word/2015/wordml/symex" xmlns:w16du="http://schemas.microsoft.com/office/word/2023/wordml/word16du" xmlns:wne="http://schemas.microsoft.com/office/word/2006/wordml" mc:Ignorable="w14 w15 w16se w16cid w16 w16cex w16sdtdh w16sdtfl w16du wp14">
+<w16cid:commentsIds xmlns:wpc="http://schemas.microsoft.com/office/word/2010/wordprocessingCanvas" xmlns:cx="http://schemas.microsoft.com/office/drawing/2014/chartex" xmlns:cx1="http://schemas.microsoft.com/office/drawing/2015/9/8/chartex" xmlns:cx2="http://schemas.microsoft.com/office/drawing/2015/10/21/chartex" xmlns:cx3="http://schemas.microsoft.com/office/drawing/2016/5/9/chartex" xmlns:cx4="http://schemas.microsoft.com/office/drawing/2016/5/10/chartex" xmlns:cx5="http://schemas.microsoft.com/office/drawing/2016/5/11/chartex" xmlns:cx6="http://schemas.microsoft.com/office/drawing/2016/5/12/chartex" xmlns:cx7="http://schemas.microsoft.com/office/drawing/2016/5/13/chartex" xmlns:cx8="http://schemas.microsoft.com/office/drawing/2016/5/14/chartex" xmlns:mc="http://schemas.openxmlformats.org/markup-compatibility/2006" xmlns:m="http://schemas.openxmlformats.org/officeDocument/2006/math" xmlns:aink="http://schemas.microsoft.com/office/drawing/2016/ink" xmlns:am3d="http://schemas.microsoft.com/office/drawing/2017/model3d" xmlns:oel="http://schemas.microsoft.com/office/2019/extlst" xmlns:r="http://schemas.openxmlformats.org/officeDocument/2006/relationships" xmlns:wp14="http://schemas.microsoft.com/office/word/2010/wordprocessingDrawing" xmlns:wp="http://schemas.openxmlformats.org/drawingml/2006/wordprocessingDrawing" xmlns:wpg="http://schemas.microsoft.com/office/word/2010/wordprocessingGroup" xmlns:wpi="http://schemas.microsoft.com/office/word/2010/wordprocessingInk" xmlns:wps="http://schemas.microsoft.com/office/word/2010/wordprocessingShape" xmlns:o="urn:schemas-microsoft-com:office:office" xmlns:v="urn:schemas-microsoft-com:vml" xmlns:w10="urn:schemas-microsoft-com:office:word" xmlns:w="http://schemas.openxmlformats.org/wordprocessingml/2006/main" xmlns:w14="http://schemas.microsoft.com/office/word/2010/wordml" xmlns:w15="http://schemas.microsoft.com/office/word/2012/wordml" xmlns:w16cei="http://schemas.microsoft.com/office/word/2026/wordml/cei" xmlns:w16cex="http://schemas.microsoft.com/office/word/2018/wordml/cex" xmlns:w16cid="http://schemas.microsoft.com/office/word/2016/wordml/cid" xmlns:w16="http://schemas.microsoft.com/office/word/2018/wordml" xmlns:w16sdtdh="http://schemas.microsoft.com/office/word/2020/wordml/sdtdatahash" xmlns:w16sdtfl="http://schemas.microsoft.com/office/word/2024/wordml/sdtformatlock" xmlns:w16se="http://schemas.microsoft.com/office/word/2015/wordml/symex" xmlns:w16du="http://schemas.microsoft.com/office/word/2023/wordml/word16du" xmlns:wne="http://schemas.microsoft.com/office/word/2006/wordml" mc:Ignorable="w14 w15 w16se w16cid w16 w16cex w16sdtdh w16sdtfl w16du wp14">
   <w16cid:commentId w16cid:paraId="4B7F7248" w16cid:durableId="2DDE87FB"/>
   <w16cid:commentId w16cid:paraId="0283282E" w16cid:durableId="2DDE87DB"/>
   <w16cid:commentId w16cid:paraId="000000D4" w16cid:durableId="2D9CA5B4"/>
@@ -5495,7 +5358,7 @@
 </file>
 
 <file path=word/endnotes.xml><?xml version="1.0" encoding="utf-8"?>
-<w:endnotes xmlns:wpc="http://schemas.microsoft.com/office/word/2010/wordprocessingCanvas" xmlns:cx="http://schemas.microsoft.com/office/drawing/2014/chartex" xmlns:cx1="http://schemas.microsoft.com/office/drawing/2015/9/8/chartex" xmlns:cx2="http://schemas.microsoft.com/office/drawing/2015/10/21/chartex" xmlns:cx3="http://schemas.microsoft.com/office/drawing/2016/5/9/chartex" xmlns:cx4="http://schemas.microsoft.com/office/drawing/2016/5/10/chartex" xmlns:cx5="http://schemas.microsoft.com/office/drawing/2016/5/11/chartex" xmlns:cx6="http://schemas.microsoft.com/office/drawing/2016/5/12/chartex" xmlns:cx7="http://schemas.microsoft.com/office/drawing/2016/5/13/chartex" xmlns:cx8="http://schemas.microsoft.com/office/drawing/2016/5/14/chartex" xmlns:mc="http://schemas.openxmlformats.org/markup-compatibility/2006" xmlns:m="http://schemas.openxmlformats.org/officeDocument/2006/math" xmlns:aink="http://schemas.microsoft.com/office/drawing/2016/ink" xmlns:am3d="http://schemas.microsoft.com/office/drawing/2017/model3d" xmlns:oel="http://schemas.microsoft.com/office/2019/extlst" xmlns:r="http://schemas.openxmlformats.org/officeDocument/2006/relationships" xmlns:wp14="http://schemas.microsoft.com/office/word/2010/wordprocessingDrawing" xmlns:wp="http://schemas.openxmlformats.org/drawingml/2006/wordprocessingDrawing" xmlns:wpg="http://schemas.microsoft.com/office/word/2010/wordprocessingGroup" xmlns:wpi="http://schemas.microsoft.com/office/word/2010/wordprocessingInk" xmlns:wps="http://schemas.microsoft.com/office/word/2010/wordprocessingShape" xmlns:o="urn:schemas-microsoft-com:office:office" xmlns:v="urn:schemas-microsoft-com:vml" xmlns:w10="urn:schemas-microsoft-com:office:word" xmlns:w="http://schemas.openxmlformats.org/wordprocessingml/2006/main" xmlns:w14="http://schemas.microsoft.com/office/word/2010/wordml" xmlns:w15="http://schemas.microsoft.com/office/word/2012/wordml" xmlns:w16cex="http://schemas.microsoft.com/office/word/2018/wordml/cex" xmlns:w16cid="http://schemas.microsoft.com/office/word/2016/wordml/cid" xmlns:w16="http://schemas.microsoft.com/office/word/2018/wordml" xmlns:w16sdtdh="http://schemas.microsoft.com/office/word/2020/wordml/sdtdatahash" xmlns:w16sdtfl="http://schemas.microsoft.com/office/word/2024/wordml/sdtformatlock" xmlns:w16se="http://schemas.microsoft.com/office/word/2015/wordml/symex" xmlns:w16du="http://schemas.microsoft.com/office/word/2023/wordml/word16du" xmlns:wne="http://schemas.microsoft.com/office/word/2006/wordml" mc:Ignorable="w14 w15 w16se w16cid w16 w16cex w16sdtdh w16sdtfl w16du wp14">
+<w:endnotes xmlns:wpc="http://schemas.microsoft.com/office/word/2010/wordprocessingCanvas" xmlns:cx="http://schemas.microsoft.com/office/drawing/2014/chartex" xmlns:cx1="http://schemas.microsoft.com/office/drawing/2015/9/8/chartex" xmlns:cx2="http://schemas.microsoft.com/office/drawing/2015/10/21/chartex" xmlns:cx3="http://schemas.microsoft.com/office/drawing/2016/5/9/chartex" xmlns:cx4="http://schemas.microsoft.com/office/drawing/2016/5/10/chartex" xmlns:cx5="http://schemas.microsoft.com/office/drawing/2016/5/11/chartex" xmlns:cx6="http://schemas.microsoft.com/office/drawing/2016/5/12/chartex" xmlns:cx7="http://schemas.microsoft.com/office/drawing/2016/5/13/chartex" xmlns:cx8="http://schemas.microsoft.com/office/drawing/2016/5/14/chartex" xmlns:mc="http://schemas.openxmlformats.org/markup-compatibility/2006" xmlns:m="http://schemas.openxmlformats.org/officeDocument/2006/math" xmlns:aink="http://schemas.microsoft.com/office/drawing/2016/ink" xmlns:am3d="http://schemas.microsoft.com/office/drawing/2017/model3d" xmlns:oel="http://schemas.microsoft.com/office/2019/extlst" xmlns:r="http://schemas.openxmlformats.org/officeDocument/2006/relationships" xmlns:wp14="http://schemas.microsoft.com/office/word/2010/wordprocessingDrawing" xmlns:wp="http://schemas.openxmlformats.org/drawingml/2006/wordprocessingDrawing" xmlns:wpg="http://schemas.microsoft.com/office/word/2010/wordprocessingGroup" xmlns:wpi="http://schemas.microsoft.com/office/word/2010/wordprocessingInk" xmlns:wps="http://schemas.microsoft.com/office/word/2010/wordprocessingShape" xmlns:o="urn:schemas-microsoft-com:office:office" xmlns:v="urn:schemas-microsoft-com:vml" xmlns:w10="urn:schemas-microsoft-com:office:word" xmlns:w="http://schemas.openxmlformats.org/wordprocessingml/2006/main" xmlns:w14="http://schemas.microsoft.com/office/word/2010/wordml" xmlns:w15="http://schemas.microsoft.com/office/word/2012/wordml" xmlns:w16cei="http://schemas.microsoft.com/office/word/2026/wordml/cei" xmlns:w16cex="http://schemas.microsoft.com/office/word/2018/wordml/cex" xmlns:w16cid="http://schemas.microsoft.com/office/word/2016/wordml/cid" xmlns:w16="http://schemas.microsoft.com/office/word/2018/wordml" xmlns:w16sdtdh="http://schemas.microsoft.com/office/word/2020/wordml/sdtdatahash" xmlns:w16sdtfl="http://schemas.microsoft.com/office/word/2024/wordml/sdtformatlock" xmlns:w16se="http://schemas.microsoft.com/office/word/2015/wordml/symex" xmlns:w16du="http://schemas.microsoft.com/office/word/2023/wordml/word16du" xmlns:wne="http://schemas.microsoft.com/office/word/2006/wordml" mc:Ignorable="w14 w15 w16se w16cid w16 w16cex w16sdtdh w16sdtfl w16du wp14">
   <w:endnote w:type="separator" w:id="-1">
     <w:p>
       <w:pPr>
@@ -5520,25 +5383,25 @@
 </file>
 
 <file path=word/footer1.xml><?xml version="1.0" encoding="utf-8"?>
-<w:ftr xmlns:wpc="http://schemas.microsoft.com/office/word/2010/wordprocessingCanvas" xmlns:cx="http://schemas.microsoft.com/office/drawing/2014/chartex" xmlns:cx1="http://schemas.microsoft.com/office/drawing/2015/9/8/chartex" xmlns:cx2="http://schemas.microsoft.com/office/drawing/2015/10/21/chartex" xmlns:cx3="http://schemas.microsoft.com/office/drawing/2016/5/9/chartex" xmlns:cx4="http://schemas.microsoft.com/office/drawing/2016/5/10/chartex" xmlns:cx5="http://schemas.microsoft.com/office/drawing/2016/5/11/chartex" xmlns:cx6="http://schemas.microsoft.com/office/drawing/2016/5/12/chartex" xmlns:cx7="http://schemas.microsoft.com/office/drawing/2016/5/13/chartex" xmlns:cx8="http://schemas.microsoft.com/office/drawing/2016/5/14/chartex" xmlns:mc="http://schemas.openxmlformats.org/markup-compatibility/2006" xmlns:m="http://schemas.openxmlformats.org/officeDocument/2006/math" xmlns:aink="http://schemas.microsoft.com/office/drawing/2016/ink" xmlns:am3d="http://schemas.microsoft.com/office/drawing/2017/model3d" xmlns:oel="http://schemas.microsoft.com/office/2019/extlst" xmlns:r="http://schemas.openxmlformats.org/officeDocument/2006/relationships" xmlns:wp14="http://schemas.microsoft.com/office/word/2010/wordprocessingDrawing" xmlns:wp="http://schemas.openxmlformats.org/drawingml/2006/wordprocessingDrawing" xmlns:wpg="http://schemas.microsoft.com/office/word/2010/wordprocessingGroup" xmlns:wpi="http://schemas.microsoft.com/office/word/2010/wordprocessingInk" xmlns:wps="http://schemas.microsoft.com/office/word/2010/wordprocessingShape" xmlns:o="urn:schemas-microsoft-com:office:office" xmlns:v="urn:schemas-microsoft-com:vml" xmlns:w10="urn:schemas-microsoft-com:office:word" xmlns:w="http://schemas.openxmlformats.org/wordprocessingml/2006/main" xmlns:w14="http://schemas.microsoft.com/office/word/2010/wordml" xmlns:w15="http://schemas.microsoft.com/office/word/2012/wordml" xmlns:w16cex="http://schemas.microsoft.com/office/word/2018/wordml/cex" xmlns:w16cid="http://schemas.microsoft.com/office/word/2016/wordml/cid" xmlns:w16="http://schemas.microsoft.com/office/word/2018/wordml" xmlns:w16sdtdh="http://schemas.microsoft.com/office/word/2020/wordml/sdtdatahash" xmlns:w16sdtfl="http://schemas.microsoft.com/office/word/2024/wordml/sdtformatlock" xmlns:w16se="http://schemas.microsoft.com/office/word/2015/wordml/symex" xmlns:w16du="http://schemas.microsoft.com/office/word/2023/wordml/word16du" xmlns:wne="http://schemas.microsoft.com/office/word/2006/wordml" mc:Ignorable="w14 w15 w16se w16cid w16 w16cex w16sdtdh w16sdtfl w16du wp14">
+<w:ftr xmlns:wpc="http://schemas.microsoft.com/office/word/2010/wordprocessingCanvas" xmlns:cx="http://schemas.microsoft.com/office/drawing/2014/chartex" xmlns:cx1="http://schemas.microsoft.com/office/drawing/2015/9/8/chartex" xmlns:cx2="http://schemas.microsoft.com/office/drawing/2015/10/21/chartex" xmlns:cx3="http://schemas.microsoft.com/office/drawing/2016/5/9/chartex" xmlns:cx4="http://schemas.microsoft.com/office/drawing/2016/5/10/chartex" xmlns:cx5="http://schemas.microsoft.com/office/drawing/2016/5/11/chartex" xmlns:cx6="http://schemas.microsoft.com/office/drawing/2016/5/12/chartex" xmlns:cx7="http://schemas.microsoft.com/office/drawing/2016/5/13/chartex" xmlns:cx8="http://schemas.microsoft.com/office/drawing/2016/5/14/chartex" xmlns:mc="http://schemas.openxmlformats.org/markup-compatibility/2006" xmlns:m="http://schemas.openxmlformats.org/officeDocument/2006/math" xmlns:aink="http://schemas.microsoft.com/office/drawing/2016/ink" xmlns:am3d="http://schemas.microsoft.com/office/drawing/2017/model3d" xmlns:oel="http://schemas.microsoft.com/office/2019/extlst" xmlns:r="http://schemas.openxmlformats.org/officeDocument/2006/relationships" xmlns:wp14="http://schemas.microsoft.com/office/word/2010/wordprocessingDrawing" xmlns:wp="http://schemas.openxmlformats.org/drawingml/2006/wordprocessingDrawing" xmlns:wpg="http://schemas.microsoft.com/office/word/2010/wordprocessingGroup" xmlns:wpi="http://schemas.microsoft.com/office/word/2010/wordprocessingInk" xmlns:wps="http://schemas.microsoft.com/office/word/2010/wordprocessingShape" xmlns:o="urn:schemas-microsoft-com:office:office" xmlns:v="urn:schemas-microsoft-com:vml" xmlns:w10="urn:schemas-microsoft-com:office:word" xmlns:w="http://schemas.openxmlformats.org/wordprocessingml/2006/main" xmlns:w14="http://schemas.microsoft.com/office/word/2010/wordml" xmlns:w15="http://schemas.microsoft.com/office/word/2012/wordml" xmlns:w16cei="http://schemas.microsoft.com/office/word/2026/wordml/cei" xmlns:w16cex="http://schemas.microsoft.com/office/word/2018/wordml/cex" xmlns:w16cid="http://schemas.microsoft.com/office/word/2016/wordml/cid" xmlns:w16="http://schemas.microsoft.com/office/word/2018/wordml" xmlns:w16sdtdh="http://schemas.microsoft.com/office/word/2020/wordml/sdtdatahash" xmlns:w16sdtfl="http://schemas.microsoft.com/office/word/2024/wordml/sdtformatlock" xmlns:w16se="http://schemas.microsoft.com/office/word/2015/wordml/symex" xmlns:w16du="http://schemas.microsoft.com/office/word/2023/wordml/word16du" xmlns:wne="http://schemas.microsoft.com/office/word/2006/wordml" mc:Ignorable="w14 w15 w16se w16cid w16 w16cex w16sdtdh w16sdtfl w16du wp14">
   <w:p/>
 </w:ftr>
 </file>
 
 <file path=word/footer2.xml><?xml version="1.0" encoding="utf-8"?>
-<w:ftr xmlns:wpc="http://schemas.microsoft.com/office/word/2010/wordprocessingCanvas" xmlns:cx="http://schemas.microsoft.com/office/drawing/2014/chartex" xmlns:cx1="http://schemas.microsoft.com/office/drawing/2015/9/8/chartex" xmlns:cx2="http://schemas.microsoft.com/office/drawing/2015/10/21/chartex" xmlns:cx3="http://schemas.microsoft.com/office/drawing/2016/5/9/chartex" xmlns:cx4="http://schemas.microsoft.com/office/drawing/2016/5/10/chartex" xmlns:cx5="http://schemas.microsoft.com/office/drawing/2016/5/11/chartex" xmlns:cx6="http://schemas.microsoft.com/office/drawing/2016/5/12/chartex" xmlns:cx7="http://schemas.microsoft.com/office/drawing/2016/5/13/chartex" xmlns:cx8="http://schemas.microsoft.com/office/drawing/2016/5/14/chartex" xmlns:mc="http://schemas.openxmlformats.org/markup-compatibility/2006" xmlns:m="http://schemas.openxmlformats.org/officeDocument/2006/math" xmlns:aink="http://schemas.microsoft.com/office/drawing/2016/ink" xmlns:am3d="http://schemas.microsoft.com/office/drawing/2017/model3d" xmlns:oel="http://schemas.microsoft.com/office/2019/extlst" xmlns:r="http://schemas.openxmlformats.org/officeDocument/2006/relationships" xmlns:wp14="http://schemas.microsoft.com/office/word/2010/wordprocessingDrawing" xmlns:wp="http://schemas.openxmlformats.org/drawingml/2006/wordprocessingDrawing" xmlns:wpg="http://schemas.microsoft.com/office/word/2010/wordprocessingGroup" xmlns:wpi="http://schemas.microsoft.com/office/word/2010/wordprocessingInk" xmlns:wps="http://schemas.microsoft.com/office/word/2010/wordprocessingShape" xmlns:o="urn:schemas-microsoft-com:office:office" xmlns:v="urn:schemas-microsoft-com:vml" xmlns:w10="urn:schemas-microsoft-com:office:word" xmlns:w="http://schemas.openxmlformats.org/wordprocessingml/2006/main" xmlns:w14="http://schemas.microsoft.com/office/word/2010/wordml" xmlns:w15="http://schemas.microsoft.com/office/word/2012/wordml" xmlns:w16cex="http://schemas.microsoft.com/office/word/2018/wordml/cex" xmlns:w16cid="http://schemas.microsoft.com/office/word/2016/wordml/cid" xmlns:w16="http://schemas.microsoft.com/office/word/2018/wordml" xmlns:w16sdtdh="http://schemas.microsoft.com/office/word/2020/wordml/sdtdatahash" xmlns:w16sdtfl="http://schemas.microsoft.com/office/word/2024/wordml/sdtformatlock" xmlns:w16se="http://schemas.microsoft.com/office/word/2015/wordml/symex" xmlns:w16du="http://schemas.microsoft.com/office/word/2023/wordml/word16du" xmlns:wne="http://schemas.microsoft.com/office/word/2006/wordml" mc:Ignorable="w14 w15 w16se w16cid w16 w16cex w16sdtdh w16sdtfl w16du wp14">
+<w:ftr xmlns:wpc="http://schemas.microsoft.com/office/word/2010/wordprocessingCanvas" xmlns:cx="http://schemas.microsoft.com/office/drawing/2014/chartex" xmlns:cx1="http://schemas.microsoft.com/office/drawing/2015/9/8/chartex" xmlns:cx2="http://schemas.microsoft.com/office/drawing/2015/10/21/chartex" xmlns:cx3="http://schemas.microsoft.com/office/drawing/2016/5/9/chartex" xmlns:cx4="http://schemas.microsoft.com/office/drawing/2016/5/10/chartex" xmlns:cx5="http://schemas.microsoft.com/office/drawing/2016/5/11/chartex" xmlns:cx6="http://schemas.microsoft.com/office/drawing/2016/5/12/chartex" xmlns:cx7="http://schemas.microsoft.com/office/drawing/2016/5/13/chartex" xmlns:cx8="http://schemas.microsoft.com/office/drawing/2016/5/14/chartex" xmlns:mc="http://schemas.openxmlformats.org/markup-compatibility/2006" xmlns:m="http://schemas.openxmlformats.org/officeDocument/2006/math" xmlns:aink="http://schemas.microsoft.com/office/drawing/2016/ink" xmlns:am3d="http://schemas.microsoft.com/office/drawing/2017/model3d" xmlns:oel="http://schemas.microsoft.com/office/2019/extlst" xmlns:r="http://schemas.openxmlformats.org/officeDocument/2006/relationships" xmlns:wp14="http://schemas.microsoft.com/office/word/2010/wordprocessingDrawing" xmlns:wp="http://schemas.openxmlformats.org/drawingml/2006/wordprocessingDrawing" xmlns:wpg="http://schemas.microsoft.com/office/word/2010/wordprocessingGroup" xmlns:wpi="http://schemas.microsoft.com/office/word/2010/wordprocessingInk" xmlns:wps="http://schemas.microsoft.com/office/word/2010/wordprocessingShape" xmlns:o="urn:schemas-microsoft-com:office:office" xmlns:v="urn:schemas-microsoft-com:vml" xmlns:w10="urn:schemas-microsoft-com:office:word" xmlns:w="http://schemas.openxmlformats.org/wordprocessingml/2006/main" xmlns:w14="http://schemas.microsoft.com/office/word/2010/wordml" xmlns:w15="http://schemas.microsoft.com/office/word/2012/wordml" xmlns:w16cei="http://schemas.microsoft.com/office/word/2026/wordml/cei" xmlns:w16cex="http://schemas.microsoft.com/office/word/2018/wordml/cex" xmlns:w16cid="http://schemas.microsoft.com/office/word/2016/wordml/cid" xmlns:w16="http://schemas.microsoft.com/office/word/2018/wordml" xmlns:w16sdtdh="http://schemas.microsoft.com/office/word/2020/wordml/sdtdatahash" xmlns:w16sdtfl="http://schemas.microsoft.com/office/word/2024/wordml/sdtformatlock" xmlns:w16se="http://schemas.microsoft.com/office/word/2015/wordml/symex" xmlns:w16du="http://schemas.microsoft.com/office/word/2023/wordml/word16du" xmlns:wne="http://schemas.microsoft.com/office/word/2006/wordml" mc:Ignorable="w14 w15 w16se w16cid w16 w16cex w16sdtdh w16sdtfl w16du wp14">
   <w:p/>
 </w:ftr>
 </file>
 
 <file path=word/footer3.xml><?xml version="1.0" encoding="utf-8"?>
-<w:ftr xmlns:wpc="http://schemas.microsoft.com/office/word/2010/wordprocessingCanvas" xmlns:cx="http://schemas.microsoft.com/office/drawing/2014/chartex" xmlns:cx1="http://schemas.microsoft.com/office/drawing/2015/9/8/chartex" xmlns:cx2="http://schemas.microsoft.com/office/drawing/2015/10/21/chartex" xmlns:cx3="http://schemas.microsoft.com/office/drawing/2016/5/9/chartex" xmlns:cx4="http://schemas.microsoft.com/office/drawing/2016/5/10/chartex" xmlns:cx5="http://schemas.microsoft.com/office/drawing/2016/5/11/chartex" xmlns:cx6="http://schemas.microsoft.com/office/drawing/2016/5/12/chartex" xmlns:cx7="http://schemas.microsoft.com/office/drawing/2016/5/13/chartex" xmlns:cx8="http://schemas.microsoft.com/office/drawing/2016/5/14/chartex" xmlns:mc="http://schemas.openxmlformats.org/markup-compatibility/2006" xmlns:m="http://schemas.openxmlformats.org/officeDocument/2006/math" xmlns:aink="http://schemas.microsoft.com/office/drawing/2016/ink" xmlns:am3d="http://schemas.microsoft.com/office/drawing/2017/model3d" xmlns:oel="http://schemas.microsoft.com/office/2019/extlst" xmlns:r="http://schemas.openxmlformats.org/officeDocument/2006/relationships" xmlns:wp14="http://schemas.microsoft.com/office/word/2010/wordprocessingDrawing" xmlns:wp="http://schemas.openxmlformats.org/drawingml/2006/wordprocessingDrawing" xmlns:wpg="http://schemas.microsoft.com/office/word/2010/wordprocessingGroup" xmlns:wpi="http://schemas.microsoft.com/office/word/2010/wordprocessingInk" xmlns:wps="http://schemas.microsoft.com/office/word/2010/wordprocessingShape" xmlns:o="urn:schemas-microsoft-com:office:office" xmlns:v="urn:schemas-microsoft-com:vml" xmlns:w10="urn:schemas-microsoft-com:office:word" xmlns:w="http://schemas.openxmlformats.org/wordprocessingml/2006/main" xmlns:w14="http://schemas.microsoft.com/office/word/2010/wordml" xmlns:w15="http://schemas.microsoft.com/office/word/2012/wordml" xmlns:w16cex="http://schemas.microsoft.com/office/word/2018/wordml/cex" xmlns:w16cid="http://schemas.microsoft.com/office/word/2016/wordml/cid" xmlns:w16="http://schemas.microsoft.com/office/word/2018/wordml" xmlns:w16sdtdh="http://schemas.microsoft.com/office/word/2020/wordml/sdtdatahash" xmlns:w16sdtfl="http://schemas.microsoft.com/office/word/2024/wordml/sdtformatlock" xmlns:w16se="http://schemas.microsoft.com/office/word/2015/wordml/symex" xmlns:w16du="http://schemas.microsoft.com/office/word/2023/wordml/word16du" xmlns:wne="http://schemas.microsoft.com/office/word/2006/wordml" mc:Ignorable="w14 w15 w16se w16cid w16 w16cex w16sdtdh w16sdtfl w16du wp14">
+<w:ftr xmlns:wpc="http://schemas.microsoft.com/office/word/2010/wordprocessingCanvas" xmlns:cx="http://schemas.microsoft.com/office/drawing/2014/chartex" xmlns:cx1="http://schemas.microsoft.com/office/drawing/2015/9/8/chartex" xmlns:cx2="http://schemas.microsoft.com/office/drawing/2015/10/21/chartex" xmlns:cx3="http://schemas.microsoft.com/office/drawing/2016/5/9/chartex" xmlns:cx4="http://schemas.microsoft.com/office/drawing/2016/5/10/chartex" xmlns:cx5="http://schemas.microsoft.com/office/drawing/2016/5/11/chartex" xmlns:cx6="http://schemas.microsoft.com/office/drawing/2016/5/12/chartex" xmlns:cx7="http://schemas.microsoft.com/office/drawing/2016/5/13/chartex" xmlns:cx8="http://schemas.microsoft.com/office/drawing/2016/5/14/chartex" xmlns:mc="http://schemas.openxmlformats.org/markup-compatibility/2006" xmlns:m="http://schemas.openxmlformats.org/officeDocument/2006/math" xmlns:aink="http://schemas.microsoft.com/office/drawing/2016/ink" xmlns:am3d="http://schemas.microsoft.com/office/drawing/2017/model3d" xmlns:oel="http://schemas.microsoft.com/office/2019/extlst" xmlns:r="http://schemas.openxmlformats.org/officeDocument/2006/relationships" xmlns:wp14="http://schemas.microsoft.com/office/word/2010/wordprocessingDrawing" xmlns:wp="http://schemas.openxmlformats.org/drawingml/2006/wordprocessingDrawing" xmlns:wpg="http://schemas.microsoft.com/office/word/2010/wordprocessingGroup" xmlns:wpi="http://schemas.microsoft.com/office/word/2010/wordprocessingInk" xmlns:wps="http://schemas.microsoft.com/office/word/2010/wordprocessingShape" xmlns:o="urn:schemas-microsoft-com:office:office" xmlns:v="urn:schemas-microsoft-com:vml" xmlns:w10="urn:schemas-microsoft-com:office:word" xmlns:w="http://schemas.openxmlformats.org/wordprocessingml/2006/main" xmlns:w14="http://schemas.microsoft.com/office/word/2010/wordml" xmlns:w15="http://schemas.microsoft.com/office/word/2012/wordml" xmlns:w16cei="http://schemas.microsoft.com/office/word/2026/wordml/cei" xmlns:w16cex="http://schemas.microsoft.com/office/word/2018/wordml/cex" xmlns:w16cid="http://schemas.microsoft.com/office/word/2016/wordml/cid" xmlns:w16="http://schemas.microsoft.com/office/word/2018/wordml" xmlns:w16sdtdh="http://schemas.microsoft.com/office/word/2020/wordml/sdtdatahash" xmlns:w16sdtfl="http://schemas.microsoft.com/office/word/2024/wordml/sdtformatlock" xmlns:w16se="http://schemas.microsoft.com/office/word/2015/wordml/symex" xmlns:w16du="http://schemas.microsoft.com/office/word/2023/wordml/word16du" xmlns:wne="http://schemas.microsoft.com/office/word/2006/wordml" mc:Ignorable="w14 w15 w16se w16cid w16 w16cex w16sdtdh w16sdtfl w16du wp14">
   <w:p/>
 </w:ftr>
 </file>
 
 <file path=word/footnotes.xml><?xml version="1.0" encoding="utf-8"?>
-<w:footnotes xmlns:wpc="http://schemas.microsoft.com/office/word/2010/wordprocessingCanvas" xmlns:cx="http://schemas.microsoft.com/office/drawing/2014/chartex" xmlns:cx1="http://schemas.microsoft.com/office/drawing/2015/9/8/chartex" xmlns:cx2="http://schemas.microsoft.com/office/drawing/2015/10/21/chartex" xmlns:cx3="http://schemas.microsoft.com/office/drawing/2016/5/9/chartex" xmlns:cx4="http://schemas.microsoft.com/office/drawing/2016/5/10/chartex" xmlns:cx5="http://schemas.microsoft.com/office/drawing/2016/5/11/chartex" xmlns:cx6="http://schemas.microsoft.com/office/drawing/2016/5/12/chartex" xmlns:cx7="http://schemas.microsoft.com/office/drawing/2016/5/13/chartex" xmlns:cx8="http://schemas.microsoft.com/office/drawing/2016/5/14/chartex" xmlns:mc="http://schemas.openxmlformats.org/markup-compatibility/2006" xmlns:m="http://schemas.openxmlformats.org/officeDocument/2006/math" xmlns:aink="http://schemas.microsoft.com/office/drawing/2016/ink" xmlns:am3d="http://schemas.microsoft.com/office/drawing/2017/model3d" xmlns:oel="http://schemas.microsoft.com/office/2019/extlst" xmlns:r="http://schemas.openxmlformats.org/officeDocument/2006/relationships" xmlns:wp14="http://schemas.microsoft.com/office/word/2010/wordprocessingDrawing" xmlns:wp="http://schemas.openxmlformats.org/drawingml/2006/wordprocessingDrawing" xmlns:wpg="http://schemas.microsoft.com/office/word/2010/wordprocessingGroup" xmlns:wpi="http://schemas.microsoft.com/office/word/2010/wordprocessingInk" xmlns:wps="http://schemas.microsoft.com/office/word/2010/wordprocessingShape" xmlns:o="urn:schemas-microsoft-com:office:office" xmlns:v="urn:schemas-microsoft-com:vml" xmlns:w10="urn:schemas-microsoft-com:office:word" xmlns:w="http://schemas.openxmlformats.org/wordprocessingml/2006/main" xmlns:w14="http://schemas.microsoft.com/office/word/2010/wordml" xmlns:w15="http://schemas.microsoft.com/office/word/2012/wordml" xmlns:w16cex="http://schemas.microsoft.com/office/word/2018/wordml/cex" xmlns:w16cid="http://schemas.microsoft.com/office/word/2016/wordml/cid" xmlns:w16="http://schemas.microsoft.com/office/word/2018/wordml" xmlns:w16sdtdh="http://schemas.microsoft.com/office/word/2020/wordml/sdtdatahash" xmlns:w16sdtfl="http://schemas.microsoft.com/office/word/2024/wordml/sdtformatlock" xmlns:w16se="http://schemas.microsoft.com/office/word/2015/wordml/symex" xmlns:w16du="http://schemas.microsoft.com/office/word/2023/wordml/word16du" xmlns:wne="http://schemas.microsoft.com/office/word/2006/wordml" mc:Ignorable="w14 w15 w16se w16cid w16 w16cex w16sdtdh w16sdtfl w16du wp14">
+<w:footnotes xmlns:wpc="http://schemas.microsoft.com/office/word/2010/wordprocessingCanvas" xmlns:cx="http://schemas.microsoft.com/office/drawing/2014/chartex" xmlns:cx1="http://schemas.microsoft.com/office/drawing/2015/9/8/chartex" xmlns:cx2="http://schemas.microsoft.com/office/drawing/2015/10/21/chartex" xmlns:cx3="http://schemas.microsoft.com/office/drawing/2016/5/9/chartex" xmlns:cx4="http://schemas.microsoft.com/office/drawing/2016/5/10/chartex" xmlns:cx5="http://schemas.microsoft.com/office/drawing/2016/5/11/chartex" xmlns:cx6="http://schemas.microsoft.com/office/drawing/2016/5/12/chartex" xmlns:cx7="http://schemas.microsoft.com/office/drawing/2016/5/13/chartex" xmlns:cx8="http://schemas.microsoft.com/office/drawing/2016/5/14/chartex" xmlns:mc="http://schemas.openxmlformats.org/markup-compatibility/2006" xmlns:m="http://schemas.openxmlformats.org/officeDocument/2006/math" xmlns:aink="http://schemas.microsoft.com/office/drawing/2016/ink" xmlns:am3d="http://schemas.microsoft.com/office/drawing/2017/model3d" xmlns:oel="http://schemas.microsoft.com/office/2019/extlst" xmlns:r="http://schemas.openxmlformats.org/officeDocument/2006/relationships" xmlns:wp14="http://schemas.microsoft.com/office/word/2010/wordprocessingDrawing" xmlns:wp="http://schemas.openxmlformats.org/drawingml/2006/wordprocessingDrawing" xmlns:wpg="http://schemas.microsoft.com/office/word/2010/wordprocessingGroup" xmlns:wpi="http://schemas.microsoft.com/office/word/2010/wordprocessingInk" xmlns:wps="http://schemas.microsoft.com/office/word/2010/wordprocessingShape" xmlns:o="urn:schemas-microsoft-com:office:office" xmlns:v="urn:schemas-microsoft-com:vml" xmlns:w10="urn:schemas-microsoft-com:office:word" xmlns:w="http://schemas.openxmlformats.org/wordprocessingml/2006/main" xmlns:w14="http://schemas.microsoft.com/office/word/2010/wordml" xmlns:w15="http://schemas.microsoft.com/office/word/2012/wordml" xmlns:w16cei="http://schemas.microsoft.com/office/word/2026/wordml/cei" xmlns:w16cex="http://schemas.microsoft.com/office/word/2018/wordml/cex" xmlns:w16cid="http://schemas.microsoft.com/office/word/2016/wordml/cid" xmlns:w16="http://schemas.microsoft.com/office/word/2018/wordml" xmlns:w16sdtdh="http://schemas.microsoft.com/office/word/2020/wordml/sdtdatahash" xmlns:w16sdtfl="http://schemas.microsoft.com/office/word/2024/wordml/sdtformatlock" xmlns:w16se="http://schemas.microsoft.com/office/word/2015/wordml/symex" xmlns:w16du="http://schemas.microsoft.com/office/word/2023/wordml/word16du" xmlns:wne="http://schemas.microsoft.com/office/word/2006/wordml" mc:Ignorable="w14 w15 w16se w16cid w16 w16cex w16sdtdh w16sdtfl w16du wp14">
   <w:footnote w:type="separator" w:id="-1">
     <w:p>
       <w:pPr>
@@ -5563,25 +5426,25 @@
 </file>
 
 <file path=word/header1.xml><?xml version="1.0" encoding="utf-8"?>
-<w:hdr xmlns:wpc="http://schemas.microsoft.com/office/word/2010/wordprocessingCanvas" xmlns:cx="http://schemas.microsoft.com/office/drawing/2014/chartex" xmlns:cx1="http://schemas.microsoft.com/office/drawing/2015/9/8/chartex" xmlns:cx2="http://schemas.microsoft.com/office/drawing/2015/10/21/chartex" xmlns:cx3="http://schemas.microsoft.com/office/drawing/2016/5/9/chartex" xmlns:cx4="http://schemas.microsoft.com/office/drawing/2016/5/10/chartex" xmlns:cx5="http://schemas.microsoft.com/office/drawing/2016/5/11/chartex" xmlns:cx6="http://schemas.microsoft.com/office/drawing/2016/5/12/chartex" xmlns:cx7="http://schemas.microsoft.com/office/drawing/2016/5/13/chartex" xmlns:cx8="http://schemas.microsoft.com/office/drawing/2016/5/14/chartex" xmlns:mc="http://schemas.openxmlformats.org/markup-compatibility/2006" xmlns:m="http://schemas.openxmlformats.org/officeDocument/2006/math" xmlns:aink="http://schemas.microsoft.com/office/drawing/2016/ink" xmlns:am3d="http://schemas.microsoft.com/office/drawing/2017/model3d" xmlns:oel="http://schemas.microsoft.com/office/2019/extlst" xmlns:r="http://schemas.openxmlformats.org/officeDocument/2006/relationships" xmlns:wp14="http://schemas.microsoft.com/office/word/2010/wordprocessingDrawing" xmlns:wp="http://schemas.openxmlformats.org/drawingml/2006/wordprocessingDrawing" xmlns:wpg="http://schemas.microsoft.com/office/word/2010/wordprocessingGroup" xmlns:wpi="http://schemas.microsoft.com/office/word/2010/wordprocessingInk" xmlns:wps="http://schemas.microsoft.com/office/word/2010/wordprocessingShape" xmlns:o="urn:schemas-microsoft-com:office:office" xmlns:v="urn:schemas-microsoft-com:vml" xmlns:w10="urn:schemas-microsoft-com:office:word" xmlns:w="http://schemas.openxmlformats.org/wordprocessingml/2006/main" xmlns:w14="http://schemas.microsoft.com/office/word/2010/wordml" xmlns:w15="http://schemas.microsoft.com/office/word/2012/wordml" xmlns:w16cex="http://schemas.microsoft.com/office/word/2018/wordml/cex" xmlns:w16cid="http://schemas.microsoft.com/office/word/2016/wordml/cid" xmlns:w16="http://schemas.microsoft.com/office/word/2018/wordml" xmlns:w16sdtdh="http://schemas.microsoft.com/office/word/2020/wordml/sdtdatahash" xmlns:w16sdtfl="http://schemas.microsoft.com/office/word/2024/wordml/sdtformatlock" xmlns:w16se="http://schemas.microsoft.com/office/word/2015/wordml/symex" xmlns:w16du="http://schemas.microsoft.com/office/word/2023/wordml/word16du" xmlns:wne="http://schemas.microsoft.com/office/word/2006/wordml" mc:Ignorable="w14 w15 w16se w16cid w16 w16cex w16sdtdh w16sdtfl w16du wp14">
+<w:hdr xmlns:wpc="http://schemas.microsoft.com/office/word/2010/wordprocessingCanvas" xmlns:cx="http://schemas.microsoft.com/office/drawing/2014/chartex" xmlns:cx1="http://schemas.microsoft.com/office/drawing/2015/9/8/chartex" xmlns:cx2="http://schemas.microsoft.com/office/drawing/2015/10/21/chartex" xmlns:cx3="http://schemas.microsoft.com/office/drawing/2016/5/9/chartex" xmlns:cx4="http://schemas.microsoft.com/office/drawing/2016/5/10/chartex" xmlns:cx5="http://schemas.microsoft.com/office/drawing/2016/5/11/chartex" xmlns:cx6="http://schemas.microsoft.com/office/drawing/2016/5/12/chartex" xmlns:cx7="http://schemas.microsoft.com/office/drawing/2016/5/13/chartex" xmlns:cx8="http://schemas.microsoft.com/office/drawing/2016/5/14/chartex" xmlns:mc="http://schemas.openxmlformats.org/markup-compatibility/2006" xmlns:m="http://schemas.openxmlformats.org/officeDocument/2006/math" xmlns:aink="http://schemas.microsoft.com/office/drawing/2016/ink" xmlns:am3d="http://schemas.microsoft.com/office/drawing/2017/model3d" xmlns:oel="http://schemas.microsoft.com/office/2019/extlst" xmlns:r="http://schemas.openxmlformats.org/officeDocument/2006/relationships" xmlns:wp14="http://schemas.microsoft.com/office/word/2010/wordprocessingDrawing" xmlns:wp="http://schemas.openxmlformats.org/drawingml/2006/wordprocessingDrawing" xmlns:wpg="http://schemas.microsoft.com/office/word/2010/wordprocessingGroup" xmlns:wpi="http://schemas.microsoft.com/office/word/2010/wordprocessingInk" xmlns:wps="http://schemas.microsoft.com/office/word/2010/wordprocessingShape" xmlns:o="urn:schemas-microsoft-com:office:office" xmlns:v="urn:schemas-microsoft-com:vml" xmlns:w10="urn:schemas-microsoft-com:office:word" xmlns:w="http://schemas.openxmlformats.org/wordprocessingml/2006/main" xmlns:w14="http://schemas.microsoft.com/office/word/2010/wordml" xmlns:w15="http://schemas.microsoft.com/office/word/2012/wordml" xmlns:w16cei="http://schemas.microsoft.com/office/word/2026/wordml/cei" xmlns:w16cex="http://schemas.microsoft.com/office/word/2018/wordml/cex" xmlns:w16cid="http://schemas.microsoft.com/office/word/2016/wordml/cid" xmlns:w16="http://schemas.microsoft.com/office/word/2018/wordml" xmlns:w16sdtdh="http://schemas.microsoft.com/office/word/2020/wordml/sdtdatahash" xmlns:w16sdtfl="http://schemas.microsoft.com/office/word/2024/wordml/sdtformatlock" xmlns:w16se="http://schemas.microsoft.com/office/word/2015/wordml/symex" xmlns:w16du="http://schemas.microsoft.com/office/word/2023/wordml/word16du" xmlns:wne="http://schemas.microsoft.com/office/word/2006/wordml" mc:Ignorable="w14 w15 w16se w16cid w16 w16cex w16sdtdh w16sdtfl w16du wp14">
   <w:p/>
 </w:hdr>
 </file>
 
 <file path=word/header2.xml><?xml version="1.0" encoding="utf-8"?>
-<w:hdr xmlns:wpc="http://schemas.microsoft.com/office/word/2010/wordprocessingCanvas" xmlns:cx="http://schemas.microsoft.com/office/drawing/2014/chartex" xmlns:cx1="http://schemas.microsoft.com/office/drawing/2015/9/8/chartex" xmlns:cx2="http://schemas.microsoft.com/office/drawing/2015/10/21/chartex" xmlns:cx3="http://schemas.microsoft.com/office/drawing/2016/5/9/chartex" xmlns:cx4="http://schemas.microsoft.com/office/drawing/2016/5/10/chartex" xmlns:cx5="http://schemas.microsoft.com/office/drawing/2016/5/11/chartex" xmlns:cx6="http://schemas.microsoft.com/office/drawing/2016/5/12/chartex" xmlns:cx7="http://schemas.microsoft.com/office/drawing/2016/5/13/chartex" xmlns:cx8="http://schemas.microsoft.com/office/drawing/2016/5/14/chartex" xmlns:mc="http://schemas.openxmlformats.org/markup-compatibility/2006" xmlns:m="http://schemas.openxmlformats.org/officeDocument/2006/math" xmlns:aink="http://schemas.microsoft.com/office/drawing/2016/ink" xmlns:am3d="http://schemas.microsoft.com/office/drawing/2017/model3d" xmlns:oel="http://schemas.microsoft.com/office/2019/extlst" xmlns:r="http://schemas.openxmlformats.org/officeDocument/2006/relationships" xmlns:wp14="http://schemas.microsoft.com/office/word/2010/wordprocessingDrawing" xmlns:wp="http://schemas.openxmlformats.org/drawingml/2006/wordprocessingDrawing" xmlns:wpg="http://schemas.microsoft.com/office/word/2010/wordprocessingGroup" xmlns:wpi="http://schemas.microsoft.com/office/word/2010/wordprocessingInk" xmlns:wps="http://schemas.microsoft.com/office/word/2010/wordprocessingShape" xmlns:o="urn:schemas-microsoft-com:office:office" xmlns:v="urn:schemas-microsoft-com:vml" xmlns:w10="urn:schemas-microsoft-com:office:word" xmlns:w="http://schemas.openxmlformats.org/wordprocessingml/2006/main" xmlns:w14="http://schemas.microsoft.com/office/word/2010/wordml" xmlns:w15="http://schemas.microsoft.com/office/word/2012/wordml" xmlns:w16cex="http://schemas.microsoft.com/office/word/2018/wordml/cex" xmlns:w16cid="http://schemas.microsoft.com/office/word/2016/wordml/cid" xmlns:w16="http://schemas.microsoft.com/office/word/2018/wordml" xmlns:w16sdtdh="http://schemas.microsoft.com/office/word/2020/wordml/sdtdatahash" xmlns:w16sdtfl="http://schemas.microsoft.com/office/word/2024/wordml/sdtformatlock" xmlns:w16se="http://schemas.microsoft.com/office/word/2015/wordml/symex" xmlns:w16du="http://schemas.microsoft.com/office/word/2023/wordml/word16du" xmlns:wne="http://schemas.microsoft.com/office/word/2006/wordml" mc:Ignorable="w14 w15 w16se w16cid w16 w16cex w16sdtdh w16sdtfl w16du wp14">
+<w:hdr xmlns:wpc="http://schemas.microsoft.com/office/word/2010/wordprocessingCanvas" xmlns:cx="http://schemas.microsoft.com/office/drawing/2014/chartex" xmlns:cx1="http://schemas.microsoft.com/office/drawing/2015/9/8/chartex" xmlns:cx2="http://schemas.microsoft.com/office/drawing/2015/10/21/chartex" xmlns:cx3="http://schemas.microsoft.com/office/drawing/2016/5/9/chartex" xmlns:cx4="http://schemas.microsoft.com/office/drawing/2016/5/10/chartex" xmlns:cx5="http://schemas.microsoft.com/office/drawing/2016/5/11/chartex" xmlns:cx6="http://schemas.microsoft.com/office/drawing/2016/5/12/chartex" xmlns:cx7="http://schemas.microsoft.com/office/drawing/2016/5/13/chartex" xmlns:cx8="http://schemas.microsoft.com/office/drawing/2016/5/14/chartex" xmlns:mc="http://schemas.openxmlformats.org/markup-compatibility/2006" xmlns:m="http://schemas.openxmlformats.org/officeDocument/2006/math" xmlns:aink="http://schemas.microsoft.com/office/drawing/2016/ink" xmlns:am3d="http://schemas.microsoft.com/office/drawing/2017/model3d" xmlns:oel="http://schemas.microsoft.com/office/2019/extlst" xmlns:r="http://schemas.openxmlformats.org/officeDocument/2006/relationships" xmlns:wp14="http://schemas.microsoft.com/office/word/2010/wordprocessingDrawing" xmlns:wp="http://schemas.openxmlformats.org/drawingml/2006/wordprocessingDrawing" xmlns:wpg="http://schemas.microsoft.com/office/word/2010/wordprocessingGroup" xmlns:wpi="http://schemas.microsoft.com/office/word/2010/wordprocessingInk" xmlns:wps="http://schemas.microsoft.com/office/word/2010/wordprocessingShape" xmlns:o="urn:schemas-microsoft-com:office:office" xmlns:v="urn:schemas-microsoft-com:vml" xmlns:w10="urn:schemas-microsoft-com:office:word" xmlns:w="http://schemas.openxmlformats.org/wordprocessingml/2006/main" xmlns:w14="http://schemas.microsoft.com/office/word/2010/wordml" xmlns:w15="http://schemas.microsoft.com/office/word/2012/wordml" xmlns:w16cei="http://schemas.microsoft.com/office/word/2026/wordml/cei" xmlns:w16cex="http://schemas.microsoft.com/office/word/2018/wordml/cex" xmlns:w16cid="http://schemas.microsoft.com/office/word/2016/wordml/cid" xmlns:w16="http://schemas.microsoft.com/office/word/2018/wordml" xmlns:w16sdtdh="http://schemas.microsoft.com/office/word/2020/wordml/sdtdatahash" xmlns:w16sdtfl="http://schemas.microsoft.com/office/word/2024/wordml/sdtformatlock" xmlns:w16se="http://schemas.microsoft.com/office/word/2015/wordml/symex" xmlns:w16du="http://schemas.microsoft.com/office/word/2023/wordml/word16du" xmlns:wne="http://schemas.microsoft.com/office/word/2006/wordml" mc:Ignorable="w14 w15 w16se w16cid w16 w16cex w16sdtdh w16sdtfl w16du wp14">
   <w:p/>
 </w:hdr>
 </file>
 
 <file path=word/header3.xml><?xml version="1.0" encoding="utf-8"?>
-<w:hdr xmlns:wpc="http://schemas.microsoft.com/office/word/2010/wordprocessingCanvas" xmlns:cx="http://schemas.microsoft.com/office/drawing/2014/chartex" xmlns:cx1="http://schemas.microsoft.com/office/drawing/2015/9/8/chartex" xmlns:cx2="http://schemas.microsoft.com/office/drawing/2015/10/21/chartex" xmlns:cx3="http://schemas.microsoft.com/office/drawing/2016/5/9/chartex" xmlns:cx4="http://schemas.microsoft.com/office/drawing/2016/5/10/chartex" xmlns:cx5="http://schemas.microsoft.com/office/drawing/2016/5/11/chartex" xmlns:cx6="http://schemas.microsoft.com/office/drawing/2016/5/12/chartex" xmlns:cx7="http://schemas.microsoft.com/office/drawing/2016/5/13/chartex" xmlns:cx8="http://schemas.microsoft.com/office/drawing/2016/5/14/chartex" xmlns:mc="http://schemas.openxmlformats.org/markup-compatibility/2006" xmlns:m="http://schemas.openxmlformats.org/officeDocument/2006/math" xmlns:aink="http://schemas.microsoft.com/office/drawing/2016/ink" xmlns:am3d="http://schemas.microsoft.com/office/drawing/2017/model3d" xmlns:oel="http://schemas.microsoft.com/office/2019/extlst" xmlns:r="http://schemas.openxmlformats.org/officeDocument/2006/relationships" xmlns:wp14="http://schemas.microsoft.com/office/word/2010/wordprocessingDrawing" xmlns:wp="http://schemas.openxmlformats.org/drawingml/2006/wordprocessingDrawing" xmlns:wpg="http://schemas.microsoft.com/office/word/2010/wordprocessingGroup" xmlns:wpi="http://schemas.microsoft.com/office/word/2010/wordprocessingInk" xmlns:wps="http://schemas.microsoft.com/office/word/2010/wordprocessingShape" xmlns:o="urn:schemas-microsoft-com:office:office" xmlns:v="urn:schemas-microsoft-com:vml" xmlns:w10="urn:schemas-microsoft-com:office:word" xmlns:w="http://schemas.openxmlformats.org/wordprocessingml/2006/main" xmlns:w14="http://schemas.microsoft.com/office/word/2010/wordml" xmlns:w15="http://schemas.microsoft.com/office/word/2012/wordml" xmlns:w16cex="http://schemas.microsoft.com/office/word/2018/wordml/cex" xmlns:w16cid="http://schemas.microsoft.com/office/word/2016/wordml/cid" xmlns:w16="http://schemas.microsoft.com/office/word/2018/wordml" xmlns:w16sdtdh="http://schemas.microsoft.com/office/word/2020/wordml/sdtdatahash" xmlns:w16sdtfl="http://schemas.microsoft.com/office/word/2024/wordml/sdtformatlock" xmlns:w16se="http://schemas.microsoft.com/office/word/2015/wordml/symex" xmlns:w16du="http://schemas.microsoft.com/office/word/2023/wordml/word16du" xmlns:wne="http://schemas.microsoft.com/office/word/2006/wordml" mc:Ignorable="w14 w15 w16se w16cid w16 w16cex w16sdtdh w16sdtfl w16du wp14">
+<w:hdr xmlns:wpc="http://schemas.microsoft.com/office/word/2010/wordprocessingCanvas" xmlns:cx="http://schemas.microsoft.com/office/drawing/2014/chartex" xmlns:cx1="http://schemas.microsoft.com/office/drawing/2015/9/8/chartex" xmlns:cx2="http://schemas.microsoft.com/office/drawing/2015/10/21/chartex" xmlns:cx3="http://schemas.microsoft.com/office/drawing/2016/5/9/chartex" xmlns:cx4="http://schemas.microsoft.com/office/drawing/2016/5/10/chartex" xmlns:cx5="http://schemas.microsoft.com/office/drawing/2016/5/11/chartex" xmlns:cx6="http://schemas.microsoft.com/office/drawing/2016/5/12/chartex" xmlns:cx7="http://schemas.microsoft.com/office/drawing/2016/5/13/chartex" xmlns:cx8="http://schemas.microsoft.com/office/drawing/2016/5/14/chartex" xmlns:mc="http://schemas.openxmlformats.org/markup-compatibility/2006" xmlns:m="http://schemas.openxmlformats.org/officeDocument/2006/math" xmlns:aink="http://schemas.microsoft.com/office/drawing/2016/ink" xmlns:am3d="http://schemas.microsoft.com/office/drawing/2017/model3d" xmlns:oel="http://schemas.microsoft.com/office/2019/extlst" xmlns:r="http://schemas.openxmlformats.org/officeDocument/2006/relationships" xmlns:wp14="http://schemas.microsoft.com/office/word/2010/wordprocessingDrawing" xmlns:wp="http://schemas.openxmlformats.org/drawingml/2006/wordprocessingDrawing" xmlns:wpg="http://schemas.microsoft.com/office/word/2010/wordprocessingGroup" xmlns:wpi="http://schemas.microsoft.com/office/word/2010/wordprocessingInk" xmlns:wps="http://schemas.microsoft.com/office/word/2010/wordprocessingShape" xmlns:o="urn:schemas-microsoft-com:office:office" xmlns:v="urn:schemas-microsoft-com:vml" xmlns:w10="urn:schemas-microsoft-com:office:word" xmlns:w="http://schemas.openxmlformats.org/wordprocessingml/2006/main" xmlns:w14="http://schemas.microsoft.com/office/word/2010/wordml" xmlns:w15="http://schemas.microsoft.com/office/word/2012/wordml" xmlns:w16cei="http://schemas.microsoft.com/office/word/2026/wordml/cei" xmlns:w16cex="http://schemas.microsoft.com/office/word/2018/wordml/cex" xmlns:w16cid="http://schemas.microsoft.com/office/word/2016/wordml/cid" xmlns:w16="http://schemas.microsoft.com/office/word/2018/wordml" xmlns:w16sdtdh="http://schemas.microsoft.com/office/word/2020/wordml/sdtdatahash" xmlns:w16sdtfl="http://schemas.microsoft.com/office/word/2024/wordml/sdtformatlock" xmlns:w16se="http://schemas.microsoft.com/office/word/2015/wordml/symex" xmlns:w16du="http://schemas.microsoft.com/office/word/2023/wordml/word16du" xmlns:wne="http://schemas.microsoft.com/office/word/2006/wordml" mc:Ignorable="w14 w15 w16se w16cid w16 w16cex w16sdtdh w16sdtfl w16du wp14">
   <w:p/>
 </w:hdr>
 </file>
 
 <file path=word/numbering.xml><?xml version="1.0" encoding="utf-8"?>
-<w:numbering xmlns:wpc="http://schemas.microsoft.com/office/word/2010/wordprocessingCanvas" xmlns:cx="http://schemas.microsoft.com/office/drawing/2014/chartex" xmlns:cx1="http://schemas.microsoft.com/office/drawing/2015/9/8/chartex" xmlns:cx2="http://schemas.microsoft.com/office/drawing/2015/10/21/chartex" xmlns:cx3="http://schemas.microsoft.com/office/drawing/2016/5/9/chartex" xmlns:cx4="http://schemas.microsoft.com/office/drawing/2016/5/10/chartex" xmlns:cx5="http://schemas.microsoft.com/office/drawing/2016/5/11/chartex" xmlns:cx6="http://schemas.microsoft.com/office/drawing/2016/5/12/chartex" xmlns:cx7="http://schemas.microsoft.com/office/drawing/2016/5/13/chartex" xmlns:cx8="http://schemas.microsoft.com/office/drawing/2016/5/14/chartex" xmlns:mc="http://schemas.openxmlformats.org/markup-compatibility/2006" xmlns:m="http://schemas.openxmlformats.org/officeDocument/2006/math" xmlns:aink="http://schemas.microsoft.com/office/drawing/2016/ink" xmlns:am3d="http://schemas.microsoft.com/office/drawing/2017/model3d" xmlns:oel="http://schemas.microsoft.com/office/2019/extlst" xmlns:r="http://schemas.openxmlformats.org/officeDocument/2006/relationships" xmlns:wp14="http://schemas.microsoft.com/office/word/2010/wordprocessingDrawing" xmlns:wp="http://schemas.openxmlformats.org/drawingml/2006/wordprocessingDrawing" xmlns:wpg="http://schemas.microsoft.com/office/word/2010/wordprocessingGroup" xmlns:wpi="http://schemas.microsoft.com/office/word/2010/wordprocessingInk" xmlns:wps="http://schemas.microsoft.com/office/word/2010/wordprocessingShape" xmlns:o="urn:schemas-microsoft-com:office:office" xmlns:v="urn:schemas-microsoft-com:vml" xmlns:w10="urn:schemas-microsoft-com:office:word" xmlns:w="http://schemas.openxmlformats.org/wordprocessingml/2006/main" xmlns:w14="http://schemas.microsoft.com/office/word/2010/wordml" xmlns:w15="http://schemas.microsoft.com/office/word/2012/wordml" xmlns:w16cex="http://schemas.microsoft.com/office/word/2018/wordml/cex" xmlns:w16cid="http://schemas.microsoft.com/office/word/2016/wordml/cid" xmlns:w16="http://schemas.microsoft.com/office/word/2018/wordml" xmlns:w16sdtdh="http://schemas.microsoft.com/office/word/2020/wordml/sdtdatahash" xmlns:w16sdtfl="http://schemas.microsoft.com/office/word/2024/wordml/sdtformatlock" xmlns:w16se="http://schemas.microsoft.com/office/word/2015/wordml/symex" xmlns:w16du="http://schemas.microsoft.com/office/word/2023/wordml/word16du" xmlns:wne="http://schemas.microsoft.com/office/word/2006/wordml" mc:Ignorable="w14 w15 w16se w16cid w16 w16cex w16sdtdh w16sdtfl w16du wp14">
+<w:numbering xmlns:wpc="http://schemas.microsoft.com/office/word/2010/wordprocessingCanvas" xmlns:cx="http://schemas.microsoft.com/office/drawing/2014/chartex" xmlns:cx1="http://schemas.microsoft.com/office/drawing/2015/9/8/chartex" xmlns:cx2="http://schemas.microsoft.com/office/drawing/2015/10/21/chartex" xmlns:cx3="http://schemas.microsoft.com/office/drawing/2016/5/9/chartex" xmlns:cx4="http://schemas.microsoft.com/office/drawing/2016/5/10/chartex" xmlns:cx5="http://schemas.microsoft.com/office/drawing/2016/5/11/chartex" xmlns:cx6="http://schemas.microsoft.com/office/drawing/2016/5/12/chartex" xmlns:cx7="http://schemas.microsoft.com/office/drawing/2016/5/13/chartex" xmlns:cx8="http://schemas.microsoft.com/office/drawing/2016/5/14/chartex" xmlns:mc="http://schemas.openxmlformats.org/markup-compatibility/2006" xmlns:m="http://schemas.openxmlformats.org/officeDocument/2006/math" xmlns:aink="http://schemas.microsoft.com/office/drawing/2016/ink" xmlns:am3d="http://schemas.microsoft.com/office/drawing/2017/model3d" xmlns:oel="http://schemas.microsoft.com/office/2019/extlst" xmlns:r="http://schemas.openxmlformats.org/officeDocument/2006/relationships" xmlns:wp14="http://schemas.microsoft.com/office/word/2010/wordprocessingDrawing" xmlns:wp="http://schemas.openxmlformats.org/drawingml/2006/wordprocessingDrawing" xmlns:wpg="http://schemas.microsoft.com/office/word/2010/wordprocessingGroup" xmlns:wpi="http://schemas.microsoft.com/office/word/2010/wordprocessingInk" xmlns:wps="http://schemas.microsoft.com/office/word/2010/wordprocessingShape" xmlns:o="urn:schemas-microsoft-com:office:office" xmlns:v="urn:schemas-microsoft-com:vml" xmlns:w10="urn:schemas-microsoft-com:office:word" xmlns:w="http://schemas.openxmlformats.org/wordprocessingml/2006/main" xmlns:w14="http://schemas.microsoft.com/office/word/2010/wordml" xmlns:w15="http://schemas.microsoft.com/office/word/2012/wordml" xmlns:w16cei="http://schemas.microsoft.com/office/word/2026/wordml/cei" xmlns:w16cex="http://schemas.microsoft.com/office/word/2018/wordml/cex" xmlns:w16cid="http://schemas.microsoft.com/office/word/2016/wordml/cid" xmlns:w16="http://schemas.microsoft.com/office/word/2018/wordml" xmlns:w16sdtdh="http://schemas.microsoft.com/office/word/2020/wordml/sdtdatahash" xmlns:w16sdtfl="http://schemas.microsoft.com/office/word/2024/wordml/sdtformatlock" xmlns:w16se="http://schemas.microsoft.com/office/word/2015/wordml/symex" xmlns:w16du="http://schemas.microsoft.com/office/word/2023/wordml/word16du" xmlns:wne="http://schemas.microsoft.com/office/word/2006/wordml" mc:Ignorable="w14 w15 w16se w16cid w16 w16cex w16sdtdh w16sdtfl w16du wp14">
   <w:abstractNum w:abstractNumId="0" w15:restartNumberingAfterBreak="0">
     <w:nsid w:val="016E152F"/>
     <w:multiLevelType w:val="multilevel"/>
@@ -7492,7 +7355,7 @@
 </file>
 
 <file path=word/people.xml><?xml version="1.0" encoding="utf-8"?>
-<w15:people xmlns:wpc="http://schemas.microsoft.com/office/word/2010/wordprocessingCanvas" xmlns:cx="http://schemas.microsoft.com/office/drawing/2014/chartex" xmlns:cx1="http://schemas.microsoft.com/office/drawing/2015/9/8/chartex" xmlns:cx2="http://schemas.microsoft.com/office/drawing/2015/10/21/chartex" xmlns:cx3="http://schemas.microsoft.com/office/drawing/2016/5/9/chartex" xmlns:cx4="http://schemas.microsoft.com/office/drawing/2016/5/10/chartex" xmlns:cx5="http://schemas.microsoft.com/office/drawing/2016/5/11/chartex" xmlns:cx6="http://schemas.microsoft.com/office/drawing/2016/5/12/chartex" xmlns:cx7="http://schemas.microsoft.com/office/drawing/2016/5/13/chartex" xmlns:cx8="http://schemas.microsoft.com/office/drawing/2016/5/14/chartex" xmlns:mc="http://schemas.openxmlformats.org/markup-compatibility/2006" xmlns:m="http://schemas.openxmlformats.org/officeDocument/2006/math" xmlns:aink="http://schemas.microsoft.com/office/drawing/2016/ink" xmlns:am3d="http://schemas.microsoft.com/office/drawing/2017/model3d" xmlns:oel="http://schemas.microsoft.com/office/2019/extlst" xmlns:r="http://schemas.openxmlformats.org/officeDocument/2006/relationships" xmlns:wp14="http://schemas.microsoft.com/office/word/2010/wordprocessingDrawing" xmlns:wp="http://schemas.openxmlformats.org/drawingml/2006/wordprocessingDrawing" xmlns:wpg="http://schemas.microsoft.com/office/word/2010/wordprocessingGroup" xmlns:wpi="http://schemas.microsoft.com/office/word/2010/wordprocessingInk" xmlns:wps="http://schemas.microsoft.com/office/word/2010/wordprocessingShape" xmlns:o="urn:schemas-microsoft-com:office:office" xmlns:v="urn:schemas-microsoft-com:vml" xmlns:w10="urn:schemas-microsoft-com:office:word" xmlns:w="http://schemas.openxmlformats.org/wordprocessingml/2006/main" xmlns:w14="http://schemas.microsoft.com/office/word/2010/wordml" xmlns:w15="http://schemas.microsoft.com/office/word/2012/wordml" xmlns:w16cex="http://schemas.microsoft.com/office/word/2018/wordml/cex" xmlns:w16cid="http://schemas.microsoft.com/office/word/2016/wordml/cid" xmlns:w16="http://schemas.microsoft.com/office/word/2018/wordml" xmlns:w16sdtdh="http://schemas.microsoft.com/office/word/2020/wordml/sdtdatahash" xmlns:w16sdtfl="http://schemas.microsoft.com/office/word/2024/wordml/sdtformatlock" xmlns:w16se="http://schemas.microsoft.com/office/word/2015/wordml/symex" xmlns:w16du="http://schemas.microsoft.com/office/word/2023/wordml/word16du" xmlns:wne="http://schemas.microsoft.com/office/word/2006/wordml" mc:Ignorable="w14 w15 w16se w16cid w16 w16cex w16sdtdh w16sdtfl w16du wp14">
+<w15:people xmlns:wpc="http://schemas.microsoft.com/office/word/2010/wordprocessingCanvas" xmlns:cx="http://schemas.microsoft.com/office/drawing/2014/chartex" xmlns:cx1="http://schemas.microsoft.com/office/drawing/2015/9/8/chartex" xmlns:cx2="http://schemas.microsoft.com/office/drawing/2015/10/21/chartex" xmlns:cx3="http://schemas.microsoft.com/office/drawing/2016/5/9/chartex" xmlns:cx4="http://schemas.microsoft.com/office/drawing/2016/5/10/chartex" xmlns:cx5="http://schemas.microsoft.com/office/drawing/2016/5/11/chartex" xmlns:cx6="http://schemas.microsoft.com/office/drawing/2016/5/12/chartex" xmlns:cx7="http://schemas.microsoft.com/office/drawing/2016/5/13/chartex" xmlns:cx8="http://schemas.microsoft.com/office/drawing/2016/5/14/chartex" xmlns:mc="http://schemas.openxmlformats.org/markup-compatibility/2006" xmlns:m="http://schemas.openxmlformats.org/officeDocument/2006/math" xmlns:aink="http://schemas.microsoft.com/office/drawing/2016/ink" xmlns:am3d="http://schemas.microsoft.com/office/drawing/2017/model3d" xmlns:oel="http://schemas.microsoft.com/office/2019/extlst" xmlns:r="http://schemas.openxmlformats.org/officeDocument/2006/relationships" xmlns:wp14="http://schemas.microsoft.com/office/word/2010/wordprocessingDrawing" xmlns:wp="http://schemas.openxmlformats.org/drawingml/2006/wordprocessingDrawing" xmlns:wpg="http://schemas.microsoft.com/office/word/2010/wordprocessingGroup" xmlns:wpi="http://schemas.microsoft.com/office/word/2010/wordprocessingInk" xmlns:wps="http://schemas.microsoft.com/office/word/2010/wordprocessingShape" xmlns:o="urn:schemas-microsoft-com:office:office" xmlns:v="urn:schemas-microsoft-com:vml" xmlns:w10="urn:schemas-microsoft-com:office:word" xmlns:w="http://schemas.openxmlformats.org/wordprocessingml/2006/main" xmlns:w14="http://schemas.microsoft.com/office/word/2010/wordml" xmlns:w15="http://schemas.microsoft.com/office/word/2012/wordml" xmlns:w16cei="http://schemas.microsoft.com/office/word/2026/wordml/cei" xmlns:w16cex="http://schemas.microsoft.com/office/word/2018/wordml/cex" xmlns:w16cid="http://schemas.microsoft.com/office/word/2016/wordml/cid" xmlns:w16="http://schemas.microsoft.com/office/word/2018/wordml" xmlns:w16sdtdh="http://schemas.microsoft.com/office/word/2020/wordml/sdtdatahash" xmlns:w16sdtfl="http://schemas.microsoft.com/office/word/2024/wordml/sdtformatlock" xmlns:w16se="http://schemas.microsoft.com/office/word/2015/wordml/symex" xmlns:w16du="http://schemas.microsoft.com/office/word/2023/wordml/word16du" xmlns:wne="http://schemas.microsoft.com/office/word/2006/wordml" mc:Ignorable="w14 w15 w16se w16cid w16 w16cex w16sdtdh w16sdtfl w16du wp14">
   <w15:person w15:author="Marcelo Noël">
     <w15:presenceInfo w15:providerId="None" w15:userId="Marcelo Noël"/>
   </w15:person>
